--- a/docs/SRS.docx
+++ b/docs/SRS.docx
@@ -13,6 +13,7 @@
       </w:pPr>
       <w:r>
         <w:rPr>
+          <w:rFonts w:cs="Calibri"/>
           <w:b/>
           <w:color w:val="1E4D8C"/>
           <w:sz w:val="56"/>
@@ -27,6 +28,7 @@
       </w:pPr>
       <w:r>
         <w:rPr>
+          <w:rFonts w:cs="Calibri"/>
           <w:color w:val="4A7C9B"/>
           <w:sz w:val="32"/>
         </w:rPr>
@@ -40,6 +42,7 @@
       </w:pPr>
       <w:r>
         <w:rPr>
+          <w:rFonts w:cs="Calibri"/>
           <w:b/>
           <w:sz w:val="44"/>
         </w:rPr>
@@ -52,10 +55,11 @@
       </w:pPr>
       <w:r>
         <w:rPr>
+          <w:rFonts w:cs="Calibri"/>
           <w:color w:val="4A4A5A"/>
           <w:sz w:val="24"/>
         </w:rPr>
-        <w:t>Version 2.0</w:t>
+        <w:t>Version 3.0</w:t>
       </w:r>
     </w:p>
     <w:p>
@@ -70,6 +74,7 @@
       </w:pPr>
       <w:r>
         <w:rPr>
+          <w:rFonts w:cs="Calibri"/>
           <w:color w:val="4A4A5A"/>
         </w:rPr>
         <w:t xml:space="preserve">Prepared by </w:t>
@@ -77,6 +82,7 @@
       <w:proofErr w:type="spellStart"/>
       <w:r>
         <w:rPr>
+          <w:rFonts w:cs="Calibri"/>
           <w:color w:val="4A4A5A"/>
         </w:rPr>
         <w:t>Enov</w:t>
@@ -84,6 +90,7 @@
       <w:proofErr w:type="spellEnd"/>
       <w:r>
         <w:rPr>
+          <w:rFonts w:cs="Calibri"/>
           <w:color w:val="4A4A5A"/>
         </w:rPr>
         <w:t xml:space="preserve"> Wayoi</w:t>
@@ -96,6 +103,7 @@
       </w:pPr>
       <w:r>
         <w:rPr>
+          <w:rFonts w:cs="Calibri"/>
           <w:color w:val="4A4A5A"/>
         </w:rPr>
         <w:t>Johnson and Wales University</w:t>
@@ -107,9 +115,17 @@
       </w:pPr>
       <w:r>
         <w:rPr>
+          <w:rFonts w:cs="Calibri"/>
           <w:color w:val="4A4A5A"/>
         </w:rPr>
-        <w:t>March 2026</w:t>
+        <w:t>April</w:t>
+      </w:r>
+      <w:r>
+        <w:rPr>
+          <w:rFonts w:cs="Calibri"/>
+          <w:color w:val="4A4A5A"/>
+        </w:rPr>
+        <w:t xml:space="preserve"> 2026</w:t>
       </w:r>
     </w:p>
     <w:p>
@@ -128,6 +144,9 @@
       </w:pPr>
       <w:bookmarkStart w:id="0" w:name="_Toc223731931"/>
       <w:r>
+        <w:rPr>
+          <w:rFonts w:cs="Calibri"/>
+        </w:rPr>
         <w:lastRenderedPageBreak/>
         <w:t>Table of Contents</w:t>
       </w:r>
@@ -136,6 +155,7 @@
     <w:p>
       <w:r>
         <w:rPr>
+          <w:rFonts w:cs="Calibri"/>
           <w:color w:val="8A8A9A"/>
           <w:sz w:val="18"/>
         </w:rPr>
@@ -166,7 +186,10 @@
         <w:r>
           <w:rPr>
             <w:rStyle w:val="Hyperlink"/>
-            <w:noProof/>
+            <w:rFonts w:cs="Calibri"/>
+            <w:noProof/>
+            <w:color w:val="467886"/>
+            <w:sz w:val="24"/>
           </w:rPr>
           <w:t>Table of Contents</w:t>
         </w:r>
@@ -235,7 +258,10 @@
         <w:r>
           <w:rPr>
             <w:rStyle w:val="Hyperlink"/>
-            <w:noProof/>
+            <w:rFonts w:cs="Calibri"/>
+            <w:noProof/>
+            <w:color w:val="467886"/>
+            <w:sz w:val="24"/>
           </w:rPr>
           <w:t>Revision History</w:t>
         </w:r>
@@ -304,7 +330,10 @@
         <w:r>
           <w:rPr>
             <w:rStyle w:val="Hyperlink"/>
-            <w:noProof/>
+            <w:rFonts w:cs="Calibri"/>
+            <w:noProof/>
+            <w:color w:val="467886"/>
+            <w:sz w:val="24"/>
           </w:rPr>
           <w:t>1. Introduction</w:t>
         </w:r>
@@ -832,7 +861,7 @@
             <w:noProof/>
             <w:webHidden/>
           </w:rPr>
-          <w:t>7</w:t>
+          <w:t>8</w:t>
         </w:r>
         <w:r>
           <w:rPr>
@@ -926,7 +955,10 @@
         <w:r>
           <w:rPr>
             <w:rStyle w:val="Hyperlink"/>
-            <w:noProof/>
+            <w:rFonts w:cs="Calibri"/>
+            <w:noProof/>
+            <w:color w:val="467886"/>
+            <w:sz w:val="24"/>
           </w:rPr>
           <w:t>2. Overall Description</w:t>
         </w:r>
@@ -1599,7 +1631,7 @@
             <w:noProof/>
             <w:webHidden/>
           </w:rPr>
-          <w:t>10</w:t>
+          <w:t>11</w:t>
         </w:r>
         <w:r>
           <w:rPr>
@@ -1670,7 +1702,7 @@
             <w:noProof/>
             <w:webHidden/>
           </w:rPr>
-          <w:t>10</w:t>
+          <w:t>11</w:t>
         </w:r>
         <w:r>
           <w:rPr>
@@ -1951,7 +1983,7 @@
             <w:noProof/>
             <w:webHidden/>
           </w:rPr>
-          <w:t>11</w:t>
+          <w:t>12</w:t>
         </w:r>
         <w:r>
           <w:rPr>
@@ -2022,7 +2054,7 @@
             <w:noProof/>
             <w:webHidden/>
           </w:rPr>
-          <w:t>11</w:t>
+          <w:t>12</w:t>
         </w:r>
         <w:r>
           <w:rPr>
@@ -2090,7 +2122,7 @@
             <w:noProof/>
             <w:webHidden/>
           </w:rPr>
-          <w:t>11</w:t>
+          <w:t>12</w:t>
         </w:r>
         <w:r>
           <w:rPr>
@@ -2371,7 +2403,7 @@
             <w:noProof/>
             <w:webHidden/>
           </w:rPr>
-          <w:t>12</w:t>
+          <w:t>13</w:t>
         </w:r>
         <w:r>
           <w:rPr>
@@ -2442,7 +2474,7 @@
             <w:noProof/>
             <w:webHidden/>
           </w:rPr>
-          <w:t>12</w:t>
+          <w:t>13</w:t>
         </w:r>
         <w:r>
           <w:rPr>
@@ -2513,7 +2545,7 @@
             <w:noProof/>
             <w:webHidden/>
           </w:rPr>
-          <w:t>12</w:t>
+          <w:t>13</w:t>
         </w:r>
         <w:r>
           <w:rPr>
@@ -2584,7 +2616,7 @@
             <w:noProof/>
             <w:webHidden/>
           </w:rPr>
-          <w:t>12</w:t>
+          <w:t>13</w:t>
         </w:r>
         <w:r>
           <w:rPr>
@@ -2794,7 +2826,7 @@
             <w:noProof/>
             <w:webHidden/>
           </w:rPr>
-          <w:t>13</w:t>
+          <w:t>14</w:t>
         </w:r>
         <w:r>
           <w:rPr>
@@ -2863,7 +2895,7 @@
             <w:noProof/>
             <w:webHidden/>
           </w:rPr>
-          <w:t>14</w:t>
+          <w:t>15</w:t>
         </w:r>
         <w:r>
           <w:rPr>
@@ -2931,7 +2963,7 @@
             <w:noProof/>
             <w:webHidden/>
           </w:rPr>
-          <w:t>14</w:t>
+          <w:t>15</w:t>
         </w:r>
         <w:r>
           <w:rPr>
@@ -3002,7 +3034,7 @@
             <w:noProof/>
             <w:webHidden/>
           </w:rPr>
-          <w:t>14</w:t>
+          <w:t>15</w:t>
         </w:r>
         <w:r>
           <w:rPr>
@@ -3073,7 +3105,7 @@
             <w:noProof/>
             <w:webHidden/>
           </w:rPr>
-          <w:t>14</w:t>
+          <w:t>15</w:t>
         </w:r>
         <w:r>
           <w:rPr>
@@ -3144,7 +3176,7 @@
             <w:noProof/>
             <w:webHidden/>
           </w:rPr>
-          <w:t>14</w:t>
+          <w:t>15</w:t>
         </w:r>
         <w:r>
           <w:rPr>
@@ -3212,7 +3244,7 @@
             <w:noProof/>
             <w:webHidden/>
           </w:rPr>
-          <w:t>15</w:t>
+          <w:t>16</w:t>
         </w:r>
         <w:r>
           <w:rPr>
@@ -3283,7 +3315,7 @@
             <w:noProof/>
             <w:webHidden/>
           </w:rPr>
-          <w:t>15</w:t>
+          <w:t>16</w:t>
         </w:r>
         <w:r>
           <w:rPr>
@@ -3354,7 +3386,7 @@
             <w:noProof/>
             <w:webHidden/>
           </w:rPr>
-          <w:t>15</w:t>
+          <w:t>16</w:t>
         </w:r>
         <w:r>
           <w:rPr>
@@ -3425,7 +3457,7 @@
             <w:noProof/>
             <w:webHidden/>
           </w:rPr>
-          <w:t>15</w:t>
+          <w:t>16</w:t>
         </w:r>
         <w:r>
           <w:rPr>
@@ -3493,7 +3525,7 @@
             <w:noProof/>
             <w:webHidden/>
           </w:rPr>
-          <w:t>16</w:t>
+          <w:t>17</w:t>
         </w:r>
         <w:r>
           <w:rPr>
@@ -3564,7 +3596,7 @@
             <w:noProof/>
             <w:webHidden/>
           </w:rPr>
-          <w:t>16</w:t>
+          <w:t>17</w:t>
         </w:r>
         <w:r>
           <w:rPr>
@@ -3635,7 +3667,7 @@
             <w:noProof/>
             <w:webHidden/>
           </w:rPr>
-          <w:t>16</w:t>
+          <w:t>17</w:t>
         </w:r>
         <w:r>
           <w:rPr>
@@ -3703,7 +3735,7 @@
             <w:noProof/>
             <w:webHidden/>
           </w:rPr>
-          <w:t>16</w:t>
+          <w:t>17</w:t>
         </w:r>
         <w:r>
           <w:rPr>
@@ -3774,7 +3806,7 @@
             <w:noProof/>
             <w:webHidden/>
           </w:rPr>
-          <w:t>16</w:t>
+          <w:t>17</w:t>
         </w:r>
         <w:r>
           <w:rPr>
@@ -3845,7 +3877,7 @@
             <w:noProof/>
             <w:webHidden/>
           </w:rPr>
-          <w:t>16</w:t>
+          <w:t>17</w:t>
         </w:r>
         <w:r>
           <w:rPr>
@@ -3916,7 +3948,7 @@
             <w:noProof/>
             <w:webHidden/>
           </w:rPr>
-          <w:t>17</w:t>
+          <w:t>18</w:t>
         </w:r>
         <w:r>
           <w:rPr>
@@ -3984,7 +4016,7 @@
             <w:noProof/>
             <w:webHidden/>
           </w:rPr>
-          <w:t>17</w:t>
+          <w:t>18</w:t>
         </w:r>
         <w:r>
           <w:rPr>
@@ -4055,7 +4087,7 @@
             <w:noProof/>
             <w:webHidden/>
           </w:rPr>
-          <w:t>17</w:t>
+          <w:t>18</w:t>
         </w:r>
         <w:r>
           <w:rPr>
@@ -4126,7 +4158,7 @@
             <w:noProof/>
             <w:webHidden/>
           </w:rPr>
-          <w:t>17</w:t>
+          <w:t>19</w:t>
         </w:r>
         <w:r>
           <w:rPr>
@@ -4195,7 +4227,7 @@
             <w:noProof/>
             <w:webHidden/>
           </w:rPr>
-          <w:t>19</w:t>
+          <w:t>21</w:t>
         </w:r>
         <w:r>
           <w:rPr>
@@ -4263,7 +4295,7 @@
             <w:noProof/>
             <w:webHidden/>
           </w:rPr>
-          <w:t>19</w:t>
+          <w:t>21</w:t>
         </w:r>
         <w:r>
           <w:rPr>
@@ -4334,7 +4366,7 @@
             <w:noProof/>
             <w:webHidden/>
           </w:rPr>
-          <w:t>19</w:t>
+          <w:t>21</w:t>
         </w:r>
         <w:r>
           <w:rPr>
@@ -4405,7 +4437,7 @@
             <w:noProof/>
             <w:webHidden/>
           </w:rPr>
-          <w:t>19</w:t>
+          <w:t>21</w:t>
         </w:r>
         <w:r>
           <w:rPr>
@@ -4473,7 +4505,7 @@
             <w:noProof/>
             <w:webHidden/>
           </w:rPr>
-          <w:t>19</w:t>
+          <w:t>21</w:t>
         </w:r>
         <w:r>
           <w:rPr>
@@ -4541,7 +4573,7 @@
             <w:noProof/>
             <w:webHidden/>
           </w:rPr>
-          <w:t>20</w:t>
+          <w:t>22</w:t>
         </w:r>
         <w:r>
           <w:rPr>
@@ -4612,7 +4644,7 @@
             <w:noProof/>
             <w:webHidden/>
           </w:rPr>
-          <w:t>20</w:t>
+          <w:t>22</w:t>
         </w:r>
         <w:r>
           <w:rPr>
@@ -4683,7 +4715,7 @@
             <w:noProof/>
             <w:webHidden/>
           </w:rPr>
-          <w:t>20</w:t>
+          <w:t>22</w:t>
         </w:r>
         <w:r>
           <w:rPr>
@@ -4754,7 +4786,7 @@
             <w:noProof/>
             <w:webHidden/>
           </w:rPr>
-          <w:t>20</w:t>
+          <w:t>22</w:t>
         </w:r>
         <w:r>
           <w:rPr>
@@ -4825,7 +4857,7 @@
             <w:noProof/>
             <w:webHidden/>
           </w:rPr>
-          <w:t>20</w:t>
+          <w:t>22</w:t>
         </w:r>
         <w:r>
           <w:rPr>
@@ -4896,7 +4928,7 @@
             <w:noProof/>
             <w:webHidden/>
           </w:rPr>
-          <w:t>20</w:t>
+          <w:t>22</w:t>
         </w:r>
         <w:r>
           <w:rPr>
@@ -4964,7 +4996,7 @@
             <w:noProof/>
             <w:webHidden/>
           </w:rPr>
-          <w:t>20</w:t>
+          <w:t>22</w:t>
         </w:r>
         <w:r>
           <w:rPr>
@@ -5035,7 +5067,7 @@
             <w:noProof/>
             <w:webHidden/>
           </w:rPr>
-          <w:t>20</w:t>
+          <w:t>22</w:t>
         </w:r>
         <w:r>
           <w:rPr>
@@ -5106,7 +5138,7 @@
             <w:noProof/>
             <w:webHidden/>
           </w:rPr>
-          <w:t>20</w:t>
+          <w:t>22</w:t>
         </w:r>
         <w:r>
           <w:rPr>
@@ -5177,7 +5209,7 @@
             <w:noProof/>
             <w:webHidden/>
           </w:rPr>
-          <w:t>20</w:t>
+          <w:t>22</w:t>
         </w:r>
         <w:r>
           <w:rPr>
@@ -5246,7 +5278,7 @@
             <w:noProof/>
             <w:webHidden/>
           </w:rPr>
-          <w:t>21</w:t>
+          <w:t>23</w:t>
         </w:r>
         <w:r>
           <w:rPr>
@@ -5314,7 +5346,7 @@
             <w:noProof/>
             <w:webHidden/>
           </w:rPr>
-          <w:t>21</w:t>
+          <w:t>23</w:t>
         </w:r>
         <w:r>
           <w:rPr>
@@ -5382,7 +5414,7 @@
             <w:noProof/>
             <w:webHidden/>
           </w:rPr>
-          <w:t>21</w:t>
+          <w:t>23</w:t>
         </w:r>
         <w:r>
           <w:rPr>
@@ -5450,7 +5482,7 @@
             <w:noProof/>
             <w:webHidden/>
           </w:rPr>
-          <w:t>21</w:t>
+          <w:t>23</w:t>
         </w:r>
         <w:r>
           <w:rPr>
@@ -5518,7 +5550,7 @@
             <w:noProof/>
             <w:webHidden/>
           </w:rPr>
-          <w:t>22</w:t>
+          <w:t>24</w:t>
         </w:r>
         <w:r>
           <w:rPr>
@@ -5589,7 +5621,7 @@
             <w:noProof/>
             <w:webHidden/>
           </w:rPr>
-          <w:t>22</w:t>
+          <w:t>24</w:t>
         </w:r>
         <w:r>
           <w:rPr>
@@ -5660,7 +5692,7 @@
             <w:noProof/>
             <w:webHidden/>
           </w:rPr>
-          <w:t>22</w:t>
+          <w:t>24</w:t>
         </w:r>
         <w:r>
           <w:rPr>
@@ -5731,7 +5763,7 @@
             <w:noProof/>
             <w:webHidden/>
           </w:rPr>
-          <w:t>22</w:t>
+          <w:t>24</w:t>
         </w:r>
         <w:r>
           <w:rPr>
@@ -5802,7 +5834,7 @@
             <w:noProof/>
             <w:webHidden/>
           </w:rPr>
-          <w:t>22</w:t>
+          <w:t>24</w:t>
         </w:r>
         <w:r>
           <w:rPr>
@@ -5873,7 +5905,7 @@
             <w:noProof/>
             <w:webHidden/>
           </w:rPr>
-          <w:t>23</w:t>
+          <w:t>25</w:t>
         </w:r>
         <w:r>
           <w:rPr>
@@ -5942,7 +5974,7 @@
             <w:noProof/>
             <w:webHidden/>
           </w:rPr>
-          <w:t>24</w:t>
+          <w:t>26</w:t>
         </w:r>
         <w:r>
           <w:rPr>
@@ -6010,7 +6042,7 @@
             <w:noProof/>
             <w:webHidden/>
           </w:rPr>
-          <w:t>24</w:t>
+          <w:t>26</w:t>
         </w:r>
         <w:r>
           <w:rPr>
@@ -6078,7 +6110,7 @@
             <w:noProof/>
             <w:webHidden/>
           </w:rPr>
-          <w:t>24</w:t>
+          <w:t>26</w:t>
         </w:r>
         <w:r>
           <w:rPr>
@@ -6146,7 +6178,7 @@
             <w:noProof/>
             <w:webHidden/>
           </w:rPr>
-          <w:t>24</w:t>
+          <w:t>26</w:t>
         </w:r>
         <w:r>
           <w:rPr>
@@ -6214,7 +6246,7 @@
             <w:noProof/>
             <w:webHidden/>
           </w:rPr>
-          <w:t>24</w:t>
+          <w:t>26</w:t>
         </w:r>
         <w:r>
           <w:rPr>
@@ -6240,7 +6272,10 @@
         <w:r>
           <w:rPr>
             <w:rStyle w:val="Hyperlink"/>
-            <w:noProof/>
+            <w:rFonts w:cs="Calibri"/>
+            <w:noProof/>
+            <w:color w:val="467886"/>
+            <w:sz w:val="24"/>
           </w:rPr>
           <w:t>Appendix A: Glossary</w:t>
         </w:r>
@@ -6283,7 +6318,7 @@
             <w:noProof/>
             <w:webHidden/>
           </w:rPr>
-          <w:t>25</w:t>
+          <w:t>28</w:t>
         </w:r>
         <w:r>
           <w:rPr>
@@ -6310,6 +6345,9 @@
       </w:pPr>
       <w:bookmarkStart w:id="1" w:name="_Toc223731932"/>
       <w:r>
+        <w:rPr>
+          <w:rFonts w:cs="Calibri"/>
+        </w:rPr>
         <w:lastRenderedPageBreak/>
         <w:t>Revision History</w:t>
       </w:r>
@@ -6336,9 +6374,9 @@
         <w:tblLook w:val="04A0" w:firstRow="1" w:lastRow="0" w:firstColumn="1" w:lastColumn="0" w:noHBand="0" w:noVBand="1"/>
       </w:tblPr>
       <w:tblGrid>
-        <w:gridCol w:w="987"/>
+        <w:gridCol w:w="917"/>
         <w:gridCol w:w="1191"/>
-        <w:gridCol w:w="6164"/>
+        <w:gridCol w:w="6234"/>
         <w:gridCol w:w="924"/>
       </w:tblGrid>
       <w:tr>
@@ -6347,7 +6385,7 @@
         </w:trPr>
         <w:tc>
           <w:tcPr>
-            <w:tcW w:w="0" w:type="auto"/>
+            <w:tcW w:w="987" w:type="auto"/>
             <w:shd w:val="clear" w:color="auto" w:fill="E8EEF5"/>
             <w:vAlign w:val="center"/>
           </w:tcPr>
@@ -6358,6 +6396,7 @@
             </w:pPr>
             <w:r>
               <w:rPr>
+                <w:rFonts w:cs="Calibri"/>
                 <w:b/>
               </w:rPr>
               <w:t>Name</w:t>
@@ -6366,7 +6405,7 @@
         </w:tc>
         <w:tc>
           <w:tcPr>
-            <w:tcW w:w="0" w:type="auto"/>
+            <w:tcW w:w="1191" w:type="auto"/>
             <w:shd w:val="clear" w:color="auto" w:fill="E8EEF5"/>
             <w:vAlign w:val="center"/>
           </w:tcPr>
@@ -6377,6 +6416,7 @@
             </w:pPr>
             <w:r>
               <w:rPr>
+                <w:rFonts w:cs="Calibri"/>
                 <w:b/>
               </w:rPr>
               <w:t>Date</w:t>
@@ -6385,7 +6425,7 @@
         </w:tc>
         <w:tc>
           <w:tcPr>
-            <w:tcW w:w="0" w:type="auto"/>
+            <w:tcW w:w="6164" w:type="auto"/>
             <w:shd w:val="clear" w:color="auto" w:fill="E8EEF5"/>
             <w:vAlign w:val="center"/>
           </w:tcPr>
@@ -6396,6 +6436,7 @@
             </w:pPr>
             <w:r>
               <w:rPr>
+                <w:rFonts w:cs="Calibri"/>
                 <w:b/>
               </w:rPr>
               <w:t>Reason For Changes</w:t>
@@ -6404,7 +6445,7 @@
         </w:tc>
         <w:tc>
           <w:tcPr>
-            <w:tcW w:w="0" w:type="auto"/>
+            <w:tcW w:w="924" w:type="auto"/>
             <w:shd w:val="clear" w:color="auto" w:fill="E8EEF5"/>
             <w:vAlign w:val="center"/>
           </w:tcPr>
@@ -6415,6 +6456,7 @@
             </w:pPr>
             <w:r>
               <w:rPr>
+                <w:rFonts w:cs="Calibri"/>
                 <w:b/>
               </w:rPr>
               <w:t>Version</w:t>
@@ -6425,26 +6467,7 @@
       <w:tr>
         <w:tc>
           <w:tcPr>
-            <w:tcW w:w="0" w:type="auto"/>
-            <w:vAlign w:val="center"/>
-          </w:tcPr>
-          <w:p>
-            <w:pPr>
-              <w:spacing w:after="0"/>
-            </w:pPr>
-            <w:proofErr w:type="spellStart"/>
-            <w:r>
-              <w:t>Enov</w:t>
-            </w:r>
-            <w:proofErr w:type="spellEnd"/>
-            <w:r>
-              <w:t xml:space="preserve"> Wayoi</w:t>
-            </w:r>
-          </w:p>
-        </w:tc>
-        <w:tc>
-          <w:tcPr>
-            <w:tcW w:w="0" w:type="auto"/>
+            <w:tcW w:w="987" w:type="auto"/>
             <w:vAlign w:val="center"/>
           </w:tcPr>
           <w:p>
@@ -6452,13 +6475,16 @@
               <w:spacing w:after="0"/>
             </w:pPr>
             <w:r>
-              <w:t>1/28/2026</w:t>
+              <w:rPr>
+                <w:rFonts w:cs="Calibri"/>
+              </w:rPr>
+              <w:t>Enov Wayoi</w:t>
             </w:r>
           </w:p>
         </w:tc>
         <w:tc>
           <w:tcPr>
-            <w:tcW w:w="0" w:type="auto"/>
+            <w:tcW w:w="1191" w:type="auto"/>
             <w:vAlign w:val="center"/>
           </w:tcPr>
           <w:p>
@@ -6466,13 +6492,16 @@
               <w:spacing w:after="0"/>
             </w:pPr>
             <w:r>
-              <w:t>Initial SRS document created</w:t>
+              <w:rPr>
+                <w:rFonts w:cs="Calibri"/>
+              </w:rPr>
+              <w:t>1/28/2026</w:t>
             </w:r>
           </w:p>
         </w:tc>
         <w:tc>
           <w:tcPr>
-            <w:tcW w:w="0" w:type="auto"/>
+            <w:tcW w:w="6164" w:type="auto"/>
             <w:vAlign w:val="center"/>
           </w:tcPr>
           <w:p>
@@ -6480,6 +6509,26 @@
               <w:spacing w:after="0"/>
             </w:pPr>
             <w:r>
+              <w:rPr>
+                <w:rFonts w:cs="Calibri"/>
+              </w:rPr>
+              <w:t>Initial SRS document created</w:t>
+            </w:r>
+          </w:p>
+        </w:tc>
+        <w:tc>
+          <w:tcPr>
+            <w:tcW w:w="924" w:type="auto"/>
+            <w:vAlign w:val="center"/>
+          </w:tcPr>
+          <w:p>
+            <w:pPr>
+              <w:spacing w:after="0"/>
+            </w:pPr>
+            <w:r>
+              <w:rPr>
+                <w:rFonts w:cs="Calibri"/>
+              </w:rPr>
               <w:t>1.0</w:t>
             </w:r>
           </w:p>
@@ -6488,26 +6537,7 @@
       <w:tr>
         <w:tc>
           <w:tcPr>
-            <w:tcW w:w="0" w:type="auto"/>
-            <w:vAlign w:val="center"/>
-          </w:tcPr>
-          <w:p>
-            <w:pPr>
-              <w:spacing w:after="0"/>
-            </w:pPr>
-            <w:proofErr w:type="spellStart"/>
-            <w:r>
-              <w:t>Enov</w:t>
-            </w:r>
-            <w:proofErr w:type="spellEnd"/>
-            <w:r>
-              <w:t xml:space="preserve"> Wayoi</w:t>
-            </w:r>
-          </w:p>
-        </w:tc>
-        <w:tc>
-          <w:tcPr>
-            <w:tcW w:w="0" w:type="auto"/>
+            <w:tcW w:w="987" w:type="auto"/>
             <w:vAlign w:val="center"/>
           </w:tcPr>
           <w:p>
@@ -6515,13 +6545,16 @@
               <w:spacing w:after="0"/>
             </w:pPr>
             <w:r>
-              <w:t>3/7/2026</w:t>
+              <w:rPr>
+                <w:rFonts w:cs="Calibri"/>
+              </w:rPr>
+              <w:t>Enov Wayoi</w:t>
             </w:r>
           </w:p>
         </w:tc>
         <w:tc>
           <w:tcPr>
-            <w:tcW w:w="0" w:type="auto"/>
+            <w:tcW w:w="1191" w:type="auto"/>
             <w:vAlign w:val="center"/>
           </w:tcPr>
           <w:p>
@@ -6529,13 +6562,16 @@
               <w:spacing w:after="0"/>
             </w:pPr>
             <w:r>
-              <w:t>Updated based on implementation progress - Added Game Session features, updated tech stack to Tailwind CSS, completed all system features</w:t>
+              <w:rPr>
+                <w:rFonts w:cs="Calibri"/>
+              </w:rPr>
+              <w:t>3/7/2026</w:t>
             </w:r>
           </w:p>
         </w:tc>
         <w:tc>
           <w:tcPr>
-            <w:tcW w:w="0" w:type="auto"/>
+            <w:tcW w:w="6164" w:type="auto"/>
             <w:vAlign w:val="center"/>
           </w:tcPr>
           <w:p>
@@ -6543,11 +6579,101 @@
               <w:spacing w:after="0"/>
             </w:pPr>
             <w:r>
+              <w:rPr>
+                <w:rFonts w:cs="Calibri"/>
+              </w:rPr>
+              <w:t>Updated based on implementation progress - Added Game Session features, updated tech stack to Tailwind CSS, completed all system features</w:t>
+            </w:r>
+          </w:p>
+        </w:tc>
+        <w:tc>
+          <w:tcPr>
+            <w:tcW w:w="924" w:type="auto"/>
+            <w:vAlign w:val="center"/>
+          </w:tcPr>
+          <w:p>
+            <w:pPr>
+              <w:spacing w:after="0"/>
+            </w:pPr>
+            <w:r>
+              <w:rPr>
+                <w:rFonts w:cs="Calibri"/>
+              </w:rPr>
               <w:t>2.0</w:t>
             </w:r>
           </w:p>
         </w:tc>
       </w:tr>
+      <w:tr>
+        <w:tc>
+          <w:tcPr>
+            <w:tcW w:w="987" w:type="auto"/>
+            <w:vAlign w:val="center"/>
+          </w:tcPr>
+          <w:p>
+            <w:pPr>
+              <w:spacing w:after="0"/>
+            </w:pPr>
+            <w:r>
+              <w:rPr>
+                <w:rFonts w:cs="Calibri"/>
+              </w:rPr>
+              <w:t>Enov Wayoi</w:t>
+            </w:r>
+          </w:p>
+        </w:tc>
+        <w:tc>
+          <w:tcPr>
+            <w:tcW w:w="1191" w:type="auto"/>
+            <w:vAlign w:val="center"/>
+          </w:tcPr>
+          <w:p>
+            <w:pPr>
+              <w:spacing w:after="0"/>
+            </w:pPr>
+            <w:r>
+              <w:rPr>
+                <w:rFonts w:cs="Calibri"/>
+              </w:rPr>
+              <w:t>4/20/2026</w:t>
+            </w:r>
+          </w:p>
+        </w:tc>
+        <w:tc>
+          <w:tcPr>
+            <w:tcW w:w="6164" w:type="auto"/>
+            <w:vAlign w:val="center"/>
+          </w:tcPr>
+          <w:p>
+            <w:pPr>
+              <w:spacing w:after="0"/>
+            </w:pPr>
+            <w:r>
+              <w:rPr>
+                <w:rFonts w:cs="Calibri"/>
+              </w:rPr>
+              <w:t>Updated to Version 3.0 - Added AI-Assisted Quiz Generation, Flashcards study mode, Streak Bonus scoring, Answer Distribution analytics, Solo Mode enhancements, first-time user tutorial, and comprehensive test suite</w:t>
+            </w:r>
+          </w:p>
+        </w:tc>
+        <w:tc>
+          <w:tcPr>
+            <w:tcW w:w="924" w:type="auto"/>
+            <w:vAlign w:val="center"/>
+          </w:tcPr>
+          <w:p>
+            <w:pPr>
+              <w:spacing w:after="0"/>
+            </w:pPr>
+            <w:r>
+              <w:rPr>
+                <w:rFonts w:cs="Calibri"/>
+              </w:rPr>
+              <w:t>3.0</w:t>
+            </w:r>
+          </w:p>
+        </w:tc>
+      </w:tr>
     </w:tbl>
     <w:p>
       <w:r>
@@ -6560,6 +6686,9 @@
       </w:pPr>
       <w:bookmarkStart w:id="2" w:name="_Toc223731933"/>
       <w:r>
+        <w:rPr>
+          <w:rFonts w:cs="Calibri"/>
+        </w:rPr>
         <w:lastRenderedPageBreak/>
         <w:t>1. Introduction</w:t>
       </w:r>
@@ -6571,6 +6700,9 @@
       </w:pPr>
       <w:bookmarkStart w:id="3" w:name="_Toc223731934"/>
       <w:r>
+        <w:rPr>
+          <w:rFonts w:cs="Calibri"/>
+        </w:rPr>
         <w:t>1.1 Purpose</w:t>
       </w:r>
       <w:bookmarkEnd w:id="3"/>
@@ -6580,6 +6712,9 @@
         <w:jc w:val="both"/>
       </w:pPr>
       <w:r>
+        <w:rPr>
+          <w:rFonts w:cs="Calibri"/>
+        </w:rPr>
         <w:t>This Software Requirements Specification (SRS) document provides a complete and comprehensive description of the requirements for the Interactive Quiz Show Platform. This document serves as the primary reference for all stakeholders involved in the development, testing, and deployment of the system.</w:t>
       </w:r>
     </w:p>
@@ -6588,6 +6723,9 @@
         <w:jc w:val="both"/>
       </w:pPr>
       <w:r>
+        <w:rPr>
+          <w:rFonts w:cs="Calibri"/>
+        </w:rPr>
         <w:t>The SRS defines both functional and non-functional requirements, system constraints, and interface specifications. It will be used by developers to guide implementation, by testers to create test cases, and by project managers to track project progress.</w:t>
       </w:r>
     </w:p>
@@ -6597,6 +6735,9 @@
       </w:pPr>
       <w:bookmarkStart w:id="4" w:name="_Toc223731935"/>
       <w:r>
+        <w:rPr>
+          <w:rFonts w:cs="Calibri"/>
+        </w:rPr>
         <w:t>1.2 Document Conventions</w:t>
       </w:r>
       <w:bookmarkEnd w:id="4"/>
@@ -6606,6 +6747,9 @@
         <w:jc w:val="both"/>
       </w:pPr>
       <w:r>
+        <w:rPr>
+          <w:rFonts w:cs="Calibri"/>
+        </w:rPr>
         <w:t>This document follows the IEEE Std 830-1998 recommended practice for software requirements specifications. The following conventions are used throughout:</w:t>
       </w:r>
     </w:p>
@@ -6617,6 +6761,9 @@
         </w:numPr>
       </w:pPr>
       <w:r>
+        <w:rPr>
+          <w:rFonts w:cs="Calibri"/>
+        </w:rPr>
         <w:t>Requirement Priority Levels:</w:t>
       </w:r>
     </w:p>
@@ -6626,23 +6773,48 @@
       </w:pPr>
       <w:r>
         <w:rPr>
+          <w:rFonts w:cs="Calibri"/>
           <w:color w:val="4A4A5A"/>
         </w:rPr>
-        <w:t xml:space="preserve">◦ High: </w:t>
-      </w:r>
-      <w:proofErr w:type="gramStart"/>
-      <w:r>
-        <w:rPr>
+        <w:t>◦ High: Critical to system operation, must be implemented</w:t>
+      </w:r>
+    </w:p>
+    <w:p>
+      <w:pPr>
+        <w:ind w:left="1080"/>
+      </w:pPr>
+      <w:r>
+        <w:rPr>
+          <w:rFonts w:cs="Calibri"/>
           <w:color w:val="4A4A5A"/>
         </w:rPr>
-        <w:t>Critical to</w:t>
-      </w:r>
-      <w:proofErr w:type="gramEnd"/>
-      <w:r>
-        <w:rPr>
+        <w:t>◦ Medium: Important but not critical, should be implemented</w:t>
+      </w:r>
+    </w:p>
+    <w:p>
+      <w:pPr>
+        <w:ind w:left="1080"/>
+      </w:pPr>
+      <w:r>
+        <w:rPr>
+          <w:rFonts w:cs="Calibri"/>
           <w:color w:val="4A4A5A"/>
         </w:rPr>
-        <w:t xml:space="preserve"> system operation, must be implemented</w:t>
+        <w:t>◦ Low: Desirable feature, may be deferred to future releases</w:t>
+      </w:r>
+    </w:p>
+    <w:p>
+      <w:pPr>
+        <w:numPr>
+          <w:ilvl w:val="0"/>
+          <w:numId w:val="2"/>
+        </w:numPr>
+      </w:pPr>
+      <w:r>
+        <w:rPr>
+          <w:rFonts w:cs="Calibri"/>
+        </w:rPr>
+        <w:t>Requirement Identifiers:</w:t>
       </w:r>
     </w:p>
     <w:p>
@@ -6651,9 +6823,10 @@
       </w:pPr>
       <w:r>
         <w:rPr>
+          <w:rFonts w:cs="Calibri"/>
           <w:color w:val="4A4A5A"/>
         </w:rPr>
-        <w:t>◦ Medium: Important but not critical, should be implemented</w:t>
+        <w:t>◦ FR-X.Y: Functional Requirement (Section X, Item Y)</w:t>
       </w:r>
     </w:p>
     <w:p>
@@ -6662,20 +6835,24 @@
       </w:pPr>
       <w:r>
         <w:rPr>
+          <w:rFonts w:cs="Calibri"/>
           <w:color w:val="4A4A5A"/>
         </w:rPr>
-        <w:t>◦ Low: Desirable feature, may be deferred to future releases</w:t>
-      </w:r>
-    </w:p>
-    <w:p>
-      <w:pPr>
-        <w:numPr>
-          <w:ilvl w:val="0"/>
-          <w:numId w:val="2"/>
-        </w:numPr>
-      </w:pPr>
-      <w:r>
-        <w:t>Requirement Identifiers:</w:t>
+        <w:t>◦ NFR-X.Y: Non-Functional Requirement (Section X, Item Y)</w:t>
+      </w:r>
+    </w:p>
+    <w:p>
+      <w:pPr>
+        <w:numPr>
+          <w:ilvl w:val="0"/>
+          <w:numId w:val="2"/>
+        </w:numPr>
+      </w:pPr>
+      <w:r>
+        <w:rPr>
+          <w:rFonts w:cs="Calibri"/>
+        </w:rPr>
+        <w:t>Typography:</w:t>
       </w:r>
     </w:p>
     <w:p>
@@ -6684,91 +6861,33 @@
       </w:pPr>
       <w:r>
         <w:rPr>
+          <w:rFonts w:cs="Calibri"/>
           <w:color w:val="4A4A5A"/>
         </w:rPr>
-        <w:t>◦ FR-</w:t>
-      </w:r>
-      <w:proofErr w:type="gramStart"/>
-      <w:r>
-        <w:rPr>
+        <w:t>◦ Code elements appear in monospace font</w:t>
+      </w:r>
+    </w:p>
+    <w:p>
+      <w:pPr>
+        <w:ind w:left="1080"/>
+      </w:pPr>
+      <w:r>
+        <w:rPr>
+          <w:rFonts w:cs="Calibri"/>
           <w:color w:val="4A4A5A"/>
         </w:rPr>
-        <w:t>X.Y</w:t>
-      </w:r>
-      <w:proofErr w:type="gramEnd"/>
-      <w:r>
-        <w:rPr>
+        <w:t>◦ Bold text indicates emphasis or important terms</w:t>
+      </w:r>
+    </w:p>
+    <w:p>
+      <w:pPr>
+        <w:ind w:left="1080"/>
+      </w:pPr>
+      <w:r>
+        <w:rPr>
+          <w:rFonts w:cs="Calibri"/>
           <w:color w:val="4A4A5A"/>
         </w:rPr>
-        <w:t>: Functional Requirement (Section X, Item Y)</w:t>
-      </w:r>
-    </w:p>
-    <w:p>
-      <w:pPr>
-        <w:ind w:left="1080"/>
-      </w:pPr>
-      <w:r>
-        <w:rPr>
-          <w:color w:val="4A4A5A"/>
-        </w:rPr>
-        <w:t>◦ NFR-</w:t>
-      </w:r>
-      <w:proofErr w:type="gramStart"/>
-      <w:r>
-        <w:rPr>
-          <w:color w:val="4A4A5A"/>
-        </w:rPr>
-        <w:t>X.Y</w:t>
-      </w:r>
-      <w:proofErr w:type="gramEnd"/>
-      <w:r>
-        <w:rPr>
-          <w:color w:val="4A4A5A"/>
-        </w:rPr>
-        <w:t>: Non-Functional Requirement (Section X, Item Y)</w:t>
-      </w:r>
-    </w:p>
-    <w:p>
-      <w:pPr>
-        <w:numPr>
-          <w:ilvl w:val="0"/>
-          <w:numId w:val="2"/>
-        </w:numPr>
-      </w:pPr>
-      <w:r>
-        <w:t>Typography:</w:t>
-      </w:r>
-    </w:p>
-    <w:p>
-      <w:pPr>
-        <w:ind w:left="1080"/>
-      </w:pPr>
-      <w:r>
-        <w:rPr>
-          <w:color w:val="4A4A5A"/>
-        </w:rPr>
-        <w:t>◦ Code elements appear in monospace font</w:t>
-      </w:r>
-    </w:p>
-    <w:p>
-      <w:pPr>
-        <w:ind w:left="1080"/>
-      </w:pPr>
-      <w:r>
-        <w:rPr>
-          <w:color w:val="4A4A5A"/>
-        </w:rPr>
-        <w:t>◦ Bold text indicates emphasis or important terms</w:t>
-      </w:r>
-    </w:p>
-    <w:p>
-      <w:pPr>
-        <w:ind w:left="1080"/>
-      </w:pPr>
-      <w:r>
-        <w:rPr>
-          <w:color w:val="4A4A5A"/>
-        </w:rPr>
         <w:t>◦ Italic text indicates user interface elements or placeholders</w:t>
       </w:r>
     </w:p>
@@ -6778,6 +6897,9 @@
       </w:pPr>
       <w:bookmarkStart w:id="5" w:name="_Toc223731936"/>
       <w:r>
+        <w:rPr>
+          <w:rFonts w:cs="Calibri"/>
+        </w:rPr>
         <w:t>1.3 Intended Audience and Reading Suggestions</w:t>
       </w:r>
       <w:bookmarkEnd w:id="5"/>
@@ -6787,25 +6909,23 @@
         <w:jc w:val="both"/>
       </w:pPr>
       <w:r>
-        <w:t xml:space="preserve">This document is intended for the following </w:t>
-      </w:r>
-      <w:proofErr w:type="gramStart"/>
-      <w:r>
-        <w:t>audiences</w:t>
-      </w:r>
-      <w:proofErr w:type="gramEnd"/>
-      <w:r>
-        <w:t>:</w:t>
-      </w:r>
-    </w:p>
-    <w:p>
-      <w:pPr>
-        <w:numPr>
-          <w:ilvl w:val="0"/>
-          <w:numId w:val="2"/>
-        </w:numPr>
-      </w:pPr>
-      <w:r>
+        <w:rPr>
+          <w:rFonts w:cs="Calibri"/>
+        </w:rPr>
+        <w:t>This document is intended for the following audiences:</w:t>
+      </w:r>
+    </w:p>
+    <w:p>
+      <w:pPr>
+        <w:numPr>
+          <w:ilvl w:val="0"/>
+          <w:numId w:val="2"/>
+        </w:numPr>
+      </w:pPr>
+      <w:r>
+        <w:rPr>
+          <w:rFonts w:cs="Calibri"/>
+        </w:rPr>
         <w:t>Developers: Should read the entire document, with particular focus on Sections 3 (System Features) and 4 (External Interface Requirements)</w:t>
       </w:r>
     </w:p>
@@ -6817,6 +6937,9 @@
         </w:numPr>
       </w:pPr>
       <w:r>
+        <w:rPr>
+          <w:rFonts w:cs="Calibri"/>
+        </w:rPr>
         <w:t>Project Managers: Should read Sections 1, 2, and 5 to understand scope, constraints, and quality requirements</w:t>
       </w:r>
     </w:p>
@@ -6828,6 +6951,9 @@
         </w:numPr>
       </w:pPr>
       <w:r>
+        <w:rPr>
+          <w:rFonts w:cs="Calibri"/>
+        </w:rPr>
         <w:lastRenderedPageBreak/>
         <w:t>Testers: Should focus on Section 3 (System Features) to develop test cases and Section 5 (Nonfunctional Requirements) for performance and security testing</w:t>
       </w:r>
@@ -6840,6 +6966,9 @@
         </w:numPr>
       </w:pPr>
       <w:r>
+        <w:rPr>
+          <w:rFonts w:cs="Calibri"/>
+        </w:rPr>
         <w:t>Instructors/Evaluators: Should read the entire document to assess project scope and requirements completeness</w:t>
       </w:r>
     </w:p>
@@ -6851,6 +6980,9 @@
         </w:numPr>
       </w:pPr>
       <w:r>
+        <w:rPr>
+          <w:rFonts w:cs="Calibri"/>
+        </w:rPr>
         <w:t>End Users: May read Sections 1, 2, and 3 to understand system capabilities</w:t>
       </w:r>
     </w:p>
@@ -6860,6 +6992,9 @@
       </w:pPr>
       <w:bookmarkStart w:id="6" w:name="_Toc223731937"/>
       <w:r>
+        <w:rPr>
+          <w:rFonts w:cs="Calibri"/>
+        </w:rPr>
         <w:t>1.4 Project Scope</w:t>
       </w:r>
       <w:bookmarkEnd w:id="6"/>
@@ -6869,23 +7004,10 @@
         <w:jc w:val="both"/>
       </w:pPr>
       <w:r>
-        <w:t xml:space="preserve">The Interactive Quiz Show Platform is a web-based application designed to facilitate the creation, hosting, and participation in interactive quiz games. The system aims to provide an engaging, real-time quiz experience </w:t>
-      </w:r>
-      <w:proofErr w:type="gramStart"/>
-      <w:r>
-        <w:t>similar to</w:t>
-      </w:r>
-      <w:proofErr w:type="gramEnd"/>
-      <w:r>
-        <w:t xml:space="preserve"> popular platforms like Kahoot! and </w:t>
-      </w:r>
-      <w:proofErr w:type="gramStart"/>
-      <w:r>
-        <w:t>Quizizz, but</w:t>
-      </w:r>
-      <w:proofErr w:type="gramEnd"/>
-      <w:r>
-        <w:t xml:space="preserve"> tailored for educational and training environments.</w:t>
+        <w:rPr>
+          <w:rFonts w:cs="Calibri"/>
+        </w:rPr>
+        <w:t>The Interactive Quiz Show Platform is a web-based application designed to facilitate the creation, hosting, and participation in interactive quiz games. The system aims to provide an engaging, real-time quiz experience similar to popular platforms like Kahoot! and Quizizz, but tailored for educational and training environments.</w:t>
       </w:r>
     </w:p>
     <w:p>
@@ -6894,6 +7016,9 @@
       </w:pPr>
       <w:bookmarkStart w:id="7" w:name="_Toc223731938"/>
       <w:r>
+        <w:rPr>
+          <w:rFonts w:cs="Calibri"/>
+        </w:rPr>
         <w:t>Primary Goals</w:t>
       </w:r>
       <w:bookmarkEnd w:id="7"/>
@@ -6906,6 +7031,9 @@
         </w:numPr>
       </w:pPr>
       <w:r>
+        <w:rPr>
+          <w:rFonts w:cs="Calibri"/>
+        </w:rPr>
         <w:t>Enable educators and trainers to create custom quizzes with minimal technical expertise</w:t>
       </w:r>
     </w:p>
@@ -6917,25 +7045,23 @@
         </w:numPr>
       </w:pPr>
       <w:r>
-        <w:t xml:space="preserve">Provide </w:t>
-      </w:r>
-      <w:proofErr w:type="gramStart"/>
-      <w:r>
-        <w:t>an interactive</w:t>
-      </w:r>
-      <w:proofErr w:type="gramEnd"/>
-      <w:r>
-        <w:t>, real-time game experience for participants</w:t>
-      </w:r>
-    </w:p>
-    <w:p>
-      <w:pPr>
-        <w:numPr>
-          <w:ilvl w:val="0"/>
-          <w:numId w:val="2"/>
-        </w:numPr>
-      </w:pPr>
-      <w:r>
+        <w:rPr>
+          <w:rFonts w:cs="Calibri"/>
+        </w:rPr>
+        <w:t>Provide an interactive, real-time game experience for participants</w:t>
+      </w:r>
+    </w:p>
+    <w:p>
+      <w:pPr>
+        <w:numPr>
+          <w:ilvl w:val="0"/>
+          <w:numId w:val="2"/>
+        </w:numPr>
+      </w:pPr>
+      <w:r>
+        <w:rPr>
+          <w:rFonts w:cs="Calibri"/>
+        </w:rPr>
         <w:t>Track and analyze participant performance and engagement</w:t>
       </w:r>
     </w:p>
@@ -6947,6 +7073,9 @@
         </w:numPr>
       </w:pPr>
       <w:r>
+        <w:rPr>
+          <w:rFonts w:cs="Calibri"/>
+        </w:rPr>
         <w:t>Support multiple question types and flexible quiz configurations</w:t>
       </w:r>
     </w:p>
@@ -6956,6 +7085,9 @@
       </w:pPr>
       <w:bookmarkStart w:id="8" w:name="_Toc223731939"/>
       <w:r>
+        <w:rPr>
+          <w:rFonts w:cs="Calibri"/>
+        </w:rPr>
         <w:t>In Scope</w:t>
       </w:r>
       <w:bookmarkEnd w:id="8"/>
@@ -6968,6 +7100,9 @@
         </w:numPr>
       </w:pPr>
       <w:r>
+        <w:rPr>
+          <w:rFonts w:cs="Calibri"/>
+        </w:rPr>
         <w:t>User registration and authentication system</w:t>
       </w:r>
     </w:p>
@@ -6979,6 +7114,9 @@
         </w:numPr>
       </w:pPr>
       <w:r>
+        <w:rPr>
+          <w:rFonts w:cs="Calibri"/>
+        </w:rPr>
         <w:t>Quiz creation and editing interface</w:t>
       </w:r>
     </w:p>
@@ -6990,6 +7128,9 @@
         </w:numPr>
       </w:pPr>
       <w:r>
+        <w:rPr>
+          <w:rFonts w:cs="Calibri"/>
+        </w:rPr>
         <w:t>Question bank management with multiple question types</w:t>
       </w:r>
     </w:p>
@@ -7001,6 +7142,9 @@
         </w:numPr>
       </w:pPr>
       <w:r>
+        <w:rPr>
+          <w:rFonts w:cs="Calibri"/>
+        </w:rPr>
         <w:t>Live game session hosting with unique session codes</w:t>
       </w:r>
     </w:p>
@@ -7012,6 +7156,9 @@
         </w:numPr>
       </w:pPr>
       <w:r>
+        <w:rPr>
+          <w:rFonts w:cs="Calibri"/>
+        </w:rPr>
         <w:t>Real-time player participation and answer submission</w:t>
       </w:r>
     </w:p>
@@ -7023,6 +7170,9 @@
         </w:numPr>
       </w:pPr>
       <w:r>
+        <w:rPr>
+          <w:rFonts w:cs="Calibri"/>
+        </w:rPr>
         <w:t>Automatic scoring and leaderboard generation</w:t>
       </w:r>
     </w:p>
@@ -7034,6 +7184,9 @@
         </w:numPr>
       </w:pPr>
       <w:r>
+        <w:rPr>
+          <w:rFonts w:cs="Calibri"/>
+        </w:rPr>
         <w:t>Session history and results tracking</w:t>
       </w:r>
     </w:p>
@@ -7045,6 +7198,9 @@
         </w:numPr>
       </w:pPr>
       <w:r>
+        <w:rPr>
+          <w:rFonts w:cs="Calibri"/>
+        </w:rPr>
         <w:t>Responsive web interface for desktop and mobile devices</w:t>
       </w:r>
     </w:p>
@@ -7056,6 +7212,9 @@
         </w:numPr>
       </w:pPr>
       <w:r>
+        <w:rPr>
+          <w:rFonts w:cs="Calibri"/>
+        </w:rPr>
         <w:t>Anonymous link sharing for public quizzes</w:t>
       </w:r>
     </w:p>
@@ -7067,15 +7226,64 @@
         </w:numPr>
       </w:pPr>
       <w:r>
+        <w:rPr>
+          <w:rFonts w:cs="Calibri"/>
+        </w:rPr>
         <w:t>Solo practice mode for quiz testing</w:t>
       </w:r>
     </w:p>
     <w:p>
       <w:pPr>
+        <w:numPr>
+          <w:ilvl w:val="0"/>
+          <w:numId w:val="2"/>
+        </w:numPr>
+      </w:pPr>
+      <w:r>
+        <w:rPr>
+          <w:rFonts w:cs="Calibri"/>
+        </w:rPr>
+        <w:t>AI-assisted quiz generation from topics and uploaded documents</w:t>
+      </w:r>
+    </w:p>
+    <w:p>
+      <w:pPr>
+        <w:numPr>
+          <w:ilvl w:val="0"/>
+          <w:numId w:val="2"/>
+        </w:numPr>
+      </w:pPr>
+      <w:r>
+        <w:rPr>
+          <w:rFonts w:cs="Calibri"/>
+        </w:rPr>
+        <w:t>Flashcards study mode for independent review</w:t>
+      </w:r>
+    </w:p>
+    <w:p>
+      <w:pPr>
+        <w:numPr>
+          <w:ilvl w:val="0"/>
+          <w:numId w:val="2"/>
+        </w:numPr>
+      </w:pPr>
+      <w:r>
+        <w:rPr>
+          <w:rFonts w:cs="Calibri"/>
+        </w:rPr>
+        <w:t>First-time user tutorial and in-app context help</w:t>
+      </w:r>
+    </w:p>
+    <w:p>
+      <w:pPr>
         <w:pStyle w:val="Heading3"/>
       </w:pPr>
       <w:bookmarkStart w:id="9" w:name="_Toc223731940"/>
       <w:r>
+        <w:rPr>
+          <w:rFonts w:cs="Calibri"/>
+        </w:rPr>
+        <w:lastRenderedPageBreak/>
         <w:t>Out of Scope</w:t>
       </w:r>
       <w:bookmarkEnd w:id="9"/>
@@ -7088,6 +7296,9 @@
         </w:numPr>
       </w:pPr>
       <w:r>
+        <w:rPr>
+          <w:rFonts w:cs="Calibri"/>
+        </w:rPr>
         <w:t>Native mobile applications (iOS/Android)</w:t>
       </w:r>
     </w:p>
@@ -7099,6 +7310,9 @@
         </w:numPr>
       </w:pPr>
       <w:r>
+        <w:rPr>
+          <w:rFonts w:cs="Calibri"/>
+        </w:rPr>
         <w:t>Integration with Learning Management Systems (LMS)</w:t>
       </w:r>
     </w:p>
@@ -7110,7 +7324,9 @@
         </w:numPr>
       </w:pPr>
       <w:r>
-        <w:lastRenderedPageBreak/>
+        <w:rPr>
+          <w:rFonts w:cs="Calibri"/>
+        </w:rPr>
         <w:t>Advanced analytics and reporting dashboards</w:t>
       </w:r>
     </w:p>
@@ -7122,6 +7338,9 @@
         </w:numPr>
       </w:pPr>
       <w:r>
+        <w:rPr>
+          <w:rFonts w:cs="Calibri"/>
+        </w:rPr>
         <w:t>Video or audio question content</w:t>
       </w:r>
     </w:p>
@@ -7133,6 +7352,9 @@
         </w:numPr>
       </w:pPr>
       <w:r>
+        <w:rPr>
+          <w:rFonts w:cs="Calibri"/>
+        </w:rPr>
         <w:t>Multiplayer team modes</w:t>
       </w:r>
     </w:p>
@@ -7144,6 +7366,9 @@
         </w:numPr>
       </w:pPr>
       <w:r>
+        <w:rPr>
+          <w:rFonts w:cs="Calibri"/>
+        </w:rPr>
         <w:t>Monetization features (subscriptions, advertisements)</w:t>
       </w:r>
     </w:p>
@@ -7153,6 +7378,9 @@
       </w:pPr>
       <w:bookmarkStart w:id="10" w:name="_Toc223731941"/>
       <w:r>
+        <w:rPr>
+          <w:rFonts w:cs="Calibri"/>
+        </w:rPr>
         <w:t>1.5 References</w:t>
       </w:r>
       <w:bookmarkEnd w:id="10"/>
@@ -7162,6 +7390,9 @@
         <w:jc w:val="both"/>
       </w:pPr>
       <w:r>
+        <w:rPr>
+          <w:rFonts w:cs="Calibri"/>
+        </w:rPr>
         <w:t>The following documents and resources were referenced in the creation of this SRS:</w:t>
       </w:r>
     </w:p>
@@ -7173,6 +7404,9 @@
         </w:numPr>
       </w:pPr>
       <w:r>
+        <w:rPr>
+          <w:rFonts w:cs="Calibri"/>
+        </w:rPr>
         <w:t>IEEE Std 830-1998: IEEE Recommended Practice for Software Requirements Specifications</w:t>
       </w:r>
     </w:p>
@@ -7184,6 +7418,9 @@
         </w:numPr>
       </w:pPr>
       <w:r>
+        <w:rPr>
+          <w:rFonts w:cs="Calibri"/>
+        </w:rPr>
         <w:t>Flask Documentation: https://flask.palletsprojects.com/ (Version 3.0.0)</w:t>
       </w:r>
     </w:p>
@@ -7195,6 +7432,9 @@
         </w:numPr>
       </w:pPr>
       <w:r>
+        <w:rPr>
+          <w:rFonts w:cs="Calibri"/>
+        </w:rPr>
         <w:t>MySQL Documentation: https://dev.mysql.com/doc/ (Version 8.0)</w:t>
       </w:r>
     </w:p>
@@ -7206,6 +7446,9 @@
         </w:numPr>
       </w:pPr>
       <w:r>
+        <w:rPr>
+          <w:rFonts w:cs="Calibri"/>
+        </w:rPr>
         <w:t>Flask-Login Documentation: https://flask-login.readthedocs.io/ (Version 0.6.3)</w:t>
       </w:r>
     </w:p>
@@ -7217,6 +7460,9 @@
         </w:numPr>
       </w:pPr>
       <w:r>
+        <w:rPr>
+          <w:rFonts w:cs="Calibri"/>
+        </w:rPr>
         <w:t>Tailwind CSS Documentation: https://tailwindcss.com/docs</w:t>
       </w:r>
     </w:p>
@@ -7228,15 +7474,10 @@
         </w:numPr>
       </w:pPr>
       <w:r>
-        <w:t>Flask-</w:t>
-      </w:r>
-      <w:proofErr w:type="spellStart"/>
-      <w:r>
-        <w:t>SocketIO</w:t>
-      </w:r>
-      <w:proofErr w:type="spellEnd"/>
-      <w:r>
-        <w:t xml:space="preserve"> Documentation: https://flask-socketio.readthedocs.io/</w:t>
+        <w:rPr>
+          <w:rFonts w:cs="Calibri"/>
+        </w:rPr>
+        <w:t>Flask-SocketIO Documentation: https://flask-socketio.readthedocs.io/</w:t>
       </w:r>
     </w:p>
     <w:p>
@@ -7246,13 +7487,11 @@
           <w:numId w:val="1"/>
         </w:numPr>
       </w:pPr>
-      <w:proofErr w:type="spellStart"/>
-      <w:r>
-        <w:t>Werkzeug</w:t>
-      </w:r>
-      <w:proofErr w:type="spellEnd"/>
-      <w:r>
-        <w:t xml:space="preserve"> Documentation: https://werkzeug.palletsprojects.com/ (Version 3.0.1)</w:t>
+      <w:r>
+        <w:rPr>
+          <w:rFonts w:cs="Calibri"/>
+        </w:rPr>
+        <w:t>Werkzeug Documentation: https://werkzeug.palletsprojects.com/ (Version 3.0.1)</w:t>
       </w:r>
     </w:p>
     <w:p>
@@ -7263,6 +7502,9 @@
         </w:numPr>
       </w:pPr>
       <w:r>
+        <w:rPr>
+          <w:rFonts w:cs="Calibri"/>
+        </w:rPr>
         <w:t>Database Design ERD: Internal project document</w:t>
       </w:r>
     </w:p>
@@ -7274,15 +7516,35 @@
         </w:numPr>
       </w:pPr>
       <w:r>
+        <w:rPr>
+          <w:rFonts w:cs="Calibri"/>
+        </w:rPr>
         <w:t>Weekly Progress Log: Internal project tracking document</w:t>
       </w:r>
     </w:p>
     <w:p>
       <w:pPr>
+        <w:numPr>
+          <w:ilvl w:val="0"/>
+          <w:numId w:val="1"/>
+        </w:numPr>
+      </w:pPr>
+      <w:r>
+        <w:rPr>
+          <w:rFonts w:cs="Calibri"/>
+        </w:rPr>
+        <w:t>Google Gemini API Documentation: https://ai.google.dev/ - AI-powered quiz generation feature</w:t>
+      </w:r>
+    </w:p>
+    <w:p>
+      <w:pPr>
         <w:pStyle w:val="Heading1"/>
       </w:pPr>
       <w:bookmarkStart w:id="11" w:name="_Toc223731942"/>
       <w:r>
+        <w:rPr>
+          <w:rFonts w:cs="Calibri"/>
+        </w:rPr>
         <w:lastRenderedPageBreak/>
         <w:t>2. Overall Description</w:t>
       </w:r>
@@ -7294,6 +7556,9 @@
       </w:pPr>
       <w:bookmarkStart w:id="12" w:name="_Toc223731943"/>
       <w:r>
+        <w:rPr>
+          <w:rFonts w:cs="Calibri"/>
+        </w:rPr>
         <w:t>2.1 Product Perspective</w:t>
       </w:r>
       <w:bookmarkEnd w:id="12"/>
@@ -7303,6 +7568,9 @@
         <w:jc w:val="both"/>
       </w:pPr>
       <w:r>
+        <w:rPr>
+          <w:rFonts w:cs="Calibri"/>
+        </w:rPr>
         <w:t>The Interactive Quiz Show Platform is a new, self-contained web application developed as part of the CSIS3126 Design Project I course at Johnson and Wales University. The system operates as a standalone product but integrates with standard web technologies and database systems.</w:t>
       </w:r>
     </w:p>
@@ -7312,6 +7580,9 @@
       </w:pPr>
       <w:bookmarkStart w:id="13" w:name="_Toc223731944"/>
       <w:r>
+        <w:rPr>
+          <w:rFonts w:cs="Calibri"/>
+        </w:rPr>
         <w:t>2.2 Product Features</w:t>
       </w:r>
       <w:bookmarkEnd w:id="13"/>
@@ -7321,6 +7592,9 @@
         <w:jc w:val="both"/>
       </w:pPr>
       <w:r>
+        <w:rPr>
+          <w:rFonts w:cs="Calibri"/>
+        </w:rPr>
         <w:t>The Interactive Quiz Show Platform provides the following major features:</w:t>
       </w:r>
     </w:p>
@@ -7330,6 +7604,9 @@
       </w:pPr>
       <w:bookmarkStart w:id="14" w:name="_Toc223731945"/>
       <w:r>
+        <w:rPr>
+          <w:rFonts w:cs="Calibri"/>
+        </w:rPr>
         <w:t>1. User Management</w:t>
       </w:r>
       <w:bookmarkEnd w:id="14"/>
@@ -7342,6 +7619,9 @@
         </w:numPr>
       </w:pPr>
       <w:r>
+        <w:rPr>
+          <w:rFonts w:cs="Calibri"/>
+        </w:rPr>
         <w:t>User registration with secure password storage</w:t>
       </w:r>
     </w:p>
@@ -7353,6 +7633,9 @@
         </w:numPr>
       </w:pPr>
       <w:r>
+        <w:rPr>
+          <w:rFonts w:cs="Calibri"/>
+        </w:rPr>
         <w:t>Secure login and logout functionality</w:t>
       </w:r>
     </w:p>
@@ -7364,6 +7647,9 @@
         </w:numPr>
       </w:pPr>
       <w:r>
+        <w:rPr>
+          <w:rFonts w:cs="Calibri"/>
+        </w:rPr>
         <w:t>Role-based access control (Host, Player)</w:t>
       </w:r>
     </w:p>
@@ -7375,6 +7661,9 @@
         </w:numPr>
       </w:pPr>
       <w:r>
+        <w:rPr>
+          <w:rFonts w:cs="Calibri"/>
+        </w:rPr>
         <w:t>User profile management</w:t>
       </w:r>
     </w:p>
@@ -7384,6 +7673,9 @@
       </w:pPr>
       <w:bookmarkStart w:id="15" w:name="_Toc223731946"/>
       <w:r>
+        <w:rPr>
+          <w:rFonts w:cs="Calibri"/>
+        </w:rPr>
         <w:t>2. Quiz Creation and Management</w:t>
       </w:r>
       <w:bookmarkEnd w:id="15"/>
@@ -7396,6 +7688,9 @@
         </w:numPr>
       </w:pPr>
       <w:r>
+        <w:rPr>
+          <w:rFonts w:cs="Calibri"/>
+        </w:rPr>
         <w:t>Create new quizzes with title and description</w:t>
       </w:r>
     </w:p>
@@ -7407,6 +7702,9 @@
         </w:numPr>
       </w:pPr>
       <w:r>
+        <w:rPr>
+          <w:rFonts w:cs="Calibri"/>
+        </w:rPr>
         <w:t>Edit existing quiz metadata</w:t>
       </w:r>
     </w:p>
@@ -7418,6 +7716,9 @@
         </w:numPr>
       </w:pPr>
       <w:r>
+        <w:rPr>
+          <w:rFonts w:cs="Calibri"/>
+        </w:rPr>
         <w:t>Delete quizzes (with cascade deletion of questions)</w:t>
       </w:r>
     </w:p>
@@ -7429,6 +7730,9 @@
         </w:numPr>
       </w:pPr>
       <w:r>
+        <w:rPr>
+          <w:rFonts w:cs="Calibri"/>
+        </w:rPr>
         <w:t>Set quiz visibility (public/private)</w:t>
       </w:r>
     </w:p>
@@ -7440,6 +7744,9 @@
         </w:numPr>
       </w:pPr>
       <w:r>
+        <w:rPr>
+          <w:rFonts w:cs="Calibri"/>
+        </w:rPr>
         <w:t>Share public quizzes via anonymous links</w:t>
       </w:r>
     </w:p>
@@ -7451,6 +7758,9 @@
         </w:numPr>
       </w:pPr>
       <w:r>
+        <w:rPr>
+          <w:rFonts w:cs="Calibri"/>
+        </w:rPr>
         <w:t>Solo practice mode for quiz testing</w:t>
       </w:r>
     </w:p>
@@ -7460,6 +7770,9 @@
       </w:pPr>
       <w:bookmarkStart w:id="16" w:name="_Toc223731947"/>
       <w:r>
+        <w:rPr>
+          <w:rFonts w:cs="Calibri"/>
+        </w:rPr>
         <w:t>3. Question Bank Management</w:t>
       </w:r>
       <w:bookmarkEnd w:id="16"/>
@@ -7472,6 +7785,9 @@
         </w:numPr>
       </w:pPr>
       <w:r>
+        <w:rPr>
+          <w:rFonts w:cs="Calibri"/>
+        </w:rPr>
         <w:t>Add questions to quizzes</w:t>
       </w:r>
     </w:p>
@@ -7483,6 +7799,9 @@
         </w:numPr>
       </w:pPr>
       <w:r>
+        <w:rPr>
+          <w:rFonts w:cs="Calibri"/>
+        </w:rPr>
         <w:t>Support for multiple question types (multiple choice, true/false, fill-in-the-blank)</w:t>
       </w:r>
     </w:p>
@@ -7494,6 +7813,9 @@
         </w:numPr>
       </w:pPr>
       <w:r>
+        <w:rPr>
+          <w:rFonts w:cs="Calibri"/>
+        </w:rPr>
         <w:t>Configure question parameters (points, time limit)</w:t>
       </w:r>
     </w:p>
@@ -7505,6 +7827,9 @@
         </w:numPr>
       </w:pPr>
       <w:r>
+        <w:rPr>
+          <w:rFonts w:cs="Calibri"/>
+        </w:rPr>
         <w:t>Edit and delete questions</w:t>
       </w:r>
     </w:p>
@@ -7516,6 +7841,9 @@
         </w:numPr>
       </w:pPr>
       <w:r>
+        <w:rPr>
+          <w:rFonts w:cs="Calibri"/>
+        </w:rPr>
         <w:t>Auto-incrementing question order</w:t>
       </w:r>
     </w:p>
@@ -7525,6 +7853,9 @@
       </w:pPr>
       <w:bookmarkStart w:id="17" w:name="_Toc223731948"/>
       <w:r>
+        <w:rPr>
+          <w:rFonts w:cs="Calibri"/>
+        </w:rPr>
         <w:t>4. Live Game Session Hosting</w:t>
       </w:r>
       <w:bookmarkEnd w:id="17"/>
@@ -7537,6 +7868,9 @@
         </w:numPr>
       </w:pPr>
       <w:r>
+        <w:rPr>
+          <w:rFonts w:cs="Calibri"/>
+        </w:rPr>
         <w:t>Start game sessions from existing quizzes</w:t>
       </w:r>
     </w:p>
@@ -7548,6 +7882,9 @@
         </w:numPr>
       </w:pPr>
       <w:r>
+        <w:rPr>
+          <w:rFonts w:cs="Calibri"/>
+        </w:rPr>
         <w:lastRenderedPageBreak/>
         <w:t>Generate unique session codes for player access</w:t>
       </w:r>
@@ -7560,6 +7897,9 @@
         </w:numPr>
       </w:pPr>
       <w:r>
+        <w:rPr>
+          <w:rFonts w:cs="Calibri"/>
+        </w:rPr>
         <w:t>Control game flow (start, next question, end)</w:t>
       </w:r>
     </w:p>
@@ -7571,6 +7911,9 @@
         </w:numPr>
       </w:pPr>
       <w:r>
+        <w:rPr>
+          <w:rFonts w:cs="Calibri"/>
+        </w:rPr>
         <w:t>View real-time participant list</w:t>
       </w:r>
     </w:p>
@@ -7582,6 +7925,9 @@
         </w:numPr>
       </w:pPr>
       <w:r>
+        <w:rPr>
+          <w:rFonts w:cs="Calibri"/>
+        </w:rPr>
         <w:t>Monitor live leaderboard</w:t>
       </w:r>
     </w:p>
@@ -7593,6 +7939,9 @@
         </w:numPr>
       </w:pPr>
       <w:r>
+        <w:rPr>
+          <w:rFonts w:cs="Calibri"/>
+        </w:rPr>
         <w:t>Real-time player synchronization via WebSocket</w:t>
       </w:r>
     </w:p>
@@ -7602,6 +7951,9 @@
       </w:pPr>
       <w:bookmarkStart w:id="18" w:name="_Toc223731949"/>
       <w:r>
+        <w:rPr>
+          <w:rFonts w:cs="Calibri"/>
+        </w:rPr>
         <w:t>5. Player Participation</w:t>
       </w:r>
       <w:bookmarkEnd w:id="18"/>
@@ -7614,6 +7966,9 @@
         </w:numPr>
       </w:pPr>
       <w:r>
+        <w:rPr>
+          <w:rFonts w:cs="Calibri"/>
+        </w:rPr>
         <w:t>Join sessions using session codes (no account required)</w:t>
       </w:r>
     </w:p>
@@ -7625,6 +7980,9 @@
         </w:numPr>
       </w:pPr>
       <w:r>
+        <w:rPr>
+          <w:rFonts w:cs="Calibri"/>
+        </w:rPr>
         <w:t>Answer questions within time limits</w:t>
       </w:r>
     </w:p>
@@ -7636,6 +7994,9 @@
         </w:numPr>
       </w:pPr>
       <w:r>
+        <w:rPr>
+          <w:rFonts w:cs="Calibri"/>
+        </w:rPr>
         <w:t>View personal score in real-time</w:t>
       </w:r>
     </w:p>
@@ -7647,6 +8008,9 @@
         </w:numPr>
       </w:pPr>
       <w:r>
+        <w:rPr>
+          <w:rFonts w:cs="Calibri"/>
+        </w:rPr>
         <w:t>See leaderboard rankings</w:t>
       </w:r>
     </w:p>
@@ -7658,6 +8022,9 @@
         </w:numPr>
       </w:pPr>
       <w:r>
+        <w:rPr>
+          <w:rFonts w:cs="Calibri"/>
+        </w:rPr>
         <w:t>Receive immediate answer feedback</w:t>
       </w:r>
     </w:p>
@@ -7667,6 +8034,9 @@
       </w:pPr>
       <w:bookmarkStart w:id="19" w:name="_Toc223731950"/>
       <w:r>
+        <w:rPr>
+          <w:rFonts w:cs="Calibri"/>
+        </w:rPr>
         <w:t>6. Scoring and Results</w:t>
       </w:r>
       <w:bookmarkEnd w:id="19"/>
@@ -7679,6 +8049,9 @@
         </w:numPr>
       </w:pPr>
       <w:r>
+        <w:rPr>
+          <w:rFonts w:cs="Calibri"/>
+        </w:rPr>
         <w:t>Automatic answer evaluation</w:t>
       </w:r>
     </w:p>
@@ -7690,6 +8063,9 @@
         </w:numPr>
       </w:pPr>
       <w:r>
+        <w:rPr>
+          <w:rFonts w:cs="Calibri"/>
+        </w:rPr>
         <w:t>Time-based proportional scoring</w:t>
       </w:r>
     </w:p>
@@ -7701,6 +8077,9 @@
         </w:numPr>
       </w:pPr>
       <w:r>
+        <w:rPr>
+          <w:rFonts w:cs="Calibri"/>
+        </w:rPr>
         <w:t>Live leaderboard updates</w:t>
       </w:r>
     </w:p>
@@ -7712,15 +8091,234 @@
         </w:numPr>
       </w:pPr>
       <w:r>
+        <w:rPr>
+          <w:rFonts w:cs="Calibri"/>
+        </w:rPr>
         <w:t>Post-game detailed results</w:t>
       </w:r>
     </w:p>
     <w:p>
       <w:pPr>
+        <w:pStyle w:val="Heading3"/>
+      </w:pPr>
+      <w:r>
+        <w:rPr>
+          <w:rFonts w:cs="Calibri"/>
+        </w:rPr>
+        <w:t>7. AI-Assisted Quiz Generation</w:t>
+      </w:r>
+    </w:p>
+    <w:p>
+      <w:pPr>
+        <w:numPr>
+          <w:ilvl w:val="0"/>
+          <w:numId w:val="2"/>
+        </w:numPr>
+      </w:pPr>
+      <w:r>
+        <w:rPr>
+          <w:rFonts w:cs="Calibri"/>
+        </w:rPr>
+        <w:t>Generate full quizzes from a topic or uploaded documents (PDF, TXT)</w:t>
+      </w:r>
+    </w:p>
+    <w:p>
+      <w:pPr>
+        <w:numPr>
+          <w:ilvl w:val="0"/>
+          <w:numId w:val="2"/>
+        </w:numPr>
+      </w:pPr>
+      <w:r>
+        <w:rPr>
+          <w:rFonts w:cs="Calibri"/>
+        </w:rPr>
+        <w:t>AI automatically determines optimal mix of question types</w:t>
+      </w:r>
+    </w:p>
+    <w:p>
+      <w:pPr>
+        <w:numPr>
+          <w:ilvl w:val="0"/>
+          <w:numId w:val="2"/>
+        </w:numPr>
+      </w:pPr>
+      <w:r>
+        <w:rPr>
+          <w:rFonts w:cs="Calibri"/>
+        </w:rPr>
+        <w:t>Configurable difficulty and question count parameters</w:t>
+      </w:r>
+    </w:p>
+    <w:p>
+      <w:pPr>
+        <w:pStyle w:val="Heading3"/>
+      </w:pPr>
+      <w:r>
+        <w:rPr>
+          <w:rFonts w:cs="Calibri"/>
+        </w:rPr>
+        <w:t>8. Flashcards Study Mode</w:t>
+      </w:r>
+    </w:p>
+    <w:p>
+      <w:pPr>
+        <w:numPr>
+          <w:ilvl w:val="0"/>
+          <w:numId w:val="2"/>
+        </w:numPr>
+      </w:pPr>
+      <w:r>
+        <w:rPr>
+          <w:rFonts w:cs="Calibri"/>
+        </w:rPr>
+        <w:t>Interactive 3D-flipping cards for independent study</w:t>
+      </w:r>
+    </w:p>
+    <w:p>
+      <w:pPr>
+        <w:numPr>
+          <w:ilvl w:val="0"/>
+          <w:numId w:val="2"/>
+        </w:numPr>
+      </w:pPr>
+      <w:r>
+        <w:rPr>
+          <w:rFonts w:cs="Calibri"/>
+        </w:rPr>
+        <w:t>Keyboard navigation support</w:t>
+      </w:r>
+    </w:p>
+    <w:p>
+      <w:pPr>
+        <w:numPr>
+          <w:ilvl w:val="0"/>
+          <w:numId w:val="2"/>
+        </w:numPr>
+      </w:pPr>
+      <w:r>
+        <w:rPr>
+          <w:rFonts w:cs="Calibri"/>
+        </w:rPr>
+        <w:t>Review quizzes without time pressure or scoring</w:t>
+      </w:r>
+    </w:p>
+    <w:p>
+      <w:pPr>
+        <w:pStyle w:val="Heading3"/>
+      </w:pPr>
+      <w:r>
+        <w:rPr>
+          <w:rFonts w:cs="Calibri"/>
+        </w:rPr>
+        <w:t>9. First-Time User Tutorial</w:t>
+      </w:r>
+    </w:p>
+    <w:p>
+      <w:pPr>
+        <w:numPr>
+          <w:ilvl w:val="0"/>
+          <w:numId w:val="2"/>
+        </w:numPr>
+      </w:pPr>
+      <w:r>
+        <w:rPr>
+          <w:rFonts w:cs="Calibri"/>
+        </w:rPr>
+        <w:t>Automatic help modal display on first dashboard visit</w:t>
+      </w:r>
+    </w:p>
+    <w:p>
+      <w:pPr>
+        <w:numPr>
+          <w:ilvl w:val="0"/>
+          <w:numId w:val="2"/>
+        </w:numPr>
+      </w:pPr>
+      <w:r>
+        <w:rPr>
+          <w:rFonts w:cs="Calibri"/>
+        </w:rPr>
+        <w:t>Guided instructions for creating, hosting, and joining quizzes</w:t>
+      </w:r>
+    </w:p>
+    <w:p>
+      <w:pPr>
+        <w:pStyle w:val="Heading3"/>
+      </w:pPr>
+      <w:r>
+        <w:rPr>
+          <w:rFonts w:cs="Calibri"/>
+        </w:rPr>
+        <w:lastRenderedPageBreak/>
+        <w:t>10. Advanced Game Features</w:t>
+      </w:r>
+    </w:p>
+    <w:p>
+      <w:pPr>
+        <w:numPr>
+          <w:ilvl w:val="0"/>
+          <w:numId w:val="2"/>
+        </w:numPr>
+      </w:pPr>
+      <w:r>
+        <w:rPr>
+          <w:rFonts w:cs="Calibri"/>
+        </w:rPr>
+        <w:t>Answer streak bonus with progressive rewards (+100 per streak, capped at +500)</w:t>
+      </w:r>
+    </w:p>
+    <w:p>
+      <w:pPr>
+        <w:numPr>
+          <w:ilvl w:val="0"/>
+          <w:numId w:val="2"/>
+        </w:numPr>
+      </w:pPr>
+      <w:r>
+        <w:rPr>
+          <w:rFonts w:cs="Calibri"/>
+        </w:rPr>
+        <w:t>Host-controlled streak bonus toggle</w:t>
+      </w:r>
+    </w:p>
+    <w:p>
+      <w:pPr>
+        <w:numPr>
+          <w:ilvl w:val="0"/>
+          <w:numId w:val="2"/>
+        </w:numPr>
+      </w:pPr>
+      <w:r>
+        <w:rPr>
+          <w:rFonts w:cs="Calibri"/>
+        </w:rPr>
+        <w:t>Answer distribution bar chart for host analytics</w:t>
+      </w:r>
+    </w:p>
+    <w:p>
+      <w:pPr>
+        <w:numPr>
+          <w:ilvl w:val="0"/>
+          <w:numId w:val="2"/>
+        </w:numPr>
+      </w:pPr>
+      <w:r>
+        <w:rPr>
+          <w:rFonts w:cs="Calibri"/>
+        </w:rPr>
+        <w:t>Dynamic time limits based on question type (MC: 20s, T/F: 15s, Fill-in-Blank: 25s)</w:t>
+      </w:r>
+    </w:p>
+    <w:p>
+      <w:pPr>
         <w:pStyle w:val="Heading2"/>
       </w:pPr>
       <w:bookmarkStart w:id="20" w:name="_Toc223731951"/>
       <w:r>
+        <w:rPr>
+          <w:rFonts w:cs="Calibri"/>
+        </w:rPr>
         <w:t>2.3 User Classes and Characteristics</w:t>
       </w:r>
       <w:bookmarkEnd w:id="20"/>
@@ -7730,6 +8328,9 @@
         <w:jc w:val="both"/>
       </w:pPr>
       <w:r>
+        <w:rPr>
+          <w:rFonts w:cs="Calibri"/>
+        </w:rPr>
         <w:t>The system supports two distinct user classes:</w:t>
       </w:r>
     </w:p>
@@ -7739,6 +8340,9 @@
       </w:pPr>
       <w:bookmarkStart w:id="21" w:name="_Toc223731952"/>
       <w:r>
+        <w:rPr>
+          <w:rFonts w:cs="Calibri"/>
+        </w:rPr>
         <w:t>1. Host</w:t>
       </w:r>
       <w:bookmarkEnd w:id="21"/>
@@ -7751,6 +8355,9 @@
         </w:numPr>
       </w:pPr>
       <w:r>
+        <w:rPr>
+          <w:rFonts w:cs="Calibri"/>
+        </w:rPr>
         <w:t>Description: Educators, trainers, or quiz creators who design and run quiz sessions</w:t>
       </w:r>
     </w:p>
@@ -7762,6 +8369,9 @@
         </w:numPr>
       </w:pPr>
       <w:r>
+        <w:rPr>
+          <w:rFonts w:cs="Calibri"/>
+        </w:rPr>
         <w:t>Technical Expertise: Moderate - familiar with basic computer operations and web interfaces</w:t>
       </w:r>
     </w:p>
@@ -7773,6 +8383,9 @@
         </w:numPr>
       </w:pPr>
       <w:r>
+        <w:rPr>
+          <w:rFonts w:cs="Calibri"/>
+        </w:rPr>
         <w:t>Frequency of Use: Regular - creating quizzes and hosting sessions as needed</w:t>
       </w:r>
     </w:p>
@@ -7784,6 +8397,9 @@
         </w:numPr>
       </w:pPr>
       <w:r>
+        <w:rPr>
+          <w:rFonts w:cs="Calibri"/>
+        </w:rPr>
         <w:t>Key Functions: Create and manage quizzes, add/edit questions, host game sessions, view results</w:t>
       </w:r>
     </w:p>
@@ -7795,6 +8411,9 @@
         </w:numPr>
       </w:pPr>
       <w:r>
+        <w:rPr>
+          <w:rFonts w:cs="Calibri"/>
+        </w:rPr>
         <w:t>Privileges: CRUD access to own quizzes and questions, session hosting, participant results viewing</w:t>
       </w:r>
     </w:p>
@@ -7806,6 +8425,9 @@
         </w:numPr>
       </w:pPr>
       <w:r>
+        <w:rPr>
+          <w:rFonts w:cs="Calibri"/>
+        </w:rPr>
         <w:t>Default Role: New users are assigned the Host role by default</w:t>
       </w:r>
     </w:p>
@@ -7815,710 +8437,912 @@
       </w:pPr>
       <w:bookmarkStart w:id="22" w:name="_Toc223731953"/>
       <w:r>
+        <w:rPr>
+          <w:rFonts w:cs="Calibri"/>
+        </w:rPr>
+        <w:t>2. Player</w:t>
+      </w:r>
+      <w:bookmarkEnd w:id="22"/>
+    </w:p>
+    <w:p>
+      <w:pPr>
+        <w:numPr>
+          <w:ilvl w:val="0"/>
+          <w:numId w:val="2"/>
+        </w:numPr>
+      </w:pPr>
+      <w:r>
+        <w:rPr>
+          <w:rFonts w:cs="Calibri"/>
+        </w:rPr>
+        <w:t>Description: Students, participants, or quiz takers who join and play in quiz sessions</w:t>
+      </w:r>
+    </w:p>
+    <w:p>
+      <w:pPr>
+        <w:numPr>
+          <w:ilvl w:val="0"/>
+          <w:numId w:val="2"/>
+        </w:numPr>
+      </w:pPr>
+      <w:r>
+        <w:rPr>
+          <w:rFonts w:cs="Calibri"/>
+        </w:rPr>
+        <w:t>Technical Expertise: Low to Moderate - basic web browsing skills required</w:t>
+      </w:r>
+    </w:p>
+    <w:p>
+      <w:pPr>
+        <w:numPr>
+          <w:ilvl w:val="0"/>
+          <w:numId w:val="2"/>
+        </w:numPr>
+      </w:pPr>
+      <w:r>
+        <w:rPr>
+          <w:rFonts w:cs="Calibri"/>
+        </w:rPr>
+        <w:t>Frequency of Use: Variable - depends on session availability and participation</w:t>
+      </w:r>
+    </w:p>
+    <w:p>
+      <w:pPr>
+        <w:numPr>
+          <w:ilvl w:val="0"/>
+          <w:numId w:val="2"/>
+        </w:numPr>
+      </w:pPr>
+      <w:r>
+        <w:rPr>
+          <w:rFonts w:cs="Calibri"/>
+        </w:rPr>
+        <w:t>Key Functions: Join game sessions, answer questions, view own scores</w:t>
+      </w:r>
+    </w:p>
+    <w:p>
+      <w:pPr>
+        <w:numPr>
+          <w:ilvl w:val="0"/>
+          <w:numId w:val="2"/>
+        </w:numPr>
+      </w:pPr>
+      <w:r>
+        <w:rPr>
+          <w:rFonts w:cs="Calibri"/>
+        </w:rPr>
+        <w:t>Privileges: Read-only access to active sessions, submit answers, view personal performance</w:t>
+      </w:r>
+    </w:p>
+    <w:p>
+      <w:pPr>
+        <w:numPr>
+          <w:ilvl w:val="0"/>
+          <w:numId w:val="2"/>
+        </w:numPr>
+      </w:pPr>
+      <w:r>
+        <w:rPr>
+          <w:rFonts w:cs="Calibri"/>
+        </w:rPr>
+        <w:t>Anonymous Access: Players can join without creating accounts using session codes</w:t>
+      </w:r>
+    </w:p>
+    <w:p>
+      <w:pPr>
+        <w:pStyle w:val="Heading2"/>
+      </w:pPr>
+      <w:bookmarkStart w:id="23" w:name="_Toc223731954"/>
+      <w:r>
+        <w:rPr>
+          <w:rFonts w:cs="Calibri"/>
+        </w:rPr>
+        <w:t>2.4 Operating Environment</w:t>
+      </w:r>
+      <w:bookmarkEnd w:id="23"/>
+    </w:p>
+    <w:p>
+      <w:pPr>
+        <w:jc w:val="both"/>
+      </w:pPr>
+      <w:r>
+        <w:rPr>
+          <w:rFonts w:cs="Calibri"/>
+        </w:rPr>
+        <w:t>The Interactive Quiz Show Platform operates in the following environment:</w:t>
+      </w:r>
+    </w:p>
+    <w:p>
+      <w:pPr>
+        <w:pStyle w:val="Heading3"/>
+      </w:pPr>
+      <w:bookmarkStart w:id="24" w:name="_Toc223731955"/>
+      <w:r>
+        <w:rPr>
+          <w:rFonts w:cs="Calibri"/>
+        </w:rPr>
+        <w:t>Server-Side</w:t>
+      </w:r>
+      <w:bookmarkEnd w:id="24"/>
+    </w:p>
+    <w:p>
+      <w:pPr>
+        <w:numPr>
+          <w:ilvl w:val="0"/>
+          <w:numId w:val="2"/>
+        </w:numPr>
+      </w:pPr>
+      <w:r>
+        <w:rPr>
+          <w:rFonts w:cs="Calibri"/>
+        </w:rPr>
+        <w:t>Operating System: Windows Server, Linux (Ubuntu 20.04+), or macOS</w:t>
+      </w:r>
+    </w:p>
+    <w:p>
+      <w:pPr>
+        <w:numPr>
+          <w:ilvl w:val="0"/>
+          <w:numId w:val="2"/>
+        </w:numPr>
+      </w:pPr>
+      <w:r>
+        <w:rPr>
+          <w:rFonts w:cs="Calibri"/>
+        </w:rPr>
+        <w:t>Web Server: Flask built-in development server (development), Gunicorn/uWSGI (production)</w:t>
+      </w:r>
+    </w:p>
+    <w:p>
+      <w:pPr>
+        <w:numPr>
+          <w:ilvl w:val="0"/>
+          <w:numId w:val="2"/>
+        </w:numPr>
+      </w:pPr>
+      <w:r>
+        <w:rPr>
+          <w:rFonts w:cs="Calibri"/>
+        </w:rPr>
         <w:lastRenderedPageBreak/>
-        <w:t>2. Player</w:t>
-      </w:r>
-      <w:bookmarkEnd w:id="22"/>
-    </w:p>
-    <w:p>
-      <w:pPr>
-        <w:numPr>
-          <w:ilvl w:val="0"/>
-          <w:numId w:val="2"/>
-        </w:numPr>
-      </w:pPr>
-      <w:r>
-        <w:t>Description: Students, participants, or quiz takers who join and play in quiz sessions</w:t>
-      </w:r>
-    </w:p>
-    <w:p>
-      <w:pPr>
-        <w:numPr>
-          <w:ilvl w:val="0"/>
-          <w:numId w:val="2"/>
-        </w:numPr>
-      </w:pPr>
-      <w:r>
-        <w:t>Technical Expertise: Low to Moderate - basic web browsing skills required</w:t>
-      </w:r>
-    </w:p>
-    <w:p>
-      <w:pPr>
-        <w:numPr>
-          <w:ilvl w:val="0"/>
-          <w:numId w:val="2"/>
-        </w:numPr>
-      </w:pPr>
-      <w:r>
-        <w:t>Frequency of Use: Variable - depends on session availability and participation</w:t>
-      </w:r>
-    </w:p>
-    <w:p>
-      <w:pPr>
-        <w:numPr>
-          <w:ilvl w:val="0"/>
-          <w:numId w:val="2"/>
-        </w:numPr>
-      </w:pPr>
-      <w:r>
-        <w:t>Key Functions: Join game sessions, answer questions, view own scores</w:t>
-      </w:r>
-    </w:p>
-    <w:p>
-      <w:pPr>
-        <w:numPr>
-          <w:ilvl w:val="0"/>
-          <w:numId w:val="2"/>
-        </w:numPr>
-      </w:pPr>
-      <w:r>
-        <w:t>Privileges: Read-only access to active sessions, submit answers, view personal performance</w:t>
-      </w:r>
-    </w:p>
-    <w:p>
-      <w:pPr>
-        <w:numPr>
-          <w:ilvl w:val="0"/>
-          <w:numId w:val="2"/>
-        </w:numPr>
-      </w:pPr>
-      <w:r>
-        <w:t>Anonymous Access: Players can join without creating accounts using session codes</w:t>
+        <w:t>Python Version: 3.10 or higher</w:t>
+      </w:r>
+    </w:p>
+    <w:p>
+      <w:pPr>
+        <w:numPr>
+          <w:ilvl w:val="0"/>
+          <w:numId w:val="2"/>
+        </w:numPr>
+      </w:pPr>
+      <w:r>
+        <w:rPr>
+          <w:rFonts w:cs="Calibri"/>
+        </w:rPr>
+        <w:t>Database: MySQL 8.0 or higher</w:t>
+      </w:r>
+    </w:p>
+    <w:p>
+      <w:pPr>
+        <w:numPr>
+          <w:ilvl w:val="0"/>
+          <w:numId w:val="2"/>
+        </w:numPr>
+      </w:pPr>
+      <w:r>
+        <w:rPr>
+          <w:rFonts w:cs="Calibri"/>
+        </w:rPr>
+        <w:t>Network: TCP/IP network with internet connectivity</w:t>
+      </w:r>
+    </w:p>
+    <w:p>
+      <w:pPr>
+        <w:pStyle w:val="Heading3"/>
+      </w:pPr>
+      <w:bookmarkStart w:id="25" w:name="_Toc223731956"/>
+      <w:r>
+        <w:rPr>
+          <w:rFonts w:cs="Calibri"/>
+        </w:rPr>
+        <w:t>Client-Side</w:t>
+      </w:r>
+      <w:bookmarkEnd w:id="25"/>
+    </w:p>
+    <w:p>
+      <w:pPr>
+        <w:numPr>
+          <w:ilvl w:val="0"/>
+          <w:numId w:val="2"/>
+        </w:numPr>
+      </w:pPr>
+      <w:r>
+        <w:rPr>
+          <w:rFonts w:cs="Calibri"/>
+        </w:rPr>
+        <w:t>Operating Systems: Windows 10+, macOS 10.14+, Linux, iOS 12+, Android 8+</w:t>
+      </w:r>
+    </w:p>
+    <w:p>
+      <w:pPr>
+        <w:numPr>
+          <w:ilvl w:val="0"/>
+          <w:numId w:val="2"/>
+        </w:numPr>
+      </w:pPr>
+      <w:r>
+        <w:rPr>
+          <w:rFonts w:cs="Calibri"/>
+        </w:rPr>
+        <w:t>Web Browsers: Google Chrome 90+, Mozilla Firefox 88+, Safari 14+, Microsoft Edge 90+</w:t>
+      </w:r>
+    </w:p>
+    <w:p>
+      <w:pPr>
+        <w:numPr>
+          <w:ilvl w:val="0"/>
+          <w:numId w:val="2"/>
+        </w:numPr>
+      </w:pPr>
+      <w:r>
+        <w:rPr>
+          <w:rFonts w:cs="Calibri"/>
+        </w:rPr>
+        <w:t>Screen Resolution: Minimum 320px width (mobile), optimal 1024px+ (desktop)</w:t>
+      </w:r>
+    </w:p>
+    <w:p>
+      <w:pPr>
+        <w:numPr>
+          <w:ilvl w:val="0"/>
+          <w:numId w:val="2"/>
+        </w:numPr>
+      </w:pPr>
+      <w:r>
+        <w:rPr>
+          <w:rFonts w:cs="Calibri"/>
+        </w:rPr>
+        <w:t>Network: Stable internet connection (minimum 1 Mbps recommended)</w:t>
+      </w:r>
+    </w:p>
+    <w:p>
+      <w:pPr>
+        <w:numPr>
+          <w:ilvl w:val="0"/>
+          <w:numId w:val="2"/>
+        </w:numPr>
+      </w:pPr>
+      <w:r>
+        <w:rPr>
+          <w:rFonts w:cs="Calibri"/>
+        </w:rPr>
+        <w:t>JavaScript: Must be enabled</w:t>
+      </w:r>
+    </w:p>
+    <w:p>
+      <w:pPr>
+        <w:pStyle w:val="Heading3"/>
+      </w:pPr>
+      <w:bookmarkStart w:id="26" w:name="_Toc223731957"/>
+      <w:r>
+        <w:rPr>
+          <w:rFonts w:cs="Calibri"/>
+        </w:rPr>
+        <w:t>Development Environment</w:t>
+      </w:r>
+      <w:bookmarkEnd w:id="26"/>
+    </w:p>
+    <w:p>
+      <w:pPr>
+        <w:numPr>
+          <w:ilvl w:val="0"/>
+          <w:numId w:val="2"/>
+        </w:numPr>
+      </w:pPr>
+      <w:r>
+        <w:rPr>
+          <w:rFonts w:cs="Calibri"/>
+        </w:rPr>
+        <w:t>IDE: PyCharm, Visual Studio Code, or similar</w:t>
+      </w:r>
+    </w:p>
+    <w:p>
+      <w:pPr>
+        <w:numPr>
+          <w:ilvl w:val="0"/>
+          <w:numId w:val="2"/>
+        </w:numPr>
+      </w:pPr>
+      <w:r>
+        <w:rPr>
+          <w:rFonts w:cs="Calibri"/>
+        </w:rPr>
+        <w:t>Version Control: Git</w:t>
+      </w:r>
+    </w:p>
+    <w:p>
+      <w:pPr>
+        <w:numPr>
+          <w:ilvl w:val="0"/>
+          <w:numId w:val="2"/>
+        </w:numPr>
+      </w:pPr>
+      <w:r>
+        <w:rPr>
+          <w:rFonts w:cs="Calibri"/>
+        </w:rPr>
+        <w:t>Package Manager: pip (Python)</w:t>
       </w:r>
     </w:p>
     <w:p>
       <w:pPr>
         <w:pStyle w:val="Heading2"/>
       </w:pPr>
-      <w:bookmarkStart w:id="23" w:name="_Toc223731954"/>
-      <w:r>
-        <w:t>2.4 Operating Environment</w:t>
-      </w:r>
-      <w:bookmarkEnd w:id="23"/>
+      <w:bookmarkStart w:id="27" w:name="_Toc223731958"/>
+      <w:r>
+        <w:rPr>
+          <w:rFonts w:cs="Calibri"/>
+        </w:rPr>
+        <w:t>2.5 Design and Implementation Constraints</w:t>
+      </w:r>
+      <w:bookmarkEnd w:id="27"/>
     </w:p>
     <w:p>
       <w:pPr>
         <w:jc w:val="both"/>
       </w:pPr>
       <w:r>
-        <w:t>The Interactive Quiz Show Platform operates in the following environment:</w:t>
+        <w:rPr>
+          <w:rFonts w:cs="Calibri"/>
+        </w:rPr>
+        <w:t>The following constraints affect the design and implementation of the system:</w:t>
       </w:r>
     </w:p>
     <w:p>
       <w:pPr>
         <w:pStyle w:val="Heading3"/>
       </w:pPr>
-      <w:bookmarkStart w:id="24" w:name="_Toc223731955"/>
-      <w:r>
-        <w:t>Server-Side</w:t>
-      </w:r>
-      <w:bookmarkEnd w:id="24"/>
-    </w:p>
-    <w:p>
-      <w:pPr>
-        <w:numPr>
-          <w:ilvl w:val="0"/>
-          <w:numId w:val="2"/>
-        </w:numPr>
-      </w:pPr>
-      <w:r>
-        <w:t>Operating System: Windows Server, Linux (Ubuntu 20.04+), or macOS</w:t>
-      </w:r>
-    </w:p>
-    <w:p>
-      <w:pPr>
-        <w:numPr>
-          <w:ilvl w:val="0"/>
-          <w:numId w:val="2"/>
-        </w:numPr>
-      </w:pPr>
-      <w:r>
-        <w:t xml:space="preserve">Web Server: Flask built-in development server (development), </w:t>
-      </w:r>
-      <w:proofErr w:type="spellStart"/>
-      <w:r>
-        <w:t>Gunicorn</w:t>
-      </w:r>
-      <w:proofErr w:type="spellEnd"/>
-      <w:r>
-        <w:t>/</w:t>
-      </w:r>
-      <w:proofErr w:type="spellStart"/>
-      <w:r>
-        <w:t>uWSGI</w:t>
-      </w:r>
-      <w:proofErr w:type="spellEnd"/>
-      <w:r>
-        <w:t xml:space="preserve"> (production)</w:t>
-      </w:r>
-    </w:p>
-    <w:p>
-      <w:pPr>
-        <w:numPr>
-          <w:ilvl w:val="0"/>
-          <w:numId w:val="2"/>
-        </w:numPr>
-      </w:pPr>
-      <w:r>
-        <w:t>Python Version: 3.10 or higher</w:t>
-      </w:r>
-    </w:p>
-    <w:p>
-      <w:pPr>
-        <w:numPr>
-          <w:ilvl w:val="0"/>
-          <w:numId w:val="2"/>
-        </w:numPr>
-      </w:pPr>
-      <w:r>
-        <w:t>Database: MySQL 8.0 or higher</w:t>
-      </w:r>
-    </w:p>
-    <w:p>
-      <w:pPr>
-        <w:numPr>
-          <w:ilvl w:val="0"/>
-          <w:numId w:val="2"/>
-        </w:numPr>
-      </w:pPr>
-      <w:r>
-        <w:t>Network: TCP/IP network with internet connectivity</w:t>
+      <w:bookmarkStart w:id="28" w:name="_Toc223731959"/>
+      <w:r>
+        <w:rPr>
+          <w:rFonts w:cs="Calibri"/>
+        </w:rPr>
+        <w:t>Technology Constraints</w:t>
+      </w:r>
+      <w:bookmarkEnd w:id="28"/>
+    </w:p>
+    <w:p>
+      <w:pPr>
+        <w:numPr>
+          <w:ilvl w:val="0"/>
+          <w:numId w:val="2"/>
+        </w:numPr>
+      </w:pPr>
+      <w:r>
+        <w:rPr>
+          <w:rFonts w:cs="Calibri"/>
+        </w:rPr>
+        <w:t>Must use Flask framework for backend development (project requirement)</w:t>
+      </w:r>
+    </w:p>
+    <w:p>
+      <w:pPr>
+        <w:numPr>
+          <w:ilvl w:val="0"/>
+          <w:numId w:val="2"/>
+        </w:numPr>
+      </w:pPr>
+      <w:r>
+        <w:rPr>
+          <w:rFonts w:cs="Calibri"/>
+        </w:rPr>
+        <w:t>Must use MySQL for database management (project requirement)</w:t>
+      </w:r>
+    </w:p>
+    <w:p>
+      <w:pPr>
+        <w:numPr>
+          <w:ilvl w:val="0"/>
+          <w:numId w:val="2"/>
+        </w:numPr>
+      </w:pPr>
+      <w:r>
+        <w:rPr>
+          <w:rFonts w:cs="Calibri"/>
+        </w:rPr>
+        <w:t>Must implement responsive design using Tailwind CSS framework</w:t>
+      </w:r>
+    </w:p>
+    <w:p>
+      <w:pPr>
+        <w:numPr>
+          <w:ilvl w:val="0"/>
+          <w:numId w:val="2"/>
+        </w:numPr>
+      </w:pPr>
+      <w:r>
+        <w:rPr>
+          <w:rFonts w:cs="Calibri"/>
+        </w:rPr>
+        <w:t>Must use Flask-Login for authentication (security requirement)</w:t>
+      </w:r>
+    </w:p>
+    <w:p>
+      <w:pPr>
+        <w:numPr>
+          <w:ilvl w:val="0"/>
+          <w:numId w:val="2"/>
+        </w:numPr>
+      </w:pPr>
+      <w:r>
+        <w:rPr>
+          <w:rFonts w:cs="Calibri"/>
+        </w:rPr>
+        <w:t>Must use Werkzeug for password hashing (security requirement)</w:t>
+      </w:r>
+    </w:p>
+    <w:p>
+      <w:pPr>
+        <w:numPr>
+          <w:ilvl w:val="0"/>
+          <w:numId w:val="2"/>
+        </w:numPr>
+      </w:pPr>
+      <w:r>
+        <w:rPr>
+          <w:rFonts w:cs="Calibri"/>
+        </w:rPr>
+        <w:t>Must use Flask-SocketIO for real-time communication</w:t>
       </w:r>
     </w:p>
     <w:p>
       <w:pPr>
         <w:pStyle w:val="Heading3"/>
       </w:pPr>
-      <w:bookmarkStart w:id="25" w:name="_Toc223731956"/>
-      <w:r>
-        <w:t>Client-Side</w:t>
-      </w:r>
-      <w:bookmarkEnd w:id="25"/>
-    </w:p>
-    <w:p>
-      <w:pPr>
-        <w:numPr>
-          <w:ilvl w:val="0"/>
-          <w:numId w:val="2"/>
-        </w:numPr>
-      </w:pPr>
-      <w:r>
-        <w:t>Operating Systems: Windows 10+, macOS 10.14+, Linux, iOS 12+, Android 8+</w:t>
-      </w:r>
-    </w:p>
-    <w:p>
-      <w:pPr>
-        <w:numPr>
-          <w:ilvl w:val="0"/>
-          <w:numId w:val="2"/>
-        </w:numPr>
-      </w:pPr>
-      <w:r>
-        <w:t>Web Browsers: Google Chrome 90+, Mozilla Firefox 88+, Safari 14+, Microsoft Edge 90+</w:t>
-      </w:r>
-    </w:p>
-    <w:p>
-      <w:pPr>
-        <w:numPr>
-          <w:ilvl w:val="0"/>
-          <w:numId w:val="2"/>
-        </w:numPr>
-      </w:pPr>
-      <w:r>
-        <w:t>Screen Resolution: Minimum 320px width (mobile), optimal 1024px+ (desktop)</w:t>
-      </w:r>
-    </w:p>
-    <w:p>
-      <w:pPr>
-        <w:numPr>
-          <w:ilvl w:val="0"/>
-          <w:numId w:val="2"/>
-        </w:numPr>
-      </w:pPr>
-      <w:r>
-        <w:t>Network: Stable internet connection (minimum 1 Mbps recommended)</w:t>
-      </w:r>
-    </w:p>
-    <w:p>
-      <w:pPr>
-        <w:numPr>
-          <w:ilvl w:val="0"/>
-          <w:numId w:val="2"/>
-        </w:numPr>
-      </w:pPr>
-      <w:r>
-        <w:t>JavaScript: Must be enabled</w:t>
+      <w:bookmarkStart w:id="29" w:name="_Toc223731960"/>
+      <w:r>
+        <w:rPr>
+          <w:rFonts w:cs="Calibri"/>
+        </w:rPr>
+        <w:t>Regulatory Constraints</w:t>
+      </w:r>
+      <w:bookmarkEnd w:id="29"/>
+    </w:p>
+    <w:p>
+      <w:pPr>
+        <w:numPr>
+          <w:ilvl w:val="0"/>
+          <w:numId w:val="2"/>
+        </w:numPr>
+      </w:pPr>
+      <w:r>
+        <w:rPr>
+          <w:rFonts w:cs="Calibri"/>
+        </w:rPr>
+        <w:t>Must comply with data protection best practices</w:t>
+      </w:r>
+    </w:p>
+    <w:p>
+      <w:pPr>
+        <w:numPr>
+          <w:ilvl w:val="0"/>
+          <w:numId w:val="2"/>
+        </w:numPr>
+      </w:pPr>
+      <w:r>
+        <w:rPr>
+          <w:rFonts w:cs="Calibri"/>
+        </w:rPr>
+        <w:t>Must implement secure password storage (no plaintext passwords)</w:t>
+      </w:r>
+    </w:p>
+    <w:p>
+      <w:pPr>
+        <w:numPr>
+          <w:ilvl w:val="0"/>
+          <w:numId w:val="2"/>
+        </w:numPr>
+      </w:pPr>
+      <w:r>
+        <w:rPr>
+          <w:rFonts w:cs="Calibri"/>
+        </w:rPr>
+        <w:t>Must protect against common web vulnerabilities (SQL injection, XSS, CSRF)</w:t>
       </w:r>
     </w:p>
     <w:p>
       <w:pPr>
         <w:pStyle w:val="Heading3"/>
       </w:pPr>
-      <w:bookmarkStart w:id="26" w:name="_Toc223731957"/>
-      <w:r>
-        <w:t>Development Environment</w:t>
-      </w:r>
-      <w:bookmarkEnd w:id="26"/>
-    </w:p>
-    <w:p>
-      <w:pPr>
-        <w:numPr>
-          <w:ilvl w:val="0"/>
-          <w:numId w:val="2"/>
-        </w:numPr>
-      </w:pPr>
-      <w:r>
-        <w:t>IDE: PyCharm, Visual Studio Code, or similar</w:t>
-      </w:r>
-    </w:p>
-    <w:p>
-      <w:pPr>
-        <w:numPr>
-          <w:ilvl w:val="0"/>
-          <w:numId w:val="2"/>
-        </w:numPr>
-      </w:pPr>
-      <w:r>
-        <w:t>Version Control: Git</w:t>
-      </w:r>
-    </w:p>
-    <w:p>
-      <w:pPr>
-        <w:numPr>
-          <w:ilvl w:val="0"/>
-          <w:numId w:val="2"/>
-        </w:numPr>
-      </w:pPr>
-      <w:r>
-        <w:t>Package Manager: pip (Python)</w:t>
+      <w:bookmarkStart w:id="30" w:name="_Toc223731961"/>
+      <w:r>
+        <w:rPr>
+          <w:rFonts w:cs="Calibri"/>
+        </w:rPr>
+        <w:t>Development Constraints</w:t>
+      </w:r>
+      <w:bookmarkEnd w:id="30"/>
+    </w:p>
+    <w:p>
+      <w:pPr>
+        <w:numPr>
+          <w:ilvl w:val="0"/>
+          <w:numId w:val="2"/>
+        </w:numPr>
+      </w:pPr>
+      <w:r>
+        <w:rPr>
+          <w:rFonts w:cs="Calibri"/>
+        </w:rPr>
+        <w:t>Academic project timeline (Spring 2026 semester)</w:t>
+      </w:r>
+    </w:p>
+    <w:p>
+      <w:pPr>
+        <w:numPr>
+          <w:ilvl w:val="0"/>
+          <w:numId w:val="2"/>
+        </w:numPr>
+      </w:pPr>
+      <w:r>
+        <w:rPr>
+          <w:rFonts w:cs="Calibri"/>
+        </w:rPr>
+        <w:lastRenderedPageBreak/>
+        <w:t>Limited development team size</w:t>
+      </w:r>
+    </w:p>
+    <w:p>
+      <w:pPr>
+        <w:numPr>
+          <w:ilvl w:val="0"/>
+          <w:numId w:val="2"/>
+        </w:numPr>
+      </w:pPr>
+      <w:r>
+        <w:rPr>
+          <w:rFonts w:cs="Calibri"/>
+        </w:rPr>
+        <w:t>Educational context and evaluation criteria</w:t>
       </w:r>
     </w:p>
     <w:p>
       <w:pPr>
         <w:pStyle w:val="Heading2"/>
       </w:pPr>
-      <w:bookmarkStart w:id="27" w:name="_Toc223731958"/>
-      <w:r>
-        <w:t>2.5 Design and Implementation Constraints</w:t>
-      </w:r>
-      <w:bookmarkEnd w:id="27"/>
+      <w:bookmarkStart w:id="31" w:name="_Toc223731962"/>
+      <w:r>
+        <w:rPr>
+          <w:rFonts w:cs="Calibri"/>
+        </w:rPr>
+        <w:t>2.6 User Documentation</w:t>
+      </w:r>
+      <w:bookmarkEnd w:id="31"/>
     </w:p>
     <w:p>
       <w:pPr>
         <w:jc w:val="both"/>
       </w:pPr>
       <w:r>
-        <w:t>The following constraints affect the design and implementation of the system:</w:t>
+        <w:rPr>
+          <w:rFonts w:cs="Calibri"/>
+        </w:rPr>
+        <w:t>The following user documentation will be provided:</w:t>
       </w:r>
     </w:p>
     <w:p>
       <w:pPr>
         <w:pStyle w:val="Heading3"/>
       </w:pPr>
-      <w:bookmarkStart w:id="28" w:name="_Toc223731959"/>
-      <w:r>
+      <w:bookmarkStart w:id="32" w:name="_Toc223731963"/>
+      <w:r>
+        <w:rPr>
+          <w:rFonts w:cs="Calibri"/>
+        </w:rPr>
+        <w:t>For End Users</w:t>
+      </w:r>
+      <w:bookmarkEnd w:id="32"/>
+    </w:p>
+    <w:p>
+      <w:pPr>
+        <w:numPr>
+          <w:ilvl w:val="0"/>
+          <w:numId w:val="2"/>
+        </w:numPr>
+      </w:pPr>
+      <w:r>
+        <w:rPr>
+          <w:rFonts w:cs="Calibri"/>
+        </w:rPr>
+        <w:t>Quick Start Guide: Step-by-step instructions for first-time users</w:t>
+      </w:r>
+    </w:p>
+    <w:p>
+      <w:pPr>
+        <w:numPr>
+          <w:ilvl w:val="0"/>
+          <w:numId w:val="2"/>
+        </w:numPr>
+      </w:pPr>
+      <w:r>
+        <w:rPr>
+          <w:rFonts w:cs="Calibri"/>
+        </w:rPr>
+        <w:t>User Manual: Comprehensive guide covering all features</w:t>
+      </w:r>
+    </w:p>
+    <w:p>
+      <w:pPr>
+        <w:numPr>
+          <w:ilvl w:val="0"/>
+          <w:numId w:val="2"/>
+        </w:numPr>
+      </w:pPr>
+      <w:r>
+        <w:rPr>
+          <w:rFonts w:cs="Calibri"/>
+        </w:rPr>
+        <w:t>In-App Help: Context-sensitive help within the application with guides for creating, hosting, and joining quizzes</w:t>
+      </w:r>
+    </w:p>
+    <w:p>
+      <w:pPr>
+        <w:numPr>
+          <w:ilvl w:val="0"/>
+          <w:numId w:val="2"/>
+        </w:numPr>
+      </w:pPr>
+      <w:r>
+        <w:rPr>
+          <w:rFonts w:cs="Calibri"/>
+        </w:rPr>
+        <w:t>First-Time Tutorial: Automatic dashboard walkthrough for new users, tracked via local storage</w:t>
+      </w:r>
+    </w:p>
+    <w:p>
+      <w:pPr>
+        <w:numPr>
+          <w:ilvl w:val="0"/>
+          <w:numId w:val="2"/>
+        </w:numPr>
+      </w:pPr>
+      <w:r>
+        <w:rPr>
+          <w:rFonts w:cs="Calibri"/>
+        </w:rPr>
+        <w:t>Flashcards Guide: Instructions for using the independent study flashcards mode</w:t>
+      </w:r>
+    </w:p>
+    <w:p>
+      <w:pPr>
+        <w:numPr>
+          <w:ilvl w:val="0"/>
+          <w:numId w:val="2"/>
+        </w:numPr>
+      </w:pPr>
+      <w:r>
+        <w:rPr>
+          <w:rFonts w:cs="Calibri"/>
+        </w:rPr>
+        <w:t>AI Generation Guide: Instructions for generating quizzes from topics and documents</w:t>
+      </w:r>
+    </w:p>
+    <w:p>
+      <w:pPr>
+        <w:pStyle w:val="Heading3"/>
+      </w:pPr>
+      <w:bookmarkStart w:id="33" w:name="_Toc223731964"/>
+      <w:r>
+        <w:rPr>
+          <w:rFonts w:cs="Calibri"/>
+        </w:rPr>
+        <w:t>For Administrators</w:t>
+      </w:r>
+      <w:bookmarkEnd w:id="33"/>
+    </w:p>
+    <w:p>
+      <w:pPr>
+        <w:numPr>
+          <w:ilvl w:val="0"/>
+          <w:numId w:val="2"/>
+        </w:numPr>
+      </w:pPr>
+      <w:r>
+        <w:rPr>
+          <w:rFonts w:cs="Calibri"/>
+        </w:rPr>
+        <w:t>Installation Guide: Server setup and configuration instructions</w:t>
+      </w:r>
+    </w:p>
+    <w:p>
+      <w:pPr>
+        <w:numPr>
+          <w:ilvl w:val="0"/>
+          <w:numId w:val="2"/>
+        </w:numPr>
+      </w:pPr>
+      <w:r>
+        <w:rPr>
+          <w:rFonts w:cs="Calibri"/>
+        </w:rPr>
+        <w:t>Database Schema Documentation: Entity-relationship diagrams and table descriptions</w:t>
+      </w:r>
+    </w:p>
+    <w:p>
+      <w:pPr>
+        <w:pStyle w:val="Heading3"/>
+      </w:pPr>
+      <w:bookmarkStart w:id="34" w:name="_Toc223731965"/>
+      <w:r>
+        <w:rPr>
+          <w:rFonts w:cs="Calibri"/>
+        </w:rPr>
+        <w:t>For Developers</w:t>
+      </w:r>
+      <w:bookmarkEnd w:id="34"/>
+    </w:p>
+    <w:p>
+      <w:pPr>
+        <w:numPr>
+          <w:ilvl w:val="0"/>
+          <w:numId w:val="2"/>
+        </w:numPr>
+      </w:pPr>
+      <w:r>
+        <w:rPr>
+          <w:rFonts w:cs="Calibri"/>
+        </w:rPr>
+        <w:t>README.md: Project overview and setup instructions</w:t>
+      </w:r>
+    </w:p>
+    <w:p>
+      <w:pPr>
+        <w:numPr>
+          <w:ilvl w:val="0"/>
+          <w:numId w:val="2"/>
+        </w:numPr>
+      </w:pPr>
+      <w:r>
+        <w:rPr>
+          <w:rFonts w:cs="Calibri"/>
+        </w:rPr>
+        <w:t>Code Comments: Inline documentation within source code</w:t>
+      </w:r>
+    </w:p>
+    <w:p>
+      <w:pPr>
+        <w:numPr>
+          <w:ilvl w:val="0"/>
+          <w:numId w:val="2"/>
+        </w:numPr>
+      </w:pPr>
+      <w:r>
+        <w:rPr>
+          <w:rFonts w:cs="Calibri"/>
+        </w:rPr>
+        <w:t>This SRS Document: Complete requirements specification</w:t>
+      </w:r>
+    </w:p>
+    <w:p>
+      <w:pPr>
+        <w:pStyle w:val="Heading2"/>
+      </w:pPr>
+      <w:bookmarkStart w:id="35" w:name="_Toc223731966"/>
+      <w:r>
+        <w:rPr>
+          <w:rFonts w:cs="Calibri"/>
+        </w:rPr>
+        <w:t>2.7 Assumptions and Dependencies</w:t>
+      </w:r>
+      <w:bookmarkEnd w:id="35"/>
+    </w:p>
+    <w:p>
+      <w:pPr>
+        <w:pStyle w:val="Heading3"/>
+      </w:pPr>
+      <w:bookmarkStart w:id="36" w:name="_Toc223731967"/>
+      <w:r>
+        <w:rPr>
+          <w:rFonts w:cs="Calibri"/>
+        </w:rPr>
+        <w:t>Assumptions</w:t>
+      </w:r>
+      <w:bookmarkEnd w:id="36"/>
+    </w:p>
+    <w:p>
+      <w:pPr>
+        <w:numPr>
+          <w:ilvl w:val="0"/>
+          <w:numId w:val="2"/>
+        </w:numPr>
+      </w:pPr>
+      <w:r>
+        <w:rPr>
+          <w:rFonts w:cs="Calibri"/>
+        </w:rPr>
+        <w:t>Users have access to a stable internet connection</w:t>
+      </w:r>
+    </w:p>
+    <w:p>
+      <w:pPr>
+        <w:numPr>
+          <w:ilvl w:val="0"/>
+          <w:numId w:val="2"/>
+        </w:numPr>
+      </w:pPr>
+      <w:r>
+        <w:rPr>
+          <w:rFonts w:cs="Calibri"/>
+        </w:rPr>
+        <w:t>Users have basic computer literacy and web browsing skills</w:t>
+      </w:r>
+    </w:p>
+    <w:p>
+      <w:pPr>
+        <w:numPr>
+          <w:ilvl w:val="0"/>
+          <w:numId w:val="2"/>
+        </w:numPr>
+      </w:pPr>
+      <w:r>
+        <w:rPr>
+          <w:rFonts w:cs="Calibri"/>
+        </w:rPr>
+        <w:t>MySQL server is properly installed, configured, and accessible</w:t>
+      </w:r>
+    </w:p>
+    <w:p>
+      <w:pPr>
+        <w:numPr>
+          <w:ilvl w:val="0"/>
+          <w:numId w:val="2"/>
+        </w:numPr>
+      </w:pPr>
+      <w:r>
+        <w:rPr>
+          <w:rFonts w:cs="Calibri"/>
+        </w:rPr>
+        <w:t>Python 3.10+ and required packages are installed on the server</w:t>
+      </w:r>
+    </w:p>
+    <w:p>
+      <w:pPr>
+        <w:numPr>
+          <w:ilvl w:val="0"/>
+          <w:numId w:val="2"/>
+        </w:numPr>
+      </w:pPr>
+      <w:r>
+        <w:rPr>
+          <w:rFonts w:cs="Calibri"/>
+        </w:rPr>
+        <w:t>Users have modern web browsers with JavaScript enabled</w:t>
+      </w:r>
+    </w:p>
+    <w:p>
+      <w:pPr>
+        <w:numPr>
+          <w:ilvl w:val="0"/>
+          <w:numId w:val="2"/>
+        </w:numPr>
+      </w:pPr>
+      <w:r>
+        <w:rPr>
+          <w:rFonts w:cs="Calibri"/>
+        </w:rPr>
+        <w:t>Server has sufficient resources (CPU, RAM, storage) for expected load</w:t>
+      </w:r>
+    </w:p>
+    <w:p>
+      <w:pPr>
+        <w:pStyle w:val="Heading3"/>
+      </w:pPr>
+      <w:bookmarkStart w:id="37" w:name="_Toc223731968"/>
+      <w:r>
+        <w:rPr>
+          <w:rFonts w:cs="Calibri"/>
+        </w:rPr>
         <w:lastRenderedPageBreak/>
-        <w:t>Technology Constraints</w:t>
-      </w:r>
-      <w:bookmarkEnd w:id="28"/>
-    </w:p>
-    <w:p>
-      <w:pPr>
-        <w:numPr>
-          <w:ilvl w:val="0"/>
-          <w:numId w:val="2"/>
-        </w:numPr>
-      </w:pPr>
-      <w:r>
-        <w:t>Must use Flask framework for backend development (project requirement)</w:t>
-      </w:r>
-    </w:p>
-    <w:p>
-      <w:pPr>
-        <w:numPr>
-          <w:ilvl w:val="0"/>
-          <w:numId w:val="2"/>
-        </w:numPr>
-      </w:pPr>
-      <w:r>
-        <w:t>Must use MySQL for database management (project requirement)</w:t>
-      </w:r>
-    </w:p>
-    <w:p>
-      <w:pPr>
-        <w:numPr>
-          <w:ilvl w:val="0"/>
-          <w:numId w:val="2"/>
-        </w:numPr>
-      </w:pPr>
-      <w:r>
-        <w:t>Must implement responsive design using Tailwind CSS framework</w:t>
-      </w:r>
-    </w:p>
-    <w:p>
-      <w:pPr>
-        <w:numPr>
-          <w:ilvl w:val="0"/>
-          <w:numId w:val="2"/>
-        </w:numPr>
-      </w:pPr>
-      <w:r>
-        <w:t>Must use Flask-Login for authentication (security requirement)</w:t>
-      </w:r>
-    </w:p>
-    <w:p>
-      <w:pPr>
-        <w:numPr>
-          <w:ilvl w:val="0"/>
-          <w:numId w:val="2"/>
-        </w:numPr>
-      </w:pPr>
-      <w:r>
-        <w:t xml:space="preserve">Must use </w:t>
-      </w:r>
-      <w:proofErr w:type="spellStart"/>
-      <w:r>
-        <w:t>Werkzeug</w:t>
-      </w:r>
-      <w:proofErr w:type="spellEnd"/>
-      <w:r>
-        <w:t xml:space="preserve"> for password hashing (security requirement)</w:t>
-      </w:r>
-    </w:p>
-    <w:p>
-      <w:pPr>
-        <w:numPr>
-          <w:ilvl w:val="0"/>
-          <w:numId w:val="2"/>
-        </w:numPr>
-      </w:pPr>
-      <w:r>
-        <w:t>Must use Flask-</w:t>
-      </w:r>
-      <w:proofErr w:type="spellStart"/>
-      <w:r>
-        <w:t>SocketIO</w:t>
-      </w:r>
-      <w:proofErr w:type="spellEnd"/>
-      <w:r>
-        <w:t xml:space="preserve"> for real-time communication</w:t>
-      </w:r>
-    </w:p>
-    <w:p>
-      <w:pPr>
-        <w:pStyle w:val="Heading3"/>
-      </w:pPr>
-      <w:bookmarkStart w:id="29" w:name="_Toc223731960"/>
-      <w:r>
-        <w:t>Regulatory Constraints</w:t>
-      </w:r>
-      <w:bookmarkEnd w:id="29"/>
-    </w:p>
-    <w:p>
-      <w:pPr>
-        <w:numPr>
-          <w:ilvl w:val="0"/>
-          <w:numId w:val="2"/>
-        </w:numPr>
-      </w:pPr>
-      <w:r>
-        <w:t>Must comply with data protection best practices</w:t>
-      </w:r>
-    </w:p>
-    <w:p>
-      <w:pPr>
-        <w:numPr>
-          <w:ilvl w:val="0"/>
-          <w:numId w:val="2"/>
-        </w:numPr>
-      </w:pPr>
-      <w:r>
-        <w:t>Must implement secure password storage (no plaintext passwords)</w:t>
-      </w:r>
-    </w:p>
-    <w:p>
-      <w:pPr>
-        <w:numPr>
-          <w:ilvl w:val="0"/>
-          <w:numId w:val="2"/>
-        </w:numPr>
-      </w:pPr>
-      <w:r>
-        <w:t>Must protect against common web vulnerabilities (SQL injection, XSS, CSRF)</w:t>
-      </w:r>
-    </w:p>
-    <w:p>
-      <w:pPr>
-        <w:pStyle w:val="Heading3"/>
-      </w:pPr>
-      <w:bookmarkStart w:id="30" w:name="_Toc223731961"/>
-      <w:r>
-        <w:t>Development Constraints</w:t>
-      </w:r>
-      <w:bookmarkEnd w:id="30"/>
-    </w:p>
-    <w:p>
-      <w:pPr>
-        <w:numPr>
-          <w:ilvl w:val="0"/>
-          <w:numId w:val="2"/>
-        </w:numPr>
-      </w:pPr>
-      <w:r>
-        <w:t>Academic project timeline (Spring 2026 semester)</w:t>
-      </w:r>
-    </w:p>
-    <w:p>
-      <w:pPr>
-        <w:numPr>
-          <w:ilvl w:val="0"/>
-          <w:numId w:val="2"/>
-        </w:numPr>
-      </w:pPr>
-      <w:r>
-        <w:t>Limited development team size</w:t>
-      </w:r>
-    </w:p>
-    <w:p>
-      <w:pPr>
-        <w:numPr>
-          <w:ilvl w:val="0"/>
-          <w:numId w:val="2"/>
-        </w:numPr>
-      </w:pPr>
-      <w:r>
-        <w:t>Educational context and evaluation criteria</w:t>
-      </w:r>
-    </w:p>
-    <w:p>
-      <w:pPr>
-        <w:pStyle w:val="Heading2"/>
-      </w:pPr>
-      <w:bookmarkStart w:id="31" w:name="_Toc223731962"/>
-      <w:r>
-        <w:t>2.6 User Documentation</w:t>
-      </w:r>
-      <w:bookmarkEnd w:id="31"/>
-    </w:p>
-    <w:p>
-      <w:pPr>
-        <w:jc w:val="both"/>
-      </w:pPr>
-      <w:r>
-        <w:t>The following user documentation will be provided:</w:t>
-      </w:r>
-    </w:p>
-    <w:p>
-      <w:pPr>
-        <w:pStyle w:val="Heading3"/>
-      </w:pPr>
-      <w:bookmarkStart w:id="32" w:name="_Toc223731963"/>
-      <w:r>
-        <w:t>For End Users</w:t>
-      </w:r>
-      <w:bookmarkEnd w:id="32"/>
-    </w:p>
-    <w:p>
-      <w:pPr>
-        <w:numPr>
-          <w:ilvl w:val="0"/>
-          <w:numId w:val="2"/>
-        </w:numPr>
-      </w:pPr>
-      <w:r>
-        <w:t>Quick Start Guide: Step-by-step instructions for first-time users</w:t>
-      </w:r>
-    </w:p>
-    <w:p>
-      <w:pPr>
-        <w:numPr>
-          <w:ilvl w:val="0"/>
-          <w:numId w:val="2"/>
-        </w:numPr>
-      </w:pPr>
-      <w:r>
-        <w:t>User Manual: Comprehensive guide covering all features</w:t>
-      </w:r>
-    </w:p>
-    <w:p>
-      <w:pPr>
-        <w:numPr>
-          <w:ilvl w:val="0"/>
-          <w:numId w:val="2"/>
-        </w:numPr>
-      </w:pPr>
-      <w:r>
-        <w:t>In-App Help: Context-sensitive help within the application</w:t>
-      </w:r>
-    </w:p>
-    <w:p>
-      <w:pPr>
-        <w:pStyle w:val="Heading3"/>
-      </w:pPr>
-      <w:bookmarkStart w:id="33" w:name="_Toc223731964"/>
-      <w:r>
-        <w:t>For Administrators</w:t>
-      </w:r>
-      <w:bookmarkEnd w:id="33"/>
-    </w:p>
-    <w:p>
-      <w:pPr>
-        <w:numPr>
-          <w:ilvl w:val="0"/>
-          <w:numId w:val="2"/>
-        </w:numPr>
-      </w:pPr>
-      <w:r>
-        <w:t>Installation Guide: Server setup and configuration instructions</w:t>
-      </w:r>
-    </w:p>
-    <w:p>
-      <w:pPr>
-        <w:numPr>
-          <w:ilvl w:val="0"/>
-          <w:numId w:val="2"/>
-        </w:numPr>
-      </w:pPr>
-      <w:r>
-        <w:t>Database Schema Documentation: Entity-relationship diagrams and table descriptions</w:t>
-      </w:r>
-    </w:p>
-    <w:p>
-      <w:pPr>
-        <w:pStyle w:val="Heading3"/>
-      </w:pPr>
-      <w:bookmarkStart w:id="34" w:name="_Toc223731965"/>
-      <w:r>
-        <w:t>For Developers</w:t>
-      </w:r>
-      <w:bookmarkEnd w:id="34"/>
-    </w:p>
-    <w:p>
-      <w:pPr>
-        <w:numPr>
-          <w:ilvl w:val="0"/>
-          <w:numId w:val="2"/>
-        </w:numPr>
-      </w:pPr>
-      <w:r>
-        <w:t>README.md: Project overview and setup instructions</w:t>
-      </w:r>
-    </w:p>
-    <w:p>
-      <w:pPr>
-        <w:numPr>
-          <w:ilvl w:val="0"/>
-          <w:numId w:val="2"/>
-        </w:numPr>
-      </w:pPr>
-      <w:r>
-        <w:t>Code Comments: Inline documentation within source code</w:t>
-      </w:r>
-    </w:p>
-    <w:p>
-      <w:pPr>
-        <w:numPr>
-          <w:ilvl w:val="0"/>
-          <w:numId w:val="2"/>
-        </w:numPr>
-      </w:pPr>
-      <w:r>
-        <w:t>This SRS Document: Complete requirements specification</w:t>
-      </w:r>
-    </w:p>
-    <w:p>
-      <w:pPr>
-        <w:pStyle w:val="Heading2"/>
-      </w:pPr>
-      <w:bookmarkStart w:id="35" w:name="_Toc223731966"/>
-      <w:r>
-        <w:lastRenderedPageBreak/>
-        <w:t>2.7 Assumptions and Dependencies</w:t>
-      </w:r>
-      <w:bookmarkEnd w:id="35"/>
-    </w:p>
-    <w:p>
-      <w:pPr>
-        <w:pStyle w:val="Heading3"/>
-      </w:pPr>
-      <w:bookmarkStart w:id="36" w:name="_Toc223731967"/>
-      <w:r>
-        <w:t>Assumptions</w:t>
-      </w:r>
-      <w:bookmarkEnd w:id="36"/>
-    </w:p>
-    <w:p>
-      <w:pPr>
-        <w:numPr>
-          <w:ilvl w:val="0"/>
-          <w:numId w:val="2"/>
-        </w:numPr>
-      </w:pPr>
-      <w:r>
-        <w:t>Users have access to a stable internet connection</w:t>
-      </w:r>
-    </w:p>
-    <w:p>
-      <w:pPr>
-        <w:numPr>
-          <w:ilvl w:val="0"/>
-          <w:numId w:val="2"/>
-        </w:numPr>
-      </w:pPr>
-      <w:r>
-        <w:t>Users have basic computer literacy and web browsing skills</w:t>
-      </w:r>
-    </w:p>
-    <w:p>
-      <w:pPr>
-        <w:numPr>
-          <w:ilvl w:val="0"/>
-          <w:numId w:val="2"/>
-        </w:numPr>
-      </w:pPr>
-      <w:r>
-        <w:t>MySQL server is properly installed, configured, and accessible</w:t>
-      </w:r>
-    </w:p>
-    <w:p>
-      <w:pPr>
-        <w:numPr>
-          <w:ilvl w:val="0"/>
-          <w:numId w:val="2"/>
-        </w:numPr>
-      </w:pPr>
-      <w:r>
-        <w:t>Python 3.10+ and required packages are installed on the server</w:t>
-      </w:r>
-    </w:p>
-    <w:p>
-      <w:pPr>
-        <w:numPr>
-          <w:ilvl w:val="0"/>
-          <w:numId w:val="2"/>
-        </w:numPr>
-      </w:pPr>
-      <w:r>
-        <w:t>Users have modern web browsers with JavaScript enabled</w:t>
-      </w:r>
-    </w:p>
-    <w:p>
-      <w:pPr>
-        <w:numPr>
-          <w:ilvl w:val="0"/>
-          <w:numId w:val="2"/>
-        </w:numPr>
-      </w:pPr>
-      <w:r>
-        <w:t>Server has sufficient resources (CPU, RAM, storage) for expected load</w:t>
-      </w:r>
-    </w:p>
-    <w:p>
-      <w:pPr>
-        <w:pStyle w:val="Heading3"/>
-      </w:pPr>
-      <w:bookmarkStart w:id="37" w:name="_Toc223731968"/>
-      <w:r>
         <w:t>Dependencies</w:t>
       </w:r>
       <w:bookmarkEnd w:id="37"/>
@@ -8531,6 +9355,9 @@
         </w:numPr>
       </w:pPr>
       <w:r>
+        <w:rPr>
+          <w:rFonts w:cs="Calibri"/>
+        </w:rPr>
         <w:t>Flask Framework (3.0.0): Core web application framework</w:t>
       </w:r>
     </w:p>
@@ -8542,6 +9369,9 @@
         </w:numPr>
       </w:pPr>
       <w:r>
+        <w:rPr>
+          <w:rFonts w:cs="Calibri"/>
+        </w:rPr>
         <w:t>MySQL Database (8.0+): Data persistence layer</w:t>
       </w:r>
     </w:p>
@@ -8553,6 +9383,9 @@
         </w:numPr>
       </w:pPr>
       <w:r>
+        <w:rPr>
+          <w:rFonts w:cs="Calibri"/>
+        </w:rPr>
         <w:t>Flask-Login (0.6.3): User session management</w:t>
       </w:r>
     </w:p>
@@ -8563,39 +9396,38 @@
           <w:numId w:val="2"/>
         </w:numPr>
       </w:pPr>
-      <w:proofErr w:type="spellStart"/>
-      <w:r>
-        <w:t>mysql</w:t>
-      </w:r>
-      <w:proofErr w:type="spellEnd"/>
-      <w:r>
-        <w:t>-connector-python (8.2.0): Database connectivity</w:t>
-      </w:r>
-    </w:p>
-    <w:p>
-      <w:pPr>
-        <w:numPr>
-          <w:ilvl w:val="0"/>
-          <w:numId w:val="2"/>
-        </w:numPr>
-      </w:pPr>
-      <w:proofErr w:type="spellStart"/>
-      <w:r>
-        <w:t>Werkzeug</w:t>
-      </w:r>
-      <w:proofErr w:type="spellEnd"/>
-      <w:r>
-        <w:t xml:space="preserve"> (3.0.1): Password hashing utilities</w:t>
-      </w:r>
-    </w:p>
-    <w:p>
-      <w:pPr>
-        <w:numPr>
-          <w:ilvl w:val="0"/>
-          <w:numId w:val="2"/>
-        </w:numPr>
-      </w:pPr>
-      <w:r>
+      <w:r>
+        <w:rPr>
+          <w:rFonts w:cs="Calibri"/>
+        </w:rPr>
+        <w:t>mysql-connector-python (8.2.0): Database connectivity</w:t>
+      </w:r>
+    </w:p>
+    <w:p>
+      <w:pPr>
+        <w:numPr>
+          <w:ilvl w:val="0"/>
+          <w:numId w:val="2"/>
+        </w:numPr>
+      </w:pPr>
+      <w:r>
+        <w:rPr>
+          <w:rFonts w:cs="Calibri"/>
+        </w:rPr>
+        <w:t>Werkzeug (3.0.1): Password hashing utilities</w:t>
+      </w:r>
+    </w:p>
+    <w:p>
+      <w:pPr>
+        <w:numPr>
+          <w:ilvl w:val="0"/>
+          <w:numId w:val="2"/>
+        </w:numPr>
+      </w:pPr>
+      <w:r>
+        <w:rPr>
+          <w:rFonts w:cs="Calibri"/>
+        </w:rPr>
         <w:t>Tailwind CSS: Frontend UI framework</w:t>
       </w:r>
     </w:p>
@@ -8607,34 +9439,49 @@
         </w:numPr>
       </w:pPr>
       <w:r>
-        <w:t>Flask-</w:t>
-      </w:r>
-      <w:proofErr w:type="spellStart"/>
-      <w:r>
-        <w:t>SocketIO</w:t>
-      </w:r>
-      <w:proofErr w:type="spellEnd"/>
-      <w:r>
-        <w:t>: Real-time communication</w:t>
-      </w:r>
-    </w:p>
-    <w:p>
-      <w:pPr>
-        <w:numPr>
-          <w:ilvl w:val="0"/>
-          <w:numId w:val="2"/>
-        </w:numPr>
-      </w:pPr>
-      <w:r>
+        <w:rPr>
+          <w:rFonts w:cs="Calibri"/>
+        </w:rPr>
+        <w:t>Flask-SocketIO: Real-time communication</w:t>
+      </w:r>
+    </w:p>
+    <w:p>
+      <w:pPr>
+        <w:numPr>
+          <w:ilvl w:val="0"/>
+          <w:numId w:val="2"/>
+        </w:numPr>
+      </w:pPr>
+      <w:r>
+        <w:rPr>
+          <w:rFonts w:cs="Calibri"/>
+        </w:rPr>
         <w:t>Socket.IO Client Library: WebSocket client-side handling</w:t>
       </w:r>
     </w:p>
     <w:p>
       <w:pPr>
+        <w:numPr>
+          <w:ilvl w:val="0"/>
+          <w:numId w:val="2"/>
+        </w:numPr>
+      </w:pPr>
+      <w:r>
+        <w:rPr>
+          <w:rFonts w:cs="Calibri"/>
+        </w:rPr>
+        <w:t>Google Generative AI (Gemini API): AI-powered quiz generation from topics and uploaded documents</w:t>
+      </w:r>
+    </w:p>
+    <w:p>
+      <w:pPr>
         <w:pStyle w:val="Heading1"/>
       </w:pPr>
       <w:bookmarkStart w:id="38" w:name="_Toc223731969"/>
       <w:r>
+        <w:rPr>
+          <w:rFonts w:cs="Calibri"/>
+        </w:rPr>
         <w:lastRenderedPageBreak/>
         <w:t>3. System Features</w:t>
       </w:r>
@@ -8645,6 +9492,9 @@
         <w:jc w:val="both"/>
       </w:pPr>
       <w:r>
+        <w:rPr>
+          <w:rFonts w:cs="Calibri"/>
+        </w:rPr>
         <w:t>This section describes the functional requirements of the Interactive Quiz Platform, organized by major system features. Each feature includes a description, priority, functional requirements, and stimulus/response sequences.</w:t>
       </w:r>
     </w:p>
@@ -8654,6 +9504,9 @@
       </w:pPr>
       <w:bookmarkStart w:id="39" w:name="_Toc223731970"/>
       <w:r>
+        <w:rPr>
+          <w:rFonts w:cs="Calibri"/>
+        </w:rPr>
         <w:t>3.1 User Authentication and Management</w:t>
       </w:r>
       <w:bookmarkEnd w:id="39"/>
@@ -8664,6 +9517,9 @@
       </w:pPr>
       <w:bookmarkStart w:id="40" w:name="_Toc223731971"/>
       <w:r>
+        <w:rPr>
+          <w:rFonts w:cs="Calibri"/>
+        </w:rPr>
         <w:t>Description and Priority</w:t>
       </w:r>
       <w:bookmarkEnd w:id="40"/>
@@ -8673,15 +9529,10 @@
         <w:jc w:val="both"/>
       </w:pPr>
       <w:r>
-        <w:t xml:space="preserve">User Authentication and Management </w:t>
-      </w:r>
-      <w:proofErr w:type="gramStart"/>
-      <w:r>
-        <w:t>provides</w:t>
-      </w:r>
-      <w:proofErr w:type="gramEnd"/>
-      <w:r>
-        <w:t xml:space="preserve"> secure access control to the system. This feature enables users to create accounts, log in, log out, and manage their profiles. Priority: High</w:t>
+        <w:rPr>
+          <w:rFonts w:cs="Calibri"/>
+        </w:rPr>
+        <w:t>User Authentication and Management provides secure access control to the system. This feature enables users to create accounts, log in, log out, and manage their profiles. Priority: High</w:t>
       </w:r>
     </w:p>
     <w:p>
@@ -8690,6 +9541,9 @@
       </w:pPr>
       <w:bookmarkStart w:id="41" w:name="_Toc223731972"/>
       <w:r>
+        <w:rPr>
+          <w:rFonts w:cs="Calibri"/>
+        </w:rPr>
         <w:t>Stimulus/Response Sequences</w:t>
       </w:r>
       <w:bookmarkEnd w:id="41"/>
@@ -8702,6 +9556,9 @@
         </w:numPr>
       </w:pPr>
       <w:r>
+        <w:rPr>
+          <w:rFonts w:cs="Calibri"/>
+        </w:rPr>
         <w:t>Stimulus: User navigates to registration page and submits registration form</w:t>
       </w:r>
     </w:p>
@@ -8711,6 +9568,7 @@
       </w:pPr>
       <w:r>
         <w:rPr>
+          <w:rFonts w:cs="Calibri"/>
           <w:color w:val="4A4A5A"/>
         </w:rPr>
         <w:t>◦ Response: System validates input, creates account, and redirects to login page</w:t>
@@ -8724,6 +9582,9 @@
         </w:numPr>
       </w:pPr>
       <w:r>
+        <w:rPr>
+          <w:rFonts w:cs="Calibri"/>
+        </w:rPr>
         <w:t>Stimulus: User submits login credentials</w:t>
       </w:r>
     </w:p>
@@ -8733,6 +9594,7 @@
       </w:pPr>
       <w:r>
         <w:rPr>
+          <w:rFonts w:cs="Calibri"/>
           <w:color w:val="4A4A5A"/>
         </w:rPr>
         <w:t>◦ Response: System authenticates user and redirects to personalized dashboard</w:t>
@@ -8746,6 +9608,9 @@
         </w:numPr>
       </w:pPr>
       <w:r>
+        <w:rPr>
+          <w:rFonts w:cs="Calibri"/>
+        </w:rPr>
         <w:t>Stimulus: Authenticated user clicks logout</w:t>
       </w:r>
     </w:p>
@@ -8755,6 +9620,7 @@
       </w:pPr>
       <w:r>
         <w:rPr>
+          <w:rFonts w:cs="Calibri"/>
           <w:color w:val="4A4A5A"/>
         </w:rPr>
         <w:t>◦ Response: System terminates session and redirects to home page</w:t>
@@ -8766,6 +9632,9 @@
       </w:pPr>
       <w:bookmarkStart w:id="42" w:name="_Toc223731973"/>
       <w:r>
+        <w:rPr>
+          <w:rFonts w:cs="Calibri"/>
+        </w:rPr>
         <w:t>Functional Requirements</w:t>
       </w:r>
       <w:bookmarkEnd w:id="42"/>
@@ -8775,6 +9644,9 @@
         <w:jc w:val="both"/>
       </w:pPr>
       <w:r>
+        <w:rPr>
+          <w:rFonts w:cs="Calibri"/>
+        </w:rPr>
         <w:t>FR-1.1: User Registration - The system shall allow new users to register by providing a unique username, email address, and password. Input: Username (minimum 3 characters), email (valid format), password (minimum 8 characters), password confirmation. Priority: High</w:t>
       </w:r>
     </w:p>
@@ -8783,15 +9655,10 @@
         <w:jc w:val="both"/>
       </w:pPr>
       <w:r>
-        <w:t xml:space="preserve">FR-1.2: Input Validation - The system shall validate all registration inputs. Username must be at least 3 characters, email must </w:t>
-      </w:r>
-      <w:proofErr w:type="gramStart"/>
-      <w:r>
-        <w:t>contain '@'</w:t>
-      </w:r>
-      <w:proofErr w:type="gramEnd"/>
-      <w:r>
-        <w:t>, password must be at least 8 characters, and passwords must match. Priority: High</w:t>
+        <w:rPr>
+          <w:rFonts w:cs="Calibri"/>
+        </w:rPr>
+        <w:t>FR-1.2: Input Validation - The system shall validate all registration inputs. Username must be at least 3 characters, email must contain '@', password must be at least 8 characters, and passwords must match. Priority: High</w:t>
       </w:r>
     </w:p>
     <w:p>
@@ -8799,6 +9666,9 @@
         <w:jc w:val="both"/>
       </w:pPr>
       <w:r>
+        <w:rPr>
+          <w:rFonts w:cs="Calibri"/>
+        </w:rPr>
         <w:t>FR-1.3: Unique Constraint Enforcement - The system shall prevent duplicate usernames and email addresses. Priority: High</w:t>
       </w:r>
     </w:p>
@@ -8807,6 +9677,9 @@
         <w:jc w:val="both"/>
       </w:pPr>
       <w:r>
+        <w:rPr>
+          <w:rFonts w:cs="Calibri"/>
+        </w:rPr>
         <w:t>FR-1.4: User Login - The system shall authenticate users using username/email and password. Priority: High</w:t>
       </w:r>
     </w:p>
@@ -8815,6 +9688,9 @@
         <w:jc w:val="both"/>
       </w:pPr>
       <w:r>
+        <w:rPr>
+          <w:rFonts w:cs="Calibri"/>
+        </w:rPr>
         <w:t>FR-1.5: Session Management - The system shall maintain user sessions using Flask-Login. Priority: High</w:t>
       </w:r>
     </w:p>
@@ -8823,6 +9699,9 @@
         <w:jc w:val="both"/>
       </w:pPr>
       <w:r>
+        <w:rPr>
+          <w:rFonts w:cs="Calibri"/>
+        </w:rPr>
         <w:t>FR-1.6: User Logout - The system shall allow authenticated users to log out. Priority: High</w:t>
       </w:r>
     </w:p>
@@ -8831,6 +9710,9 @@
         <w:jc w:val="both"/>
       </w:pPr>
       <w:r>
+        <w:rPr>
+          <w:rFonts w:cs="Calibri"/>
+        </w:rPr>
         <w:t>FR-1.7: Access Control - The system shall restrict access to protected routes for unauthenticated users. Priority: High</w:t>
       </w:r>
     </w:p>
@@ -8839,6 +9721,9 @@
         <w:jc w:val="both"/>
       </w:pPr>
       <w:r>
+        <w:rPr>
+          <w:rFonts w:cs="Calibri"/>
+        </w:rPr>
         <w:lastRenderedPageBreak/>
         <w:t>FR-1.8: Default Role Assignment - The system shall assign the 'host' role to newly registered users by default. Priority: Medium</w:t>
       </w:r>
@@ -8848,23 +9733,10 @@
         <w:jc w:val="both"/>
       </w:pPr>
       <w:r>
-        <w:t xml:space="preserve">FR-1.9: Password Security - The system shall store passwords securely using </w:t>
-      </w:r>
-      <w:proofErr w:type="spellStart"/>
-      <w:r>
-        <w:t>Werkzeug</w:t>
-      </w:r>
-      <w:proofErr w:type="spellEnd"/>
-      <w:r>
-        <w:t xml:space="preserve"> </w:t>
-      </w:r>
-      <w:proofErr w:type="spellStart"/>
-      <w:r>
-        <w:t>generate_password_hash</w:t>
-      </w:r>
-      <w:proofErr w:type="spellEnd"/>
-      <w:r>
-        <w:t xml:space="preserve"> with PBKDF2-SHA256. Priority: Critical</w:t>
+        <w:rPr>
+          <w:rFonts w:cs="Calibri"/>
+        </w:rPr>
+        <w:t>FR-1.9: Password Security - The system shall store passwords securely using Werkzeug generate_password_hash with PBKDF2-SHA256. Priority: Critical</w:t>
       </w:r>
     </w:p>
     <w:p>
@@ -8873,6 +9745,9 @@
       </w:pPr>
       <w:bookmarkStart w:id="43" w:name="_Toc223731974"/>
       <w:r>
+        <w:rPr>
+          <w:rFonts w:cs="Calibri"/>
+        </w:rPr>
         <w:t>3.2 Quiz Management</w:t>
       </w:r>
       <w:bookmarkEnd w:id="43"/>
@@ -8883,6 +9758,9 @@
       </w:pPr>
       <w:bookmarkStart w:id="44" w:name="_Toc223731975"/>
       <w:r>
+        <w:rPr>
+          <w:rFonts w:cs="Calibri"/>
+        </w:rPr>
         <w:t>Description and Priority</w:t>
       </w:r>
       <w:bookmarkEnd w:id="44"/>
@@ -8892,6 +9770,9 @@
         <w:jc w:val="both"/>
       </w:pPr>
       <w:r>
+        <w:rPr>
+          <w:rFonts w:cs="Calibri"/>
+        </w:rPr>
         <w:t>Quiz Management enables hosts to create, edit, and manage quizzes. This feature provides the core functionality for quiz content creation. Priority: High</w:t>
       </w:r>
     </w:p>
@@ -8901,6 +9782,9 @@
       </w:pPr>
       <w:bookmarkStart w:id="45" w:name="_Toc223731976"/>
       <w:r>
+        <w:rPr>
+          <w:rFonts w:cs="Calibri"/>
+        </w:rPr>
         <w:t>Stimulus/Response Sequences</w:t>
       </w:r>
       <w:bookmarkEnd w:id="45"/>
@@ -8913,6 +9797,9 @@
         </w:numPr>
       </w:pPr>
       <w:r>
+        <w:rPr>
+          <w:rFonts w:cs="Calibri"/>
+        </w:rPr>
         <w:t>Stimulus: Host clicks "Create New Quiz" button</w:t>
       </w:r>
     </w:p>
@@ -8922,6 +9809,7 @@
       </w:pPr>
       <w:r>
         <w:rPr>
+          <w:rFonts w:cs="Calibri"/>
           <w:color w:val="4A4A5A"/>
         </w:rPr>
         <w:t>◦ Response: System displays quiz creation form</w:t>
@@ -8935,6 +9823,9 @@
         </w:numPr>
       </w:pPr>
       <w:r>
+        <w:rPr>
+          <w:rFonts w:cs="Calibri"/>
+        </w:rPr>
         <w:t>Stimulus: Host submits quiz creation form with title and description</w:t>
       </w:r>
     </w:p>
@@ -8944,6 +9835,7 @@
       </w:pPr>
       <w:r>
         <w:rPr>
+          <w:rFonts w:cs="Calibri"/>
           <w:color w:val="4A4A5A"/>
         </w:rPr>
         <w:t>◦ Response: System creates quiz record and redirects to quiz editor</w:t>
@@ -8957,6 +9849,9 @@
         </w:numPr>
       </w:pPr>
       <w:r>
+        <w:rPr>
+          <w:rFonts w:cs="Calibri"/>
+        </w:rPr>
         <w:t>Stimulus: Host clicks "Delete" on a quiz</w:t>
       </w:r>
     </w:p>
@@ -8966,6 +9861,7 @@
       </w:pPr>
       <w:r>
         <w:rPr>
+          <w:rFonts w:cs="Calibri"/>
           <w:color w:val="4A4A5A"/>
         </w:rPr>
         <w:t>◦ Response: System displays confirmation dialog, then deletes quiz and associated questions</w:t>
@@ -8977,6 +9873,9 @@
       </w:pPr>
       <w:bookmarkStart w:id="46" w:name="_Toc223731977"/>
       <w:r>
+        <w:rPr>
+          <w:rFonts w:cs="Calibri"/>
+        </w:rPr>
         <w:t>Functional Requirements</w:t>
       </w:r>
       <w:bookmarkEnd w:id="46"/>
@@ -8986,6 +9885,9 @@
         <w:jc w:val="both"/>
       </w:pPr>
       <w:r>
+        <w:rPr>
+          <w:rFonts w:cs="Calibri"/>
+        </w:rPr>
         <w:t>FR-2.1: Quiz Creation - The system shall allow hosts to create quizzes with title, description, and visibility setting (public/private). Priority: High</w:t>
       </w:r>
     </w:p>
@@ -8994,6 +9896,9 @@
         <w:jc w:val="both"/>
       </w:pPr>
       <w:r>
+        <w:rPr>
+          <w:rFonts w:cs="Calibri"/>
+        </w:rPr>
         <w:t>FR-2.2: Quiz Editing - The system shall allow hosts to edit quiz metadata (title, description, visibility). Priority: High</w:t>
       </w:r>
     </w:p>
@@ -9002,6 +9907,9 @@
         <w:jc w:val="both"/>
       </w:pPr>
       <w:r>
+        <w:rPr>
+          <w:rFonts w:cs="Calibri"/>
+        </w:rPr>
         <w:t>FR-2.3: Quiz Deletion - The system shall allow hosts to delete their own quizzes with cascade deletion of associated questions. Priority: High</w:t>
       </w:r>
     </w:p>
@@ -9010,6 +9918,9 @@
         <w:jc w:val="both"/>
       </w:pPr>
       <w:r>
+        <w:rPr>
+          <w:rFonts w:cs="Calibri"/>
+        </w:rPr>
         <w:t>FR-2.4: Quiz Viewing - The system shall display quiz details including title, description, question count, and creation date. Priority: High</w:t>
       </w:r>
     </w:p>
@@ -9018,6 +9929,9 @@
         <w:jc w:val="both"/>
       </w:pPr>
       <w:r>
+        <w:rPr>
+          <w:rFonts w:cs="Calibri"/>
+        </w:rPr>
         <w:t>FR-2.5: Ownership Verification - The system shall verify quiz ownership before allowing edit or delete operations. Priority: High</w:t>
       </w:r>
     </w:p>
@@ -9026,6 +9940,9 @@
         <w:jc w:val="both"/>
       </w:pPr>
       <w:r>
+        <w:rPr>
+          <w:rFonts w:cs="Calibri"/>
+        </w:rPr>
         <w:t>FR-2.6: Public Quiz Sharing - The system shall generate shareable links for public quizzes allowing anonymous access. Priority: Medium</w:t>
       </w:r>
     </w:p>
@@ -9034,6 +9951,9 @@
         <w:jc w:val="both"/>
       </w:pPr>
       <w:r>
+        <w:rPr>
+          <w:rFonts w:cs="Calibri"/>
+        </w:rPr>
         <w:t>FR-2.7: Solo Mode - The system shall provide a solo practice mode for hosts to test their quizzes. Priority: Medium</w:t>
       </w:r>
     </w:p>
@@ -9042,6 +9962,9 @@
         <w:jc w:val="both"/>
       </w:pPr>
       <w:r>
+        <w:rPr>
+          <w:rFonts w:cs="Calibri"/>
+        </w:rPr>
         <w:lastRenderedPageBreak/>
         <w:t>FR-2.8: Empty Quiz Prevention - The system shall prevent hosting or playing quizzes with zero questions. Priority: Medium</w:t>
       </w:r>
@@ -9052,6 +9975,9 @@
       </w:pPr>
       <w:bookmarkStart w:id="47" w:name="_Toc223731978"/>
       <w:r>
+        <w:rPr>
+          <w:rFonts w:cs="Calibri"/>
+        </w:rPr>
         <w:t>3.3 Question Management</w:t>
       </w:r>
       <w:bookmarkEnd w:id="47"/>
@@ -9062,6 +9988,9 @@
       </w:pPr>
       <w:bookmarkStart w:id="48" w:name="_Toc223731979"/>
       <w:r>
+        <w:rPr>
+          <w:rFonts w:cs="Calibri"/>
+        </w:rPr>
         <w:t>Description and Priority</w:t>
       </w:r>
       <w:bookmarkEnd w:id="48"/>
@@ -9071,6 +10000,9 @@
         <w:jc w:val="both"/>
       </w:pPr>
       <w:r>
+        <w:rPr>
+          <w:rFonts w:cs="Calibri"/>
+        </w:rPr>
         <w:t>Question Management enables hosts to add, edit, and organize questions within quizzes. Supports multiple question types. Priority: High</w:t>
       </w:r>
     </w:p>
@@ -9080,6 +10012,9 @@
       </w:pPr>
       <w:bookmarkStart w:id="49" w:name="_Toc223731980"/>
       <w:r>
+        <w:rPr>
+          <w:rFonts w:cs="Calibri"/>
+        </w:rPr>
         <w:t>Functional Requirements</w:t>
       </w:r>
       <w:bookmarkEnd w:id="49"/>
@@ -9089,6 +10024,9 @@
         <w:jc w:val="both"/>
       </w:pPr>
       <w:r>
+        <w:rPr>
+          <w:rFonts w:cs="Calibri"/>
+        </w:rPr>
         <w:t>FR-3.1: Question Addition - The system shall allow hosts to add questions to quizzes with question text, type, options, correct answer, points, and time limit. Priority: High</w:t>
       </w:r>
     </w:p>
@@ -9097,6 +10035,9 @@
         <w:jc w:val="both"/>
       </w:pPr>
       <w:r>
+        <w:rPr>
+          <w:rFonts w:cs="Calibri"/>
+        </w:rPr>
         <w:t>FR-3.2: Multiple Choice Support - The system shall support multiple choice questions with 4 options (A-D). Priority: High</w:t>
       </w:r>
     </w:p>
@@ -9105,6 +10046,9 @@
         <w:jc w:val="both"/>
       </w:pPr>
       <w:r>
+        <w:rPr>
+          <w:rFonts w:cs="Calibri"/>
+        </w:rPr>
         <w:t>FR-3.3: True/False Support - The system shall support true/false questions. Priority: High</w:t>
       </w:r>
     </w:p>
@@ -9113,6 +10057,9 @@
         <w:jc w:val="both"/>
       </w:pPr>
       <w:r>
+        <w:rPr>
+          <w:rFonts w:cs="Calibri"/>
+        </w:rPr>
         <w:t>FR-3.4: Fill-in-the-Blank Support - The system shall support fill-in-the-blank questions with text answers. Priority: High</w:t>
       </w:r>
     </w:p>
@@ -9121,6 +10068,9 @@
         <w:jc w:val="both"/>
       </w:pPr>
       <w:r>
+        <w:rPr>
+          <w:rFonts w:cs="Calibri"/>
+        </w:rPr>
         <w:t>FR-3.5: Question Editing - The system shall allow hosts to edit existing questions with pre-populated forms. Priority: High</w:t>
       </w:r>
     </w:p>
@@ -9129,6 +10079,9 @@
         <w:jc w:val="both"/>
       </w:pPr>
       <w:r>
+        <w:rPr>
+          <w:rFonts w:cs="Calibri"/>
+        </w:rPr>
         <w:t>FR-3.6: Question Deletion - The system shall allow hosts to delete questions with confirmation. Priority: High</w:t>
       </w:r>
     </w:p>
@@ -9137,6 +10090,9 @@
         <w:jc w:val="both"/>
       </w:pPr>
       <w:r>
+        <w:rPr>
+          <w:rFonts w:cs="Calibri"/>
+        </w:rPr>
         <w:t>FR-3.7: Auto-Ordering - The system shall automatically assign order numbers to questions. Priority: Medium</w:t>
       </w:r>
     </w:p>
@@ -9145,6 +10101,9 @@
         <w:jc w:val="both"/>
       </w:pPr>
       <w:r>
+        <w:rPr>
+          <w:rFonts w:cs="Calibri"/>
+        </w:rPr>
         <w:t>FR-3.8: Dynamic Form Interface - The system shall dynamically show/hide form fields based on selected question type using JavaScript. Priority: Medium</w:t>
       </w:r>
     </w:p>
@@ -9154,6 +10113,9 @@
       </w:pPr>
       <w:bookmarkStart w:id="50" w:name="_Toc223731981"/>
       <w:r>
+        <w:rPr>
+          <w:rFonts w:cs="Calibri"/>
+        </w:rPr>
         <w:t>3.4 Game Session Management</w:t>
       </w:r>
       <w:bookmarkEnd w:id="50"/>
@@ -9164,6 +10126,9 @@
       </w:pPr>
       <w:bookmarkStart w:id="51" w:name="_Toc223731982"/>
       <w:r>
+        <w:rPr>
+          <w:rFonts w:cs="Calibri"/>
+        </w:rPr>
         <w:t>Description and Priority</w:t>
       </w:r>
       <w:bookmarkEnd w:id="51"/>
@@ -9173,6 +10138,9 @@
         <w:jc w:val="both"/>
       </w:pPr>
       <w:r>
+        <w:rPr>
+          <w:rFonts w:cs="Calibri"/>
+        </w:rPr>
         <w:t>Game Session Management enables hosts to create and manage live quiz sessions with real-time player participation. Priority: High</w:t>
       </w:r>
     </w:p>
@@ -9182,6 +10150,9 @@
       </w:pPr>
       <w:bookmarkStart w:id="52" w:name="_Toc223731983"/>
       <w:r>
+        <w:rPr>
+          <w:rFonts w:cs="Calibri"/>
+        </w:rPr>
         <w:t>Stimulus/Response Sequences</w:t>
       </w:r>
       <w:bookmarkEnd w:id="52"/>
@@ -9194,6 +10165,9 @@
         </w:numPr>
       </w:pPr>
       <w:r>
+        <w:rPr>
+          <w:rFonts w:cs="Calibri"/>
+        </w:rPr>
         <w:t>Stimulus: Host clicks "Start Game" on a quiz</w:t>
       </w:r>
     </w:p>
@@ -9203,41 +10177,23 @@
       </w:pPr>
       <w:r>
         <w:rPr>
+          <w:rFonts w:cs="Calibri"/>
           <w:color w:val="4A4A5A"/>
         </w:rPr>
-        <w:t xml:space="preserve">◦ Response: System creates game </w:t>
-      </w:r>
-      <w:proofErr w:type="gramStart"/>
-      <w:r>
-        <w:rPr>
-          <w:color w:val="4A4A5A"/>
-        </w:rPr>
-        <w:t>session</w:t>
-      </w:r>
-      <w:proofErr w:type="gramEnd"/>
-      <w:r>
-        <w:rPr>
-          <w:color w:val="4A4A5A"/>
-        </w:rPr>
-        <w:t xml:space="preserve">, generates unique session code, and opens host control </w:t>
-      </w:r>
-      <w:proofErr w:type="gramStart"/>
-      <w:r>
-        <w:rPr>
-          <w:color w:val="4A4A5A"/>
-        </w:rPr>
-        <w:t>screen</w:t>
-      </w:r>
-      <w:proofErr w:type="gramEnd"/>
-    </w:p>
-    <w:p>
-      <w:pPr>
-        <w:numPr>
-          <w:ilvl w:val="0"/>
-          <w:numId w:val="2"/>
-        </w:numPr>
-      </w:pPr>
-      <w:r>
+        <w:t>◦ Response: System creates game session, generates unique session code, and opens host control screen</w:t>
+      </w:r>
+    </w:p>
+    <w:p>
+      <w:pPr>
+        <w:numPr>
+          <w:ilvl w:val="0"/>
+          <w:numId w:val="2"/>
+        </w:numPr>
+      </w:pPr>
+      <w:r>
+        <w:rPr>
+          <w:rFonts w:cs="Calibri"/>
+        </w:rPr>
         <w:t>Stimulus: Player enters session code and nickname</w:t>
       </w:r>
     </w:p>
@@ -9247,6 +10203,7 @@
       </w:pPr>
       <w:r>
         <w:rPr>
+          <w:rFonts w:cs="Calibri"/>
           <w:color w:val="4A4A5A"/>
         </w:rPr>
         <w:lastRenderedPageBreak/>
@@ -9261,6 +10218,9 @@
         </w:numPr>
       </w:pPr>
       <w:r>
+        <w:rPr>
+          <w:rFonts w:cs="Calibri"/>
+        </w:rPr>
         <w:t>Stimulus: Host clicks "Start Game" in lobby</w:t>
       </w:r>
     </w:p>
@@ -9270,6 +10230,7 @@
       </w:pPr>
       <w:r>
         <w:rPr>
+          <w:rFonts w:cs="Calibri"/>
           <w:color w:val="4A4A5A"/>
         </w:rPr>
         <w:t>◦ Response: System broadcasts game start to all connected players</w:t>
@@ -9281,6 +10242,9 @@
       </w:pPr>
       <w:bookmarkStart w:id="53" w:name="_Toc223731984"/>
       <w:r>
+        <w:rPr>
+          <w:rFonts w:cs="Calibri"/>
+        </w:rPr>
         <w:t>Functional Requirements</w:t>
       </w:r>
       <w:bookmarkEnd w:id="53"/>
@@ -9290,6 +10254,9 @@
         <w:jc w:val="both"/>
       </w:pPr>
       <w:r>
+        <w:rPr>
+          <w:rFonts w:cs="Calibri"/>
+        </w:rPr>
         <w:t>FR-4.1: Session Creation - The system shall create game sessions with unique session codes when hosts start games. Priority: High</w:t>
       </w:r>
     </w:p>
@@ -9298,6 +10265,9 @@
         <w:jc w:val="both"/>
       </w:pPr>
       <w:r>
+        <w:rPr>
+          <w:rFonts w:cs="Calibri"/>
+        </w:rPr>
         <w:t>FR-4.2: Session Code Generation - The system shall generate memorable, unique session codes for player access. Priority: High</w:t>
       </w:r>
     </w:p>
@@ -9306,6 +10276,9 @@
         <w:jc w:val="both"/>
       </w:pPr>
       <w:r>
+        <w:rPr>
+          <w:rFonts w:cs="Calibri"/>
+        </w:rPr>
         <w:t>FR-4.3: Player Join - The system shall allow players to join sessions using session codes with nickname entry (no account required). Priority: High</w:t>
       </w:r>
     </w:p>
@@ -9314,6 +10287,9 @@
         <w:jc w:val="both"/>
       </w:pPr>
       <w:r>
+        <w:rPr>
+          <w:rFonts w:cs="Calibri"/>
+        </w:rPr>
         <w:t>FR-4.4: Real-time Lobby - The system shall display live participant list updates in the host lobby using WebSocket. Priority: High</w:t>
       </w:r>
     </w:p>
@@ -9322,6 +10298,9 @@
         <w:jc w:val="both"/>
       </w:pPr>
       <w:r>
+        <w:rPr>
+          <w:rFonts w:cs="Calibri"/>
+        </w:rPr>
         <w:t>FR-4.5: Game State Control - The system shall allow hosts to control game flow (start, next question, end). Priority: High</w:t>
       </w:r>
     </w:p>
@@ -9330,6 +10309,9 @@
         <w:jc w:val="both"/>
       </w:pPr>
       <w:r>
+        <w:rPr>
+          <w:rFonts w:cs="Calibri"/>
+        </w:rPr>
         <w:t>FR-4.6: Session Validation - The system shall validate session codes and prevent joining invalid or ended sessions. Priority: High</w:t>
       </w:r>
     </w:p>
@@ -9338,6 +10320,9 @@
         <w:jc w:val="both"/>
       </w:pPr>
       <w:r>
+        <w:rPr>
+          <w:rFonts w:cs="Calibri"/>
+        </w:rPr>
         <w:t>FR-4.7: Host Cancellation - The system shall notify players and redirect them when host cancels a session. Priority: Medium</w:t>
       </w:r>
     </w:p>
@@ -9346,15 +10331,54 @@
         <w:jc w:val="both"/>
       </w:pPr>
       <w:r>
-        <w:t xml:space="preserve">FR-4.8: Room-based Communication - The system shall use </w:t>
-      </w:r>
-      <w:proofErr w:type="spellStart"/>
-      <w:r>
-        <w:t>SocketIO</w:t>
-      </w:r>
-      <w:proofErr w:type="spellEnd"/>
-      <w:r>
-        <w:t xml:space="preserve"> rooms to broadcast events only to session participants. Priority: High</w:t>
+        <w:rPr>
+          <w:rFonts w:cs="Calibri"/>
+        </w:rPr>
+        <w:t>FR-4.8: Room-based Communication - The system shall use SocketIO rooms to broadcast events only to session participants. Priority: High</w:t>
+      </w:r>
+    </w:p>
+    <w:p>
+      <w:pPr>
+        <w:jc w:val="both"/>
+      </w:pPr>
+      <w:r>
+        <w:rPr>
+          <w:rFonts w:cs="Calibri"/>
+        </w:rPr>
+        <w:t>FR-4.9: Streak Bonus Toggle - The system shall allow hosts to enable or disable the answer streak bonus feature when starting a game session. Priority: Medium</w:t>
+      </w:r>
+    </w:p>
+    <w:p>
+      <w:pPr>
+        <w:jc w:val="both"/>
+      </w:pPr>
+      <w:r>
+        <w:rPr>
+          <w:rFonts w:cs="Calibri"/>
+        </w:rPr>
+        <w:t>FR-4.10: Auto-End Round - The system shall automatically end a question round early when all connected players have submitted answers. Priority: High</w:t>
+      </w:r>
+    </w:p>
+    <w:p>
+      <w:pPr>
+        <w:jc w:val="both"/>
+      </w:pPr>
+      <w:r>
+        <w:rPr>
+          <w:rFonts w:cs="Calibri"/>
+        </w:rPr>
+        <w:t>FR-4.11: Dynamic Time Limits - The system shall apply distinct default time limits based on question type: Multiple Choice 20 seconds, True/False 15 seconds, Fill-in-the-Blank 25 seconds. Priority: High</w:t>
+      </w:r>
+    </w:p>
+    <w:p>
+      <w:pPr>
+        <w:jc w:val="both"/>
+      </w:pPr>
+      <w:r>
+        <w:rPr>
+          <w:rFonts w:cs="Calibri"/>
+        </w:rPr>
+        <w:t>FR-4.12: Answer Distribution Display - The system shall display a bar chart showing the distribution of player answers at the end of each round. Priority: Medium</w:t>
       </w:r>
     </w:p>
     <w:p>
@@ -9363,6 +10387,9 @@
       </w:pPr>
       <w:bookmarkStart w:id="54" w:name="_Toc223731985"/>
       <w:r>
+        <w:rPr>
+          <w:rFonts w:cs="Calibri"/>
+        </w:rPr>
         <w:t>3.5 Scoring System</w:t>
       </w:r>
       <w:bookmarkEnd w:id="54"/>
@@ -9373,6 +10400,9 @@
       </w:pPr>
       <w:bookmarkStart w:id="55" w:name="_Toc223731986"/>
       <w:r>
+        <w:rPr>
+          <w:rFonts w:cs="Calibri"/>
+        </w:rPr>
         <w:t>Description and Priority</w:t>
       </w:r>
       <w:bookmarkEnd w:id="55"/>
@@ -9382,6 +10412,9 @@
         <w:jc w:val="both"/>
       </w:pPr>
       <w:r>
+        <w:rPr>
+          <w:rFonts w:cs="Calibri"/>
+        </w:rPr>
         <w:t>The Scoring System automatically evaluates answers and calculates points based on correctness and response time. Priority: High</w:t>
       </w:r>
     </w:p>
@@ -9391,6 +10424,10 @@
       </w:pPr>
       <w:bookmarkStart w:id="56" w:name="_Toc223731987"/>
       <w:r>
+        <w:rPr>
+          <w:rFonts w:cs="Calibri"/>
+        </w:rPr>
+        <w:lastRenderedPageBreak/>
         <w:t>Functional Requirements</w:t>
       </w:r>
       <w:bookmarkEnd w:id="56"/>
@@ -9400,6 +10437,9 @@
         <w:jc w:val="both"/>
       </w:pPr>
       <w:r>
+        <w:rPr>
+          <w:rFonts w:cs="Calibri"/>
+        </w:rPr>
         <w:t>FR-5.1: Answer Evaluation - The system shall automatically evaluate player answers against correct answers. Priority: High</w:t>
       </w:r>
     </w:p>
@@ -9408,47 +10448,10 @@
         <w:jc w:val="both"/>
       </w:pPr>
       <w:r>
-        <w:t xml:space="preserve">FR-5.2: Time-based Proportional Scoring - The system shall calculate scores using the formula: </w:t>
-      </w:r>
-      <w:proofErr w:type="gramStart"/>
-      <w:r>
-        <w:t>floor(</w:t>
-      </w:r>
-      <w:proofErr w:type="gramEnd"/>
-      <w:r>
-        <w:t>(</w:t>
-      </w:r>
-      <w:proofErr w:type="gramStart"/>
-      <w:r>
-        <w:t>1 - (</w:t>
-      </w:r>
-      <w:proofErr w:type="gramEnd"/>
-      <w:r>
-        <w:t>(</w:t>
-      </w:r>
-      <w:proofErr w:type="spellStart"/>
-      <w:r>
-        <w:t>response_time</w:t>
-      </w:r>
-      <w:proofErr w:type="spellEnd"/>
-      <w:r>
-        <w:t xml:space="preserve"> / </w:t>
-      </w:r>
-      <w:proofErr w:type="spellStart"/>
-      <w:r>
-        <w:t>question_timer</w:t>
-      </w:r>
-      <w:proofErr w:type="spellEnd"/>
-      <w:r>
-        <w:t xml:space="preserve">) / 2)) * </w:t>
-      </w:r>
-      <w:proofErr w:type="spellStart"/>
-      <w:r>
-        <w:t>points_possible</w:t>
-      </w:r>
-      <w:proofErr w:type="spellEnd"/>
-      <w:r>
-        <w:t>). Priority: High</w:t>
+        <w:rPr>
+          <w:rFonts w:cs="Calibri"/>
+        </w:rPr>
+        <w:t>FR-5.2: Time-based Proportional Scoring - The system shall calculate scores using the formula: floor((1 - ((response_time / question_timer) / 2)) * points_possible). Priority: High</w:t>
       </w:r>
     </w:p>
     <w:p>
@@ -9456,6 +10459,9 @@
         <w:jc w:val="both"/>
       </w:pPr>
       <w:r>
+        <w:rPr>
+          <w:rFonts w:cs="Calibri"/>
+        </w:rPr>
         <w:t>FR-5.3: Score Recording - The system shall record player scores in the database. Priority: High</w:t>
       </w:r>
     </w:p>
@@ -9464,6 +10470,9 @@
         <w:jc w:val="both"/>
       </w:pPr>
       <w:r>
+        <w:rPr>
+          <w:rFonts w:cs="Calibri"/>
+        </w:rPr>
         <w:t>FR-5.4: Leaderboard Generation - The system shall generate live leaderboards ranked by total score. Priority: High</w:t>
       </w:r>
     </w:p>
@@ -9472,8 +10481,158 @@
         <w:jc w:val="both"/>
       </w:pPr>
       <w:r>
+        <w:rPr>
+          <w:rFonts w:cs="Calibri"/>
+        </w:rPr>
+        <w:t>FR-5.5: Answer Feedback - The system shall provide immediate feedback to players (correct/incorrect, points earned). Priority: Medium</w:t>
+      </w:r>
+    </w:p>
+    <w:p>
+      <w:pPr>
+        <w:jc w:val="both"/>
+      </w:pPr>
+      <w:r>
+        <w:rPr>
+          <w:rFonts w:cs="Calibri"/>
+        </w:rPr>
+        <w:t>FR-5.6: Final Results - The system shall display final results with rankings at game end. Priority: Medium</w:t>
+      </w:r>
+    </w:p>
+    <w:p>
+      <w:pPr>
+        <w:jc w:val="both"/>
+      </w:pPr>
+      <w:r>
+        <w:rPr>
+          <w:rFonts w:cs="Calibri"/>
+        </w:rPr>
+        <w:t>FR-5.7: Streak Bonus - The system shall award stacking bonus points for consecutive correct answers: +100 points per streak level, capped at +500 points (streak of 5). Streak resets on incorrect answer. Priority: Medium</w:t>
+      </w:r>
+    </w:p>
+    <w:p>
+      <w:pPr>
+        <w:jc w:val="both"/>
+      </w:pPr>
+      <w:r>
+        <w:rPr>
+          <w:rFonts w:cs="Calibri"/>
+        </w:rPr>
+        <w:t>FR-5.8: Dynamic Default Points - The system shall assign a default point value of 1000 points per question if not explicitly set by the host. Priority: Medium</w:t>
+      </w:r>
+    </w:p>
+    <w:p>
+      <w:pPr>
+        <w:jc w:val="both"/>
+      </w:pPr>
+      <w:r>
+        <w:rPr>
+          <w:rFonts w:cs="Calibri"/>
+        </w:rPr>
+        <w:t>FR-5.9: Player Rank Feedback - The system shall display the player's current rank and point gap to the next-ranked player during the game. Priority: Medium</w:t>
+      </w:r>
+    </w:p>
+    <w:p>
+      <w:pPr>
+        <w:jc w:val="both"/>
+      </w:pPr>
+      <w:r>
+        <w:rPr>
+          <w:rFonts w:cs="Calibri"/>
+        </w:rPr>
+        <w:t>FR-5.10: Answer Distribution - The system shall calculate and display percentage breakdowns of player answer choices at round end. Priority: Medium</w:t>
+      </w:r>
+    </w:p>
+    <w:p>
+      <w:pPr>
+        <w:pStyle w:val="Heading2"/>
+      </w:pPr>
+      <w:r>
+        <w:rPr>
+          <w:rFonts w:cs="Calibri"/>
+        </w:rPr>
+        <w:t>3.6 AI-Assisted Quiz Generation</w:t>
+      </w:r>
+    </w:p>
+    <w:p>
+      <w:pPr>
+        <w:pStyle w:val="Heading3"/>
+      </w:pPr>
+      <w:r>
+        <w:rPr>
+          <w:rFonts w:cs="Calibri"/>
+          <w:color w:val="4A4A5A"/>
+          <w:sz w:val="22"/>
+        </w:rPr>
+        <w:t>Description and Priority</w:t>
+      </w:r>
+    </w:p>
+    <w:p>
+      <w:pPr>
+        <w:jc w:val="both"/>
+      </w:pPr>
+      <w:r>
+        <w:rPr>
+          <w:rFonts w:cs="Calibri"/>
+        </w:rPr>
+        <w:t>AI-Assisted Quiz Generation enables users to create complete quizzes by providing a topic or uploading course materials (PDF, TXT). The system uses the Google Gemini API to analyze content and generate relevant questions with appropriate types and difficulty levels. Priority: High</w:t>
+      </w:r>
+    </w:p>
+    <w:p>
+      <w:pPr>
+        <w:pStyle w:val="Heading3"/>
+      </w:pPr>
+      <w:r>
+        <w:rPr>
+          <w:rFonts w:cs="Calibri"/>
+          <w:color w:val="4A4A5A"/>
+          <w:sz w:val="22"/>
+        </w:rPr>
+        <w:t>Functional Requirements</w:t>
+      </w:r>
+    </w:p>
+    <w:p>
+      <w:pPr>
+        <w:jc w:val="both"/>
+      </w:pPr>
+      <w:r>
+        <w:rPr>
+          <w:rFonts w:cs="Calibri"/>
+        </w:rPr>
+        <w:t>FR-6.1: Topic-Based Generation - The system shall accept a user-provided topic and generate a quiz with configurable difficulty (Easy, Medium, Hard) and question count (5-50). Priority: High</w:t>
+      </w:r>
+    </w:p>
+    <w:p>
+      <w:pPr>
+        <w:jc w:val="both"/>
+      </w:pPr>
+      <w:r>
+        <w:rPr>
+          <w:rFonts w:cs="Calibri"/>
+        </w:rPr>
+        <w:t>FR-6.2: Document Upload - The system shall accept uploaded documents (PDF, TXT) and extract content to generate contextually relevant questions. Priority: High</w:t>
+      </w:r>
+    </w:p>
+    <w:p>
+      <w:pPr>
+        <w:jc w:val="both"/>
+      </w:pPr>
+      <w:r>
+        <w:rPr>
+          <w:rFonts w:cs="Calibri"/>
+        </w:rPr>
+        <w:t>FR-6.3: Question Type Mix - The system shall automatically determine the optimal mix of Multiple Choice, True/False, and Fill-in-the-Blank questions based on content context. Priority: High</w:t>
+      </w:r>
+    </w:p>
+    <w:p>
+      <w:pPr>
+        <w:jc w:val="both"/>
+      </w:pPr>
+      <w:r>
+        <w:rPr>
+          <w:rFonts w:cs="Calibri"/>
+        </w:rPr>
         <w:lastRenderedPageBreak/>
-        <w:t>FR-5.5: Answer Feedback - The system shall provide immediate feedback to players (correct/incorrect, points earned). Priority: Medium</w:t>
+        <w:t>FR-6.4: Preview and Edit - The system shall display AI-generated questions for user review and allow editing before saving to the quiz. Priority: High</w:t>
       </w:r>
     </w:p>
     <w:p>
@@ -9481,23 +10640,113 @@
         <w:jc w:val="both"/>
       </w:pPr>
       <w:r>
-        <w:t xml:space="preserve">FR-5.6: </w:t>
-      </w:r>
-      <w:proofErr w:type="gramStart"/>
-      <w:r>
-        <w:t>Final Results</w:t>
-      </w:r>
-      <w:proofErr w:type="gramEnd"/>
-      <w:r>
-        <w:t xml:space="preserve"> - The system shall display </w:t>
-      </w:r>
-      <w:proofErr w:type="gramStart"/>
-      <w:r>
-        <w:t>final results</w:t>
-      </w:r>
-      <w:proofErr w:type="gramEnd"/>
-      <w:r>
-        <w:t xml:space="preserve"> with rankings at game end. Priority: Medium</w:t>
+        <w:rPr>
+          <w:rFonts w:cs="Calibri"/>
+        </w:rPr>
+        <w:t>FR-6.5: API Error Handling - The system shall handle Gemini API failures gracefully with user-friendly error messages. Priority: High</w:t>
+      </w:r>
+    </w:p>
+    <w:p>
+      <w:pPr>
+        <w:pStyle w:val="Heading2"/>
+      </w:pPr>
+      <w:r>
+        <w:rPr>
+          <w:rFonts w:cs="Calibri"/>
+        </w:rPr>
+        <w:t>3.7 Flashcards Study Mode</w:t>
+      </w:r>
+    </w:p>
+    <w:p>
+      <w:pPr>
+        <w:pStyle w:val="Heading3"/>
+      </w:pPr>
+      <w:r>
+        <w:rPr>
+          <w:rFonts w:cs="Calibri"/>
+          <w:color w:val="4A4A5A"/>
+          <w:sz w:val="22"/>
+        </w:rPr>
+        <w:t>Description and Priority</w:t>
+      </w:r>
+    </w:p>
+    <w:p>
+      <w:pPr>
+        <w:jc w:val="both"/>
+      </w:pPr>
+      <w:r>
+        <w:rPr>
+          <w:rFonts w:cs="Calibri"/>
+        </w:rPr>
+        <w:t>Flashcards Study Mode provides an independent study interface where users can review quiz questions using interactive 3D-flipping cards. This mode is designed for self-paced learning without time pressure or competitive scoring. Priority: Medium</w:t>
+      </w:r>
+    </w:p>
+    <w:p>
+      <w:pPr>
+        <w:pStyle w:val="Heading3"/>
+      </w:pPr>
+      <w:r>
+        <w:rPr>
+          <w:rFonts w:cs="Calibri"/>
+          <w:color w:val="4A4A5A"/>
+          <w:sz w:val="22"/>
+        </w:rPr>
+        <w:t>Functional Requirements</w:t>
+      </w:r>
+    </w:p>
+    <w:p>
+      <w:pPr>
+        <w:jc w:val="both"/>
+      </w:pPr>
+      <w:r>
+        <w:rPr>
+          <w:rFonts w:cs="Calibri"/>
+        </w:rPr>
+        <w:t>FR-7.1: Card Display - The system shall display quiz questions as interactive cards with the question on the front and the correct answer on the back. Priority: High</w:t>
+      </w:r>
+    </w:p>
+    <w:p>
+      <w:pPr>
+        <w:jc w:val="both"/>
+      </w:pPr>
+      <w:r>
+        <w:rPr>
+          <w:rFonts w:cs="Calibri"/>
+        </w:rPr>
+        <w:t>FR-7.2: 3D Flip Animation - The system shall provide smooth 3D CSS flip animation when revealing answers. Priority: Medium</w:t>
+      </w:r>
+    </w:p>
+    <w:p>
+      <w:pPr>
+        <w:jc w:val="both"/>
+      </w:pPr>
+      <w:r>
+        <w:rPr>
+          <w:rFonts w:cs="Calibri"/>
+        </w:rPr>
+        <w:t>FR-7.3: Keyboard Navigation - The system shall support keyboard controls (Space/Enter to flip, arrow keys to navigate) for accessibility. Priority: Medium</w:t>
+      </w:r>
+    </w:p>
+    <w:p>
+      <w:pPr>
+        <w:jc w:val="both"/>
+      </w:pPr>
+      <w:r>
+        <w:rPr>
+          <w:rFonts w:cs="Calibri"/>
+        </w:rPr>
+        <w:t>FR-7.4: Progress Tracking - The system shall display progress indicators showing current position within the flashcard deck. Priority: Low</w:t>
+      </w:r>
+    </w:p>
+    <w:p>
+      <w:pPr>
+        <w:jc w:val="both"/>
+      </w:pPr>
+      <w:r>
+        <w:rPr>
+          <w:rFonts w:cs="Calibri"/>
+        </w:rPr>
+        <w:t>FR-7.5: Shuffle Mode - The system shall provide an option to randomize card order for varied study sessions. Priority: Low</w:t>
       </w:r>
     </w:p>
     <w:p>
@@ -9506,6 +10755,9 @@
       </w:pPr>
       <w:bookmarkStart w:id="57" w:name="_Toc223731988"/>
       <w:r>
+        <w:rPr>
+          <w:rFonts w:cs="Calibri"/>
+        </w:rPr>
         <w:lastRenderedPageBreak/>
         <w:t>4. External Interface Requirements</w:t>
       </w:r>
@@ -9517,6 +10769,9 @@
       </w:pPr>
       <w:bookmarkStart w:id="58" w:name="_Toc223731989"/>
       <w:r>
+        <w:rPr>
+          <w:rFonts w:cs="Calibri"/>
+        </w:rPr>
         <w:t>4.1 User Interfaces</w:t>
       </w:r>
       <w:bookmarkEnd w:id="58"/>
@@ -9527,6 +10782,9 @@
       </w:pPr>
       <w:bookmarkStart w:id="59" w:name="_Toc223731990"/>
       <w:r>
+        <w:rPr>
+          <w:rFonts w:cs="Calibri"/>
+        </w:rPr>
         <w:t>General UI Requirements</w:t>
       </w:r>
       <w:bookmarkEnd w:id="59"/>
@@ -9536,6 +10794,9 @@
         <w:jc w:val="both"/>
       </w:pPr>
       <w:r>
+        <w:rPr>
+          <w:rFonts w:cs="Calibri"/>
+        </w:rPr>
         <w:t>UI-1: The user interface shall be responsive and adapt to different screen sizes. Support mobile devices (320px - 767px), tablets (768px - 1023px), and desktop (1024px+). Priority: High</w:t>
       </w:r>
     </w:p>
@@ -9544,6 +10805,9 @@
         <w:jc w:val="both"/>
       </w:pPr>
       <w:r>
+        <w:rPr>
+          <w:rFonts w:cs="Calibri"/>
+        </w:rPr>
         <w:t>UI-2: The user interface shall follow consistent design patterns using Tailwind CSS components and Neo-Brutalism aesthetic. Priority: Medium</w:t>
       </w:r>
     </w:p>
@@ -9552,6 +10816,9 @@
         <w:jc w:val="both"/>
       </w:pPr>
       <w:r>
+        <w:rPr>
+          <w:rFonts w:cs="Calibri"/>
+        </w:rPr>
         <w:t>UI-3: The user interface shall provide clear user feedback including flash messages, loading indicators, and confirmation dialogs. Priority: High</w:t>
       </w:r>
     </w:p>
@@ -9560,6 +10827,9 @@
         <w:jc w:val="both"/>
       </w:pPr>
       <w:r>
+        <w:rPr>
+          <w:rFonts w:cs="Calibri"/>
+        </w:rPr>
         <w:t>UI-4: The user interface shall be accessible with semantic HTML, sufficient color contrast, and keyboard navigation support. Priority: Medium</w:t>
       </w:r>
     </w:p>
@@ -9569,6 +10839,9 @@
       </w:pPr>
       <w:bookmarkStart w:id="60" w:name="_Toc223731991"/>
       <w:r>
+        <w:rPr>
+          <w:rFonts w:cs="Calibri"/>
+        </w:rPr>
         <w:t>Specific Page Interfaces</w:t>
       </w:r>
       <w:bookmarkEnd w:id="60"/>
@@ -9578,6 +10851,9 @@
         <w:jc w:val="both"/>
       </w:pPr>
       <w:r>
+        <w:rPr>
+          <w:rFonts w:cs="Calibri"/>
+        </w:rPr>
         <w:t>Landing Page: Welcome header with platform name, feature cards (Create, Host, Play), Get Started and Login buttons.</w:t>
       </w:r>
     </w:p>
@@ -9586,6 +10862,9 @@
         <w:jc w:val="both"/>
       </w:pPr>
       <w:r>
+        <w:rPr>
+          <w:rFonts w:cs="Calibri"/>
+        </w:rPr>
         <w:t>Registration Page: Username, email, password, confirm password fields with validation.</w:t>
       </w:r>
     </w:p>
@@ -9594,6 +10873,9 @@
         <w:jc w:val="both"/>
       </w:pPr>
       <w:r>
+        <w:rPr>
+          <w:rFonts w:cs="Calibri"/>
+        </w:rPr>
         <w:t>Login Page: Username/email and password fields with authentication.</w:t>
       </w:r>
     </w:p>
@@ -9602,6 +10884,9 @@
         <w:jc w:val="both"/>
       </w:pPr>
       <w:r>
+        <w:rPr>
+          <w:rFonts w:cs="Calibri"/>
+        </w:rPr>
         <w:t>Dashboard: Quiz grid with cards showing title, description, question count, action buttons (Edit, Start Game, Delete).</w:t>
       </w:r>
     </w:p>
@@ -9610,6 +10895,9 @@
         <w:jc w:val="both"/>
       </w:pPr>
       <w:r>
+        <w:rPr>
+          <w:rFonts w:cs="Calibri"/>
+        </w:rPr>
         <w:t>Quiz Editor: Quiz metadata section, question list, Add Question button, dynamic question form.</w:t>
       </w:r>
     </w:p>
@@ -9618,6 +10906,9 @@
         <w:jc w:val="both"/>
       </w:pPr>
       <w:r>
+        <w:rPr>
+          <w:rFonts w:cs="Calibri"/>
+        </w:rPr>
         <w:t>Host Game Screen: Session code display, participant list panel, game controls.</w:t>
       </w:r>
     </w:p>
@@ -9626,6 +10917,9 @@
         <w:jc w:val="both"/>
       </w:pPr>
       <w:r>
+        <w:rPr>
+          <w:rFonts w:cs="Calibri"/>
+        </w:rPr>
         <w:t>Player Lobby: Session info, waiting message, participant list.</w:t>
       </w:r>
     </w:p>
@@ -9634,15 +10928,54 @@
         <w:jc w:val="both"/>
       </w:pPr>
       <w:r>
+        <w:rPr>
+          <w:rFonts w:cs="Calibri"/>
+        </w:rPr>
         <w:t>Game Interface: Question display, answer options, countdown timer, score display.</w:t>
       </w:r>
     </w:p>
     <w:p>
       <w:pPr>
+        <w:jc w:val="both"/>
+      </w:pPr>
+      <w:r>
+        <w:rPr>
+          <w:rFonts w:cs="Calibri"/>
+        </w:rPr>
+        <w:t>Flashcards Page: Interactive card-based study interface with 3D flip animation, keyboard navigation, and progress tracking.</w:t>
+      </w:r>
+    </w:p>
+    <w:p>
+      <w:pPr>
+        <w:jc w:val="both"/>
+      </w:pPr>
+      <w:r>
+        <w:rPr>
+          <w:rFonts w:cs="Calibri"/>
+        </w:rPr>
+        <w:t>AI Generation Page: Topic input form, document upload (PDF/TXT), difficulty/length configuration, and generated quiz preview.</w:t>
+      </w:r>
+    </w:p>
+    <w:p>
+      <w:pPr>
+        <w:jc w:val="both"/>
+      </w:pPr>
+      <w:r>
+        <w:rPr>
+          <w:rFonts w:cs="Calibri"/>
+        </w:rPr>
+        <w:t>Results Podium: Final rankings display with top 3 players highlighted at game end.</w:t>
+      </w:r>
+    </w:p>
+    <w:p>
+      <w:pPr>
         <w:pStyle w:val="Heading2"/>
       </w:pPr>
       <w:bookmarkStart w:id="61" w:name="_Toc223731992"/>
       <w:r>
+        <w:rPr>
+          <w:rFonts w:cs="Calibri"/>
+        </w:rPr>
         <w:t>4.2 Hardware Interfaces</w:t>
       </w:r>
       <w:bookmarkEnd w:id="61"/>
@@ -9652,7 +10985,17 @@
         <w:jc w:val="both"/>
       </w:pPr>
       <w:r>
-        <w:t>The Interactive Quiz Show Platform is a web-based application and does not directly interface with specific hardware components. Server hardware requires modern multi-core CPU, minimum 2GB RAM, and 10GB storage. Client hardware requires any modern processor capable of running a web browser, minimum 1GB RAM, and 320px width display.</w:t>
+        <w:rPr>
+          <w:rFonts w:cs="Calibri"/>
+        </w:rPr>
+        <w:t xml:space="preserve">The Interactive Quiz Show Platform is a web-based application and does not directly interface with specific hardware components. Server hardware requires modern multi-core CPU, minimum 2GB </w:t>
+      </w:r>
+      <w:r>
+        <w:rPr>
+          <w:rFonts w:cs="Calibri"/>
+        </w:rPr>
+        <w:lastRenderedPageBreak/>
+        <w:t>RAM, and 10GB storage. Client hardware requires any modern processor capable of running a web browser, minimum 1GB RAM, and 320px width display.</w:t>
       </w:r>
     </w:p>
     <w:p>
@@ -9661,7 +11004,9 @@
       </w:pPr>
       <w:bookmarkStart w:id="62" w:name="_Toc223731993"/>
       <w:r>
-        <w:lastRenderedPageBreak/>
+        <w:rPr>
+          <w:rFonts w:cs="Calibri"/>
+        </w:rPr>
         <w:t>4.3 Software Interfaces</w:t>
       </w:r>
       <w:bookmarkEnd w:id="62"/>
@@ -9672,6 +11017,9 @@
       </w:pPr>
       <w:bookmarkStart w:id="63" w:name="_Toc223731994"/>
       <w:r>
+        <w:rPr>
+          <w:rFonts w:cs="Calibri"/>
+        </w:rPr>
         <w:t>Database Interface (MySQL 8.0+)</w:t>
       </w:r>
       <w:bookmarkEnd w:id="63"/>
@@ -9681,39 +11029,10 @@
         <w:jc w:val="both"/>
       </w:pPr>
       <w:r>
-        <w:t xml:space="preserve">Purpose: Persistent data storage for all application data. Tables </w:t>
-      </w:r>
-      <w:proofErr w:type="gramStart"/>
-      <w:r>
-        <w:t>include:</w:t>
-      </w:r>
-      <w:proofErr w:type="gramEnd"/>
-      <w:r>
-        <w:t xml:space="preserve"> users, quizzes, questions, </w:t>
-      </w:r>
-      <w:proofErr w:type="spellStart"/>
-      <w:r>
-        <w:t>game_sessions</w:t>
-      </w:r>
-      <w:proofErr w:type="spellEnd"/>
-      <w:r>
-        <w:t xml:space="preserve">, </w:t>
-      </w:r>
-      <w:proofErr w:type="spellStart"/>
-      <w:r>
-        <w:t>game_participants</w:t>
-      </w:r>
-      <w:proofErr w:type="spellEnd"/>
-      <w:r>
-        <w:t xml:space="preserve">, </w:t>
-      </w:r>
-      <w:proofErr w:type="spellStart"/>
-      <w:r>
-        <w:t>player_answers</w:t>
-      </w:r>
-      <w:proofErr w:type="spellEnd"/>
-      <w:r>
-        <w:t>.</w:t>
+        <w:rPr>
+          <w:rFonts w:cs="Calibri"/>
+        </w:rPr>
+        <w:t>Purpose: Persistent data storage for all application data. Tables include: users, quizzes, questions, game_sessions, game_participants, player_answers.</w:t>
       </w:r>
     </w:p>
     <w:p>
@@ -9722,6 +11041,9 @@
       </w:pPr>
       <w:bookmarkStart w:id="64" w:name="_Toc223731995"/>
       <w:r>
+        <w:rPr>
+          <w:rFonts w:cs="Calibri"/>
+        </w:rPr>
         <w:t>Flask Web Framework (3.0.0)</w:t>
       </w:r>
       <w:bookmarkEnd w:id="64"/>
@@ -9731,6 +11053,9 @@
         <w:jc w:val="both"/>
       </w:pPr>
       <w:r>
+        <w:rPr>
+          <w:rFonts w:cs="Calibri"/>
+        </w:rPr>
         <w:t>Purpose: Web application framework for HTTP request handling and routing. Services include request routing, template rendering (Jinja2), session management, and static file serving.</w:t>
       </w:r>
     </w:p>
@@ -9740,6 +11065,9 @@
       </w:pPr>
       <w:bookmarkStart w:id="65" w:name="_Toc223731996"/>
       <w:r>
+        <w:rPr>
+          <w:rFonts w:cs="Calibri"/>
+        </w:rPr>
         <w:t>Flask-Login (0.6.3)</w:t>
       </w:r>
       <w:bookmarkEnd w:id="65"/>
@@ -9749,23 +11077,10 @@
         <w:jc w:val="both"/>
       </w:pPr>
       <w:r>
-        <w:t xml:space="preserve">Purpose: User session management and authentication. Provides login/logout functionality, </w:t>
-      </w:r>
-      <w:proofErr w:type="spellStart"/>
-      <w:r>
-        <w:t>current_user</w:t>
-      </w:r>
-      <w:proofErr w:type="spellEnd"/>
-      <w:r>
-        <w:t xml:space="preserve"> object, </w:t>
-      </w:r>
-      <w:proofErr w:type="gramStart"/>
-      <w:r>
-        <w:t>and @</w:t>
-      </w:r>
-      <w:proofErr w:type="gramEnd"/>
-      <w:r>
-        <w:t>login_required decorator.</w:t>
+        <w:rPr>
+          <w:rFonts w:cs="Calibri"/>
+        </w:rPr>
+        <w:t>Purpose: User session management and authentication. Provides login/logout functionality, current_user object, and @login_required decorator.</w:t>
       </w:r>
     </w:p>
     <w:p>
@@ -9774,66 +11089,22 @@
       </w:pPr>
       <w:bookmarkStart w:id="66" w:name="_Toc223731997"/>
       <w:r>
-        <w:t>Flask-</w:t>
-      </w:r>
-      <w:proofErr w:type="spellStart"/>
-      <w:r>
-        <w:t>SocketIO</w:t>
+        <w:rPr>
+          <w:rFonts w:cs="Calibri"/>
+        </w:rPr>
+        <w:t>Flask-SocketIO</w:t>
       </w:r>
       <w:bookmarkEnd w:id="66"/>
-      <w:proofErr w:type="spellEnd"/>
     </w:p>
     <w:p>
       <w:pPr>
         <w:jc w:val="both"/>
       </w:pPr>
       <w:r>
-        <w:t xml:space="preserve">Purpose: Real-time bidirectional communication for live game features. Events include </w:t>
-      </w:r>
-      <w:proofErr w:type="spellStart"/>
-      <w:proofErr w:type="gramStart"/>
-      <w:r>
-        <w:t>join_</w:t>
-      </w:r>
-      <w:proofErr w:type="gramEnd"/>
-      <w:r>
-        <w:t>session</w:t>
-      </w:r>
-      <w:proofErr w:type="spellEnd"/>
-      <w:r>
-        <w:t xml:space="preserve">, </w:t>
-      </w:r>
-      <w:proofErr w:type="spellStart"/>
-      <w:r>
-        <w:t>question_start</w:t>
-      </w:r>
-      <w:proofErr w:type="spellEnd"/>
-      <w:r>
-        <w:t xml:space="preserve">, </w:t>
-      </w:r>
-      <w:proofErr w:type="spellStart"/>
-      <w:r>
-        <w:t>answer_submit</w:t>
-      </w:r>
-      <w:proofErr w:type="spellEnd"/>
-      <w:r>
-        <w:t xml:space="preserve">, </w:t>
-      </w:r>
-      <w:proofErr w:type="spellStart"/>
-      <w:r>
-        <w:t>leaderboard_update</w:t>
-      </w:r>
-      <w:proofErr w:type="spellEnd"/>
-      <w:r>
-        <w:t xml:space="preserve">, </w:t>
-      </w:r>
-      <w:proofErr w:type="spellStart"/>
-      <w:r>
-        <w:t>game_end</w:t>
-      </w:r>
-      <w:proofErr w:type="spellEnd"/>
-      <w:r>
-        <w:t>.</w:t>
+        <w:rPr>
+          <w:rFonts w:cs="Calibri"/>
+        </w:rPr>
+        <w:t>Purpose: Real-time bidirectional communication for live game features. Events include join_session, question_start, answer_submit, leaderboard_update, game_end.</w:t>
       </w:r>
     </w:p>
     <w:p>
@@ -9842,6 +11113,9 @@
       </w:pPr>
       <w:bookmarkStart w:id="67" w:name="_Toc223731998"/>
       <w:r>
+        <w:rPr>
+          <w:rFonts w:cs="Calibri"/>
+        </w:rPr>
         <w:t>Tailwind CSS</w:t>
       </w:r>
       <w:bookmarkEnd w:id="67"/>
@@ -9851,15 +11125,43 @@
         <w:jc w:val="both"/>
       </w:pPr>
       <w:r>
+        <w:rPr>
+          <w:rFonts w:cs="Calibri"/>
+        </w:rPr>
         <w:t>Purpose: Frontend UI framework for responsive design with Neo-Brutalism aesthetic.</w:t>
       </w:r>
     </w:p>
     <w:p>
       <w:pPr>
+        <w:pStyle w:val="Heading3"/>
+      </w:pPr>
+      <w:r>
+        <w:rPr>
+          <w:rFonts w:cs="Calibri"/>
+        </w:rPr>
+        <w:t>Google Generative AI (Gemini API)</w:t>
+      </w:r>
+    </w:p>
+    <w:p>
+      <w:pPr>
+        <w:jc w:val="both"/>
+      </w:pPr>
+      <w:r>
+        <w:rPr>
+          <w:rFonts w:cs="Calibri"/>
+        </w:rPr>
+        <w:t>Purpose: AI-powered quiz generation from user-provided topics and uploaded documents (PDF, TXT). Services include content analysis, question formulation, and automatic question type selection.</w:t>
+      </w:r>
+    </w:p>
+    <w:p>
+      <w:pPr>
         <w:pStyle w:val="Heading2"/>
       </w:pPr>
       <w:bookmarkStart w:id="68" w:name="_Toc223731999"/>
       <w:r>
+        <w:rPr>
+          <w:rFonts w:cs="Calibri"/>
+        </w:rPr>
         <w:t>4.4 Communications Interfaces</w:t>
       </w:r>
       <w:bookmarkEnd w:id="68"/>
@@ -9870,6 +11172,9 @@
       </w:pPr>
       <w:bookmarkStart w:id="69" w:name="_Toc223732000"/>
       <w:r>
+        <w:rPr>
+          <w:rFonts w:cs="Calibri"/>
+        </w:rPr>
         <w:t>HTTP/HTTPS Protocol</w:t>
       </w:r>
       <w:bookmarkEnd w:id="69"/>
@@ -9879,6 +11184,9 @@
         <w:jc w:val="both"/>
       </w:pPr>
       <w:r>
+        <w:rPr>
+          <w:rFonts w:cs="Calibri"/>
+        </w:rPr>
         <w:t>Protocol: HTTP 1.1 (development), HTTPS (production). Port 5000 (development), 80/443 (production). Request methods: GET for page retrieval, POST for form submissions.</w:t>
       </w:r>
     </w:p>
@@ -9888,6 +11196,9 @@
       </w:pPr>
       <w:bookmarkStart w:id="70" w:name="_Toc223732001"/>
       <w:r>
+        <w:rPr>
+          <w:rFonts w:cs="Calibri"/>
+        </w:rPr>
         <w:t>WebSocket Protocol</w:t>
       </w:r>
       <w:bookmarkEnd w:id="70"/>
@@ -9897,6 +11208,9 @@
         <w:jc w:val="both"/>
       </w:pPr>
       <w:r>
+        <w:rPr>
+          <w:rFonts w:cs="Calibri"/>
+        </w:rPr>
         <w:t>Protocol: WebSocket (ws:// or wss://) via Socket.IO. Purpose: Real-time bidirectional communication during live game sessions for broadcasting questions, receiving answers, and updating leaderboards.</w:t>
       </w:r>
     </w:p>
@@ -9906,6 +11220,9 @@
       </w:pPr>
       <w:bookmarkStart w:id="71" w:name="_Toc223732002"/>
       <w:r>
+        <w:rPr>
+          <w:rFonts w:cs="Calibri"/>
+        </w:rPr>
         <w:t>Database Communication</w:t>
       </w:r>
       <w:bookmarkEnd w:id="71"/>
@@ -9915,6 +11232,9 @@
         <w:jc w:val="both"/>
       </w:pPr>
       <w:r>
+        <w:rPr>
+          <w:rFonts w:cs="Calibri"/>
+        </w:rPr>
         <w:t>Protocol: MySQL client/server protocol over TCP/IP, port 3306. Connection type: Persistent connection pool recommended for production.</w:t>
       </w:r>
     </w:p>
@@ -9924,6 +11244,9 @@
       </w:pPr>
       <w:bookmarkStart w:id="72" w:name="_Toc223732003"/>
       <w:r>
+        <w:rPr>
+          <w:rFonts w:cs="Calibri"/>
+        </w:rPr>
         <w:lastRenderedPageBreak/>
         <w:t>5. Nonfunctional Requirements</w:t>
       </w:r>
@@ -9935,6 +11258,9 @@
       </w:pPr>
       <w:bookmarkStart w:id="73" w:name="_Toc223732004"/>
       <w:r>
+        <w:rPr>
+          <w:rFonts w:cs="Calibri"/>
+        </w:rPr>
         <w:t>5.1 Performance Requirements</w:t>
       </w:r>
       <w:bookmarkEnd w:id="73"/>
@@ -9944,6 +11270,9 @@
         <w:jc w:val="both"/>
       </w:pPr>
       <w:r>
+        <w:rPr>
+          <w:rFonts w:cs="Calibri"/>
+        </w:rPr>
         <w:t>NFR-1.1: Response Time - The system shall respond to user requests within acceptable time limits. Page load time: &lt;= 3 seconds, form submission response: &lt;= 2 seconds, database query execution: &lt;= 1 second, real-time event delivery: &lt;= 500ms. Priority: Medium</w:t>
       </w:r>
     </w:p>
@@ -9952,15 +11281,10 @@
         <w:jc w:val="both"/>
       </w:pPr>
       <w:r>
-        <w:t xml:space="preserve">NFR-1.2: Concurrent Users - The system shall support multiple concurrent users. Minimum: 50 concurrent users per game session, Target: 100+ concurrent users </w:t>
-      </w:r>
-      <w:proofErr w:type="gramStart"/>
-      <w:r>
-        <w:t>system-wide</w:t>
-      </w:r>
-      <w:proofErr w:type="gramEnd"/>
-      <w:r>
-        <w:t>. Priority: Medium</w:t>
+        <w:rPr>
+          <w:rFonts w:cs="Calibri"/>
+        </w:rPr>
+        <w:t>NFR-1.2: Concurrent Users - The system shall support multiple concurrent users. Minimum: 50 concurrent users per game session, Target: 100+ concurrent users system-wide. Priority: Medium</w:t>
       </w:r>
     </w:p>
     <w:p>
@@ -9968,6 +11292,9 @@
         <w:jc w:val="both"/>
       </w:pPr>
       <w:r>
+        <w:rPr>
+          <w:rFonts w:cs="Calibri"/>
+        </w:rPr>
         <w:t>NFR-1.3: Database Performance - The system shall optimize database queries using indexed columns for frequent queries. Priority: Medium</w:t>
       </w:r>
     </w:p>
@@ -9976,15 +11303,10 @@
         <w:jc w:val="both"/>
       </w:pPr>
       <w:r>
-        <w:t xml:space="preserve">NFR-1.4: Scalability - The system architecture shall support future scaling needs. Database design </w:t>
-      </w:r>
-      <w:proofErr w:type="gramStart"/>
-      <w:r>
-        <w:t>shall</w:t>
-      </w:r>
-      <w:proofErr w:type="gramEnd"/>
-      <w:r>
-        <w:t xml:space="preserve"> accommodate 10,000+ users. Priority: Low</w:t>
+        <w:rPr>
+          <w:rFonts w:cs="Calibri"/>
+        </w:rPr>
+        <w:t>NFR-1.4: Scalability - The system architecture shall support future scaling needs. Database design shall accommodate 10,000+ users. Priority: Low</w:t>
       </w:r>
     </w:p>
     <w:p>
@@ -9993,6 +11315,9 @@
       </w:pPr>
       <w:bookmarkStart w:id="74" w:name="_Toc223732005"/>
       <w:r>
+        <w:rPr>
+          <w:rFonts w:cs="Calibri"/>
+        </w:rPr>
         <w:t>5.2 Safety Requirements</w:t>
       </w:r>
       <w:bookmarkEnd w:id="74"/>
@@ -10002,6 +11327,9 @@
         <w:jc w:val="both"/>
       </w:pPr>
       <w:r>
+        <w:rPr>
+          <w:rFonts w:cs="Calibri"/>
+        </w:rPr>
         <w:t>NFR-2.1: Data Backup - The system shall support regular database backups with daily frequency and 30-day retention. Priority: Medium</w:t>
       </w:r>
     </w:p>
@@ -10010,6 +11338,9 @@
         <w:jc w:val="both"/>
       </w:pPr>
       <w:r>
+        <w:rPr>
+          <w:rFonts w:cs="Calibri"/>
+        </w:rPr>
         <w:t>NFR-2.2: Error Handling - The system shall handle errors gracefully without exposing sensitive information. Priority: High</w:t>
       </w:r>
     </w:p>
@@ -10018,6 +11349,9 @@
         <w:jc w:val="both"/>
       </w:pPr>
       <w:r>
+        <w:rPr>
+          <w:rFonts w:cs="Calibri"/>
+        </w:rPr>
         <w:t>NFR-2.3: Data Validation - The system shall validate all user inputs to prevent data corruption. Priority: High</w:t>
       </w:r>
     </w:p>
@@ -10026,6 +11360,9 @@
         <w:jc w:val="both"/>
       </w:pPr>
       <w:r>
+        <w:rPr>
+          <w:rFonts w:cs="Calibri"/>
+        </w:rPr>
         <w:t>NFR-2.4: Graceful Degradation - The system shall continue to operate with reduced functionality if components fail. Priority: Medium</w:t>
       </w:r>
     </w:p>
@@ -10035,6 +11372,9 @@
       </w:pPr>
       <w:bookmarkStart w:id="75" w:name="_Toc223732006"/>
       <w:r>
+        <w:rPr>
+          <w:rFonts w:cs="Calibri"/>
+        </w:rPr>
         <w:t>5.3 Security Requirements</w:t>
       </w:r>
       <w:bookmarkEnd w:id="75"/>
@@ -10044,31 +11384,10 @@
         <w:jc w:val="both"/>
       </w:pPr>
       <w:r>
-        <w:t xml:space="preserve">NFR-3.1: Password Security - The system shall store passwords securely using </w:t>
-      </w:r>
-      <w:proofErr w:type="spellStart"/>
-      <w:r>
-        <w:t>Werkzeug</w:t>
-      </w:r>
-      <w:proofErr w:type="spellEnd"/>
-      <w:r>
-        <w:t xml:space="preserve"> </w:t>
-      </w:r>
-      <w:proofErr w:type="spellStart"/>
-      <w:r>
-        <w:t>generate_password_hash</w:t>
-      </w:r>
-      <w:proofErr w:type="spellEnd"/>
-      <w:r>
-        <w:t xml:space="preserve"> with PBKDF2-SHA256. Never store </w:t>
-      </w:r>
-      <w:proofErr w:type="gramStart"/>
-      <w:r>
-        <w:t>plaintext</w:t>
-      </w:r>
-      <w:proofErr w:type="gramEnd"/>
-      <w:r>
-        <w:t xml:space="preserve"> passwords. Priority: Critical</w:t>
+        <w:rPr>
+          <w:rFonts w:cs="Calibri"/>
+        </w:rPr>
+        <w:t>NFR-3.1: Password Security - The system shall store passwords securely using Werkzeug generate_password_hash with PBKDF2-SHA256. Never store plaintext passwords. Priority: Critical</w:t>
       </w:r>
     </w:p>
     <w:p>
@@ -10076,6 +11395,9 @@
         <w:jc w:val="both"/>
       </w:pPr>
       <w:r>
+        <w:rPr>
+          <w:rFonts w:cs="Calibri"/>
+        </w:rPr>
         <w:t>NFR-3.2: Authentication - The system shall implement secure session-based authentication using Flask-Login with secure session cookies. Priority: Critical</w:t>
       </w:r>
     </w:p>
@@ -10084,6 +11406,9 @@
         <w:jc w:val="both"/>
       </w:pPr>
       <w:r>
+        <w:rPr>
+          <w:rFonts w:cs="Calibri"/>
+        </w:rPr>
         <w:t>NFR-3.3: Authorization - The system shall enforce role-based access control. Hosts can only modify their own quizzes. Priority: High</w:t>
       </w:r>
     </w:p>
@@ -10092,6 +11417,9 @@
         <w:jc w:val="both"/>
       </w:pPr>
       <w:r>
+        <w:rPr>
+          <w:rFonts w:cs="Calibri"/>
+        </w:rPr>
         <w:t>NFR-3.4: SQL Injection Prevention - The system shall use parameterized queries for all database operations. Priority: Critical</w:t>
       </w:r>
     </w:p>
@@ -10100,6 +11428,9 @@
         <w:jc w:val="both"/>
       </w:pPr>
       <w:r>
+        <w:rPr>
+          <w:rFonts w:cs="Calibri"/>
+        </w:rPr>
         <w:t>NFR-3.5: XSS Prevention - The system shall escape user-generated content in templates using Jinja2 auto-escaping. Priority: High</w:t>
       </w:r>
     </w:p>
@@ -10108,6 +11439,9 @@
         <w:jc w:val="both"/>
       </w:pPr>
       <w:r>
+        <w:rPr>
+          <w:rFonts w:cs="Calibri"/>
+        </w:rPr>
         <w:lastRenderedPageBreak/>
         <w:t>NFR-3.6: CSRF Prevention - The system shall implement CSRF tokens for state-changing operations. Priority: Medium</w:t>
       </w:r>
@@ -10117,6 +11451,9 @@
         <w:jc w:val="both"/>
       </w:pPr>
       <w:r>
+        <w:rPr>
+          <w:rFonts w:cs="Calibri"/>
+        </w:rPr>
         <w:t>NFR-3.7: HTTPS Encryption - The system shall use HTTPS in production with SSL/TLS certificates. Priority: High</w:t>
       </w:r>
     </w:p>
@@ -10125,6 +11462,9 @@
         <w:jc w:val="both"/>
       </w:pPr>
       <w:r>
+        <w:rPr>
+          <w:rFonts w:cs="Calibri"/>
+        </w:rPr>
         <w:t>NFR-3.8: Session Security - The system shall implement secure session management with cryptographically secure tokens. Priority: High</w:t>
       </w:r>
     </w:p>
@@ -10134,6 +11474,9 @@
       </w:pPr>
       <w:bookmarkStart w:id="76" w:name="_Toc223732007"/>
       <w:r>
+        <w:rPr>
+          <w:rFonts w:cs="Calibri"/>
+        </w:rPr>
         <w:t>5.4 Software Quality Attributes</w:t>
       </w:r>
       <w:bookmarkEnd w:id="76"/>
@@ -10144,6 +11487,9 @@
       </w:pPr>
       <w:bookmarkStart w:id="77" w:name="_Toc223732008"/>
       <w:r>
+        <w:rPr>
+          <w:rFonts w:cs="Calibri"/>
+        </w:rPr>
         <w:t>Reliability</w:t>
       </w:r>
       <w:bookmarkEnd w:id="77"/>
@@ -10153,6 +11499,9 @@
         <w:jc w:val="both"/>
       </w:pPr>
       <w:r>
+        <w:rPr>
+          <w:rFonts w:cs="Calibri"/>
+        </w:rPr>
         <w:t>NFR-4.1: Uptime - Target uptime: 95% (academic environment). Priority: Medium</w:t>
       </w:r>
     </w:p>
@@ -10161,6 +11510,9 @@
         <w:jc w:val="both"/>
       </w:pPr>
       <w:r>
+        <w:rPr>
+          <w:rFonts w:cs="Calibri"/>
+        </w:rPr>
         <w:t>NFR-4.2: Error Recovery - The system shall recover gracefully from errors with retry mechanisms. Priority: Medium</w:t>
       </w:r>
     </w:p>
@@ -10169,6 +11521,9 @@
         <w:jc w:val="both"/>
       </w:pPr>
       <w:r>
+        <w:rPr>
+          <w:rFonts w:cs="Calibri"/>
+        </w:rPr>
         <w:t>NFR-4.3: Data Integrity - The system shall maintain data consistency using database transactions and foreign key constraints. Priority: High</w:t>
       </w:r>
     </w:p>
@@ -10178,6 +11533,9 @@
       </w:pPr>
       <w:bookmarkStart w:id="78" w:name="_Toc223732009"/>
       <w:r>
+        <w:rPr>
+          <w:rFonts w:cs="Calibri"/>
+        </w:rPr>
         <w:t>Maintainability</w:t>
       </w:r>
       <w:bookmarkEnd w:id="78"/>
@@ -10187,6 +11545,9 @@
         <w:jc w:val="both"/>
       </w:pPr>
       <w:r>
+        <w:rPr>
+          <w:rFonts w:cs="Calibri"/>
+        </w:rPr>
         <w:t>NFR-4.4: Code Quality - Follow PEP 8 style guide, use meaningful names, keep functions focused. Priority: Medium</w:t>
       </w:r>
     </w:p>
@@ -10195,6 +11556,9 @@
         <w:jc w:val="both"/>
       </w:pPr>
       <w:r>
+        <w:rPr>
+          <w:rFonts w:cs="Calibri"/>
+        </w:rPr>
         <w:t>NFR-4.5: Code Documentation - Docstrings for all functions and classes, inline comments for complex logic. Priority: Medium</w:t>
       </w:r>
     </w:p>
@@ -10203,6 +11567,9 @@
         <w:jc w:val="both"/>
       </w:pPr>
       <w:r>
+        <w:rPr>
+          <w:rFonts w:cs="Calibri"/>
+        </w:rPr>
         <w:t>NFR-4.6: Version Control - Use Git for source control with meaningful commit messages. Priority: High</w:t>
       </w:r>
     </w:p>
@@ -10212,6 +11579,9 @@
       </w:pPr>
       <w:bookmarkStart w:id="79" w:name="_Toc223732010"/>
       <w:r>
+        <w:rPr>
+          <w:rFonts w:cs="Calibri"/>
+        </w:rPr>
         <w:t>Usability</w:t>
       </w:r>
       <w:bookmarkEnd w:id="79"/>
@@ -10221,6 +11591,9 @@
         <w:jc w:val="both"/>
       </w:pPr>
       <w:r>
+        <w:rPr>
+          <w:rFonts w:cs="Calibri"/>
+        </w:rPr>
         <w:t>NFR-4.7: Ease of Use - New users should be able to create a quiz within 10 minutes. Priority: High</w:t>
       </w:r>
     </w:p>
@@ -10229,6 +11602,9 @@
         <w:jc w:val="both"/>
       </w:pPr>
       <w:r>
+        <w:rPr>
+          <w:rFonts w:cs="Calibri"/>
+        </w:rPr>
         <w:t>NFR-4.8: Error Messages - Clear, actionable error messages without technical jargon. Priority: High</w:t>
       </w:r>
     </w:p>
@@ -10237,6 +11613,9 @@
         <w:jc w:val="both"/>
       </w:pPr>
       <w:r>
+        <w:rPr>
+          <w:rFonts w:cs="Calibri"/>
+        </w:rPr>
         <w:t>NFR-4.9: Feedback - Immediate feedback for user actions with flash messages and loading indicators. Priority: High</w:t>
       </w:r>
     </w:p>
@@ -10246,6 +11625,9 @@
       </w:pPr>
       <w:bookmarkStart w:id="80" w:name="_Toc223732011"/>
       <w:r>
+        <w:rPr>
+          <w:rFonts w:cs="Calibri"/>
+        </w:rPr>
         <w:t>Portability</w:t>
       </w:r>
       <w:bookmarkEnd w:id="80"/>
@@ -10255,6 +11637,9 @@
         <w:jc w:val="both"/>
       </w:pPr>
       <w:r>
+        <w:rPr>
+          <w:rFonts w:cs="Calibri"/>
+        </w:rPr>
         <w:t>NFR-4.10: Browser Compatibility - Support Chrome 90+, Firefox 88+, Safari 14+, Edge 90+. Priority: High</w:t>
       </w:r>
     </w:p>
@@ -10263,6 +11648,9 @@
         <w:jc w:val="both"/>
       </w:pPr>
       <w:r>
+        <w:rPr>
+          <w:rFonts w:cs="Calibri"/>
+        </w:rPr>
         <w:t>NFR-4.11: Device Compatibility - Support desktop, laptop, tablet, and smartphone devices. Priority: High</w:t>
       </w:r>
     </w:p>
@@ -10272,6 +11660,9 @@
       </w:pPr>
       <w:bookmarkStart w:id="81" w:name="_Toc223732012"/>
       <w:r>
+        <w:rPr>
+          <w:rFonts w:cs="Calibri"/>
+        </w:rPr>
         <w:lastRenderedPageBreak/>
         <w:t>Testability</w:t>
       </w:r>
@@ -10282,6 +11673,9 @@
         <w:jc w:val="both"/>
       </w:pPr>
       <w:r>
+        <w:rPr>
+          <w:rFonts w:cs="Calibri"/>
+        </w:rPr>
         <w:t>NFR-4.12: Test Coverage - Unit tests for critical functions, integration tests for database operations. Priority: Low</w:t>
       </w:r>
     </w:p>
@@ -10290,6 +11684,9 @@
         <w:jc w:val="both"/>
       </w:pPr>
       <w:r>
+        <w:rPr>
+          <w:rFonts w:cs="Calibri"/>
+        </w:rPr>
         <w:t>NFR-4.13: Logging - Comprehensive logging for authentication events, errors, and database operations. Priority: Medium</w:t>
       </w:r>
     </w:p>
@@ -10299,6 +11696,9 @@
       </w:pPr>
       <w:bookmarkStart w:id="82" w:name="_Toc223732013"/>
       <w:r>
+        <w:rPr>
+          <w:rFonts w:cs="Calibri"/>
+        </w:rPr>
         <w:lastRenderedPageBreak/>
         <w:t>6. Other Requirements</w:t>
       </w:r>
@@ -10310,6 +11710,9 @@
       </w:pPr>
       <w:bookmarkStart w:id="83" w:name="_Toc223732014"/>
       <w:r>
+        <w:rPr>
+          <w:rFonts w:cs="Calibri"/>
+        </w:rPr>
         <w:t>6.1 Database Requirements</w:t>
       </w:r>
       <w:bookmarkEnd w:id="83"/>
@@ -10319,6 +11722,9 @@
         <w:jc w:val="both"/>
       </w:pPr>
       <w:r>
+        <w:rPr>
+          <w:rFonts w:cs="Calibri"/>
+        </w:rPr>
         <w:t>The system shall use a normalized database schema (3NF) with the following tables:</w:t>
       </w:r>
     </w:p>
@@ -10330,253 +11736,80 @@
         </w:numPr>
       </w:pPr>
       <w:r>
-        <w:t xml:space="preserve">users: Store user account information (id, username, email, </w:t>
-      </w:r>
-      <w:proofErr w:type="spellStart"/>
-      <w:r>
-        <w:t>password_hash</w:t>
-      </w:r>
-      <w:proofErr w:type="spellEnd"/>
-      <w:r>
-        <w:t xml:space="preserve">, role, </w:t>
-      </w:r>
-      <w:proofErr w:type="spellStart"/>
-      <w:r>
-        <w:t>created_at</w:t>
-      </w:r>
-      <w:proofErr w:type="spellEnd"/>
-      <w:r>
-        <w:t>)</w:t>
-      </w:r>
-    </w:p>
-    <w:p>
-      <w:pPr>
-        <w:numPr>
-          <w:ilvl w:val="0"/>
-          <w:numId w:val="2"/>
-        </w:numPr>
-      </w:pPr>
-      <w:r>
-        <w:t xml:space="preserve">quizzes: Store quiz metadata (id, </w:t>
-      </w:r>
-      <w:proofErr w:type="spellStart"/>
-      <w:r>
-        <w:t>user_id</w:t>
-      </w:r>
-      <w:proofErr w:type="spellEnd"/>
-      <w:r>
-        <w:t xml:space="preserve">, title, description, </w:t>
-      </w:r>
-      <w:proofErr w:type="spellStart"/>
-      <w:r>
-        <w:t>is_public</w:t>
-      </w:r>
-      <w:proofErr w:type="spellEnd"/>
-      <w:r>
-        <w:t xml:space="preserve">, </w:t>
-      </w:r>
-      <w:proofErr w:type="spellStart"/>
-      <w:r>
-        <w:t>created_at</w:t>
-      </w:r>
-      <w:proofErr w:type="spellEnd"/>
-      <w:r>
-        <w:t>)</w:t>
-      </w:r>
-    </w:p>
-    <w:p>
-      <w:pPr>
-        <w:numPr>
-          <w:ilvl w:val="0"/>
-          <w:numId w:val="2"/>
-        </w:numPr>
-      </w:pPr>
-      <w:r>
-        <w:t xml:space="preserve">questions: Store question content (id, </w:t>
-      </w:r>
-      <w:proofErr w:type="spellStart"/>
-      <w:r>
-        <w:t>quiz_id</w:t>
-      </w:r>
-      <w:proofErr w:type="spellEnd"/>
-      <w:r>
-        <w:t xml:space="preserve">, </w:t>
-      </w:r>
-      <w:proofErr w:type="spellStart"/>
-      <w:r>
-        <w:t>question_text</w:t>
-      </w:r>
-      <w:proofErr w:type="spellEnd"/>
-      <w:r>
-        <w:t xml:space="preserve">, </w:t>
-      </w:r>
-      <w:proofErr w:type="spellStart"/>
-      <w:r>
-        <w:t>question_type</w:t>
-      </w:r>
-      <w:proofErr w:type="spellEnd"/>
-      <w:r>
-        <w:t xml:space="preserve">, options, </w:t>
-      </w:r>
-      <w:proofErr w:type="spellStart"/>
-      <w:r>
-        <w:t>correct_answer</w:t>
-      </w:r>
-      <w:proofErr w:type="spellEnd"/>
-      <w:r>
-        <w:t xml:space="preserve">, points, </w:t>
-      </w:r>
-      <w:proofErr w:type="spellStart"/>
-      <w:r>
-        <w:t>time_limit</w:t>
-      </w:r>
-      <w:proofErr w:type="spellEnd"/>
-      <w:r>
-        <w:t xml:space="preserve">, </w:t>
-      </w:r>
-      <w:proofErr w:type="spellStart"/>
-      <w:r>
-        <w:t>question_order</w:t>
-      </w:r>
-      <w:proofErr w:type="spellEnd"/>
-      <w:r>
-        <w:t>)</w:t>
-      </w:r>
-    </w:p>
-    <w:p>
-      <w:pPr>
-        <w:numPr>
-          <w:ilvl w:val="0"/>
-          <w:numId w:val="2"/>
-        </w:numPr>
-      </w:pPr>
-      <w:proofErr w:type="spellStart"/>
-      <w:r>
-        <w:t>game_sessions</w:t>
-      </w:r>
-      <w:proofErr w:type="spellEnd"/>
-      <w:r>
-        <w:t xml:space="preserve">: Store active game sessions (id, </w:t>
-      </w:r>
-      <w:proofErr w:type="spellStart"/>
-      <w:r>
-        <w:t>quiz_id</w:t>
-      </w:r>
-      <w:proofErr w:type="spellEnd"/>
-      <w:r>
-        <w:t xml:space="preserve">, </w:t>
-      </w:r>
-      <w:proofErr w:type="spellStart"/>
-      <w:r>
-        <w:t>session_code</w:t>
-      </w:r>
-      <w:proofErr w:type="spellEnd"/>
-      <w:r>
-        <w:t xml:space="preserve">, status, </w:t>
-      </w:r>
-      <w:proofErr w:type="spellStart"/>
-      <w:r>
-        <w:t>created_at</w:t>
-      </w:r>
-      <w:proofErr w:type="spellEnd"/>
-      <w:r>
-        <w:t>)</w:t>
-      </w:r>
-    </w:p>
-    <w:p>
-      <w:pPr>
-        <w:numPr>
-          <w:ilvl w:val="0"/>
-          <w:numId w:val="2"/>
-        </w:numPr>
-      </w:pPr>
-      <w:proofErr w:type="spellStart"/>
-      <w:r>
-        <w:t>game_participants</w:t>
-      </w:r>
-      <w:proofErr w:type="spellEnd"/>
-      <w:r>
-        <w:t xml:space="preserve">: Store session participants (id, </w:t>
-      </w:r>
-      <w:proofErr w:type="spellStart"/>
-      <w:r>
-        <w:t>session_id</w:t>
-      </w:r>
-      <w:proofErr w:type="spellEnd"/>
-      <w:r>
-        <w:t xml:space="preserve">, nickname, </w:t>
-      </w:r>
-      <w:proofErr w:type="spellStart"/>
-      <w:r>
-        <w:t>joined_at</w:t>
-      </w:r>
-      <w:proofErr w:type="spellEnd"/>
-      <w:r>
-        <w:t>)</w:t>
-      </w:r>
-    </w:p>
-    <w:p>
-      <w:pPr>
-        <w:numPr>
-          <w:ilvl w:val="0"/>
-          <w:numId w:val="2"/>
-        </w:numPr>
-      </w:pPr>
-      <w:proofErr w:type="spellStart"/>
-      <w:r>
-        <w:t>player_answers</w:t>
-      </w:r>
-      <w:proofErr w:type="spellEnd"/>
-      <w:r>
-        <w:t xml:space="preserve">: Store player responses (id, </w:t>
-      </w:r>
-      <w:proofErr w:type="spellStart"/>
-      <w:r>
-        <w:t>participant_id</w:t>
-      </w:r>
-      <w:proofErr w:type="spellEnd"/>
-      <w:r>
-        <w:t xml:space="preserve">, </w:t>
-      </w:r>
-      <w:proofErr w:type="spellStart"/>
-      <w:r>
-        <w:t>question_id</w:t>
-      </w:r>
-      <w:proofErr w:type="spellEnd"/>
-      <w:r>
-        <w:t xml:space="preserve">, answer, </w:t>
-      </w:r>
-      <w:proofErr w:type="spellStart"/>
-      <w:r>
-        <w:t>is_correct</w:t>
-      </w:r>
-      <w:proofErr w:type="spellEnd"/>
-      <w:r>
-        <w:t xml:space="preserve">, </w:t>
-      </w:r>
-      <w:proofErr w:type="spellStart"/>
-      <w:r>
-        <w:t>points_earned</w:t>
-      </w:r>
-      <w:proofErr w:type="spellEnd"/>
-      <w:r>
-        <w:t xml:space="preserve">, </w:t>
-      </w:r>
-      <w:proofErr w:type="spellStart"/>
-      <w:r>
-        <w:t>response_time</w:t>
-      </w:r>
-      <w:proofErr w:type="spellEnd"/>
-      <w:r>
-        <w:t xml:space="preserve">, </w:t>
-      </w:r>
-      <w:proofErr w:type="spellStart"/>
-      <w:r>
-        <w:t>answered_at</w:t>
-      </w:r>
-      <w:proofErr w:type="spellEnd"/>
-      <w:r>
-        <w:t>)</w:t>
+        <w:rPr>
+          <w:rFonts w:cs="Calibri"/>
+        </w:rPr>
+        <w:t>users: Store user account information (id, username, email, password_hash, role, created_at)</w:t>
+      </w:r>
+    </w:p>
+    <w:p>
+      <w:pPr>
+        <w:numPr>
+          <w:ilvl w:val="0"/>
+          <w:numId w:val="2"/>
+        </w:numPr>
+      </w:pPr>
+      <w:r>
+        <w:rPr>
+          <w:rFonts w:cs="Calibri"/>
+        </w:rPr>
+        <w:t>quizzes: Store quiz metadata (id, user_id, title, description, is_public, created_at)</w:t>
+      </w:r>
+    </w:p>
+    <w:p>
+      <w:pPr>
+        <w:numPr>
+          <w:ilvl w:val="0"/>
+          <w:numId w:val="2"/>
+        </w:numPr>
+      </w:pPr>
+      <w:r>
+        <w:rPr>
+          <w:rFonts w:cs="Calibri"/>
+        </w:rPr>
+        <w:t>questions: Store question content (id, quiz_id, question_text, question_type, options, correct_answer, points, time_limit, question_order)</w:t>
+      </w:r>
+    </w:p>
+    <w:p>
+      <w:pPr>
+        <w:numPr>
+          <w:ilvl w:val="0"/>
+          <w:numId w:val="2"/>
+        </w:numPr>
+      </w:pPr>
+      <w:r>
+        <w:rPr>
+          <w:rFonts w:cs="Calibri"/>
+        </w:rPr>
+        <w:t>game_sessions: Store active game sessions (id, quiz_id, session_code, status, created_at)</w:t>
+      </w:r>
+    </w:p>
+    <w:p>
+      <w:pPr>
+        <w:numPr>
+          <w:ilvl w:val="0"/>
+          <w:numId w:val="2"/>
+        </w:numPr>
+      </w:pPr>
+      <w:r>
+        <w:rPr>
+          <w:rFonts w:cs="Calibri"/>
+        </w:rPr>
+        <w:t>game_participants: Store session participants (id, session_id, nickname, joined_at, streak)</w:t>
+      </w:r>
+    </w:p>
+    <w:p>
+      <w:pPr>
+        <w:numPr>
+          <w:ilvl w:val="0"/>
+          <w:numId w:val="2"/>
+        </w:numPr>
+      </w:pPr>
+      <w:r>
+        <w:rPr>
+          <w:rFonts w:cs="Calibri"/>
+        </w:rPr>
+        <w:t>player_answers: Store player responses (id, participant_id, question_id, answer, is_correct, points_earned, response_time, answered_at)</w:t>
       </w:r>
     </w:p>
     <w:p>
@@ -10585,6 +11818,9 @@
       </w:pPr>
       <w:bookmarkStart w:id="84" w:name="_Toc223732015"/>
       <w:r>
+        <w:rPr>
+          <w:rFonts w:cs="Calibri"/>
+        </w:rPr>
         <w:t>6.2 Internationalization Requirements</w:t>
       </w:r>
       <w:bookmarkEnd w:id="84"/>
@@ -10594,6 +11830,9 @@
         <w:jc w:val="both"/>
       </w:pPr>
       <w:r>
+        <w:rPr>
+          <w:rFonts w:cs="Calibri"/>
+        </w:rPr>
         <w:t>The system is designed for English language users. Future versions may support additional languages.</w:t>
       </w:r>
     </w:p>
@@ -10603,6 +11842,9 @@
       </w:pPr>
       <w:bookmarkStart w:id="85" w:name="_Toc223732016"/>
       <w:r>
+        <w:rPr>
+          <w:rFonts w:cs="Calibri"/>
+        </w:rPr>
         <w:t>6.3 Legal Requirements</w:t>
       </w:r>
       <w:bookmarkEnd w:id="85"/>
@@ -10612,6 +11854,9 @@
         <w:jc w:val="both"/>
       </w:pPr>
       <w:r>
+        <w:rPr>
+          <w:rFonts w:cs="Calibri"/>
+        </w:rPr>
         <w:t>The system shall comply with data protection best practices and protect user privacy. Email addresses shall not be exposed publicly.</w:t>
       </w:r>
     </w:p>
@@ -10621,6 +11866,9 @@
       </w:pPr>
       <w:bookmarkStart w:id="86" w:name="_Toc223732017"/>
       <w:r>
+        <w:rPr>
+          <w:rFonts w:cs="Calibri"/>
+        </w:rPr>
         <w:t>6.4 Future Enhancements</w:t>
       </w:r>
       <w:bookmarkEnd w:id="86"/>
@@ -10630,6 +11878,62 @@
         <w:jc w:val="both"/>
       </w:pPr>
       <w:r>
+        <w:rPr>
+          <w:rFonts w:cs="Calibri"/>
+        </w:rPr>
+        <w:t>The following features were implemented in the current release (Version 3.0):</w:t>
+      </w:r>
+    </w:p>
+    <w:p>
+      <w:pPr>
+        <w:numPr>
+          <w:ilvl w:val="0"/>
+          <w:numId w:val="2"/>
+        </w:numPr>
+      </w:pPr>
+      <w:r>
+        <w:rPr>
+          <w:rFonts w:cs="Calibri"/>
+        </w:rPr>
+        <w:t>Flashcards view for independent study - IMPLEMENTED</w:t>
+      </w:r>
+    </w:p>
+    <w:p>
+      <w:pPr>
+        <w:numPr>
+          <w:ilvl w:val="0"/>
+          <w:numId w:val="2"/>
+        </w:numPr>
+      </w:pPr>
+      <w:r>
+        <w:rPr>
+          <w:rFonts w:cs="Calibri"/>
+        </w:rPr>
+        <w:t>AI-assisted quiz generation from study notes and uploaded documents - IMPLEMENTED</w:t>
+      </w:r>
+    </w:p>
+    <w:p>
+      <w:pPr>
+        <w:numPr>
+          <w:ilvl w:val="0"/>
+          <w:numId w:val="2"/>
+        </w:numPr>
+      </w:pPr>
+      <w:r>
+        <w:rPr>
+          <w:rFonts w:cs="Calibri"/>
+        </w:rPr>
+        <w:t>Tutorial for first-time users - IMPLEMENTED</w:t>
+      </w:r>
+    </w:p>
+    <w:p>
+      <w:pPr>
+        <w:jc w:val="both"/>
+      </w:pPr>
+      <w:r>
+        <w:rPr>
+          <w:rFonts w:cs="Calibri"/>
+        </w:rPr>
         <w:t>The following features are planned for future releases:</w:t>
       </w:r>
     </w:p>
@@ -10641,39 +11945,10 @@
         </w:numPr>
       </w:pPr>
       <w:r>
-        <w:t>Flashcards view for independent study</w:t>
-      </w:r>
-    </w:p>
-    <w:p>
-      <w:pPr>
-        <w:numPr>
-          <w:ilvl w:val="0"/>
-          <w:numId w:val="2"/>
-        </w:numPr>
-      </w:pPr>
-      <w:r>
-        <w:t>AI-assisted quiz generation from study notes</w:t>
-      </w:r>
-    </w:p>
-    <w:p>
-      <w:pPr>
-        <w:numPr>
-          <w:ilvl w:val="0"/>
-          <w:numId w:val="2"/>
-        </w:numPr>
-      </w:pPr>
-      <w:r>
-        <w:t>Tutorial for first-time users</w:t>
-      </w:r>
-    </w:p>
-    <w:p>
-      <w:pPr>
-        <w:numPr>
-          <w:ilvl w:val="0"/>
-          <w:numId w:val="2"/>
-        </w:numPr>
-      </w:pPr>
-      <w:r>
+        <w:rPr>
+          <w:rFonts w:cs="Calibri"/>
+          <w:color w:val="4A4A5A"/>
+        </w:rPr>
         <w:t>Enhanced mobile responsiveness</w:t>
       </w:r>
     </w:p>
@@ -10685,7 +11960,87 @@
         </w:numPr>
       </w:pPr>
       <w:r>
-        <w:t>Accessibility improvements (WCAG 2.1)</w:t>
+        <w:rPr>
+          <w:rFonts w:cs="Calibri"/>
+          <w:color w:val="4A4A5A"/>
+        </w:rPr>
+        <w:t>Accessibility improvements (WCAG 2.1 AA compliance)</w:t>
+      </w:r>
+    </w:p>
+    <w:p>
+      <w:pPr>
+        <w:numPr>
+          <w:ilvl w:val="0"/>
+          <w:numId w:val="2"/>
+        </w:numPr>
+      </w:pPr>
+      <w:r>
+        <w:rPr>
+          <w:rFonts w:cs="Calibri"/>
+          <w:color w:val="4A4A5A"/>
+        </w:rPr>
+        <w:t>Integration with Learning Management Systems (LMS)</w:t>
+      </w:r>
+    </w:p>
+    <w:p>
+      <w:pPr>
+        <w:numPr>
+          <w:ilvl w:val="0"/>
+          <w:numId w:val="2"/>
+        </w:numPr>
+      </w:pPr>
+      <w:r>
+        <w:rPr>
+          <w:rFonts w:cs="Calibri"/>
+          <w:color w:val="4A4A5A"/>
+        </w:rPr>
+        <w:t>Multiplayer team modes for collaborative play</w:t>
+      </w:r>
+    </w:p>
+    <w:p>
+      <w:pPr>
+        <w:numPr>
+          <w:ilvl w:val="0"/>
+          <w:numId w:val="2"/>
+        </w:numPr>
+      </w:pPr>
+      <w:r>
+        <w:rPr>
+          <w:rFonts w:cs="Calibri"/>
+          <w:color w:val="4A4A5A"/>
+        </w:rPr>
+        <w:t>Advanced analytics dashboard with detailed performance reports</w:t>
+      </w:r>
+    </w:p>
+    <w:p>
+      <w:pPr>
+        <w:numPr>
+          <w:ilvl w:val="0"/>
+          <w:numId w:val="2"/>
+        </w:numPr>
+      </w:pPr>
+      <w:r>
+        <w:rPr>
+          <w:rFonts w:cs="Calibri"/>
+          <w:color w:val="4A4A5A"/>
+        </w:rPr>
+        <w:lastRenderedPageBreak/>
+        <w:t>Custom themes and branding options</w:t>
+      </w:r>
+    </w:p>
+    <w:p>
+      <w:pPr>
+        <w:numPr>
+          <w:ilvl w:val="0"/>
+          <w:numId w:val="2"/>
+        </w:numPr>
+      </w:pPr>
+      <w:r>
+        <w:rPr>
+          <w:rFonts w:cs="Calibri"/>
+          <w:color w:val="4A4A5A"/>
+        </w:rPr>
+        <w:t>Question image and video content support</w:t>
       </w:r>
     </w:p>
     <w:p>
@@ -10694,6 +12049,9 @@
       </w:pPr>
       <w:bookmarkStart w:id="87" w:name="_Toc223732018"/>
       <w:r>
+        <w:rPr>
+          <w:rFonts w:cs="Calibri"/>
+        </w:rPr>
         <w:lastRenderedPageBreak/>
         <w:t>Appendix A: Glossary</w:t>
       </w:r>
@@ -10720,8 +12078,8 @@
         <w:tblLook w:val="04A0" w:firstRow="1" w:lastRow="0" w:firstColumn="1" w:lastColumn="0" w:noHBand="0" w:noVBand="1"/>
       </w:tblPr>
       <w:tblGrid>
-        <w:gridCol w:w="1648"/>
-        <w:gridCol w:w="7618"/>
+        <w:gridCol w:w="1773"/>
+        <w:gridCol w:w="7493"/>
       </w:tblGrid>
       <w:tr>
         <w:trPr>
@@ -10729,7 +12087,7 @@
         </w:trPr>
         <w:tc>
           <w:tcPr>
-            <w:tcW w:w="0" w:type="auto"/>
+            <w:tcW w:w="1648" w:type="auto"/>
             <w:shd w:val="clear" w:color="auto" w:fill="E8EEF5"/>
             <w:vAlign w:val="center"/>
           </w:tcPr>
@@ -10740,7 +12098,10 @@
             </w:pPr>
             <w:r>
               <w:rPr>
+                <w:rFonts w:cs="Calibri"/>
                 <w:b/>
+                <w:color w:val="4A7C9B"/>
+                <w:sz w:val="32"/>
               </w:rPr>
               <w:t>Term</w:t>
             </w:r>
@@ -10748,7 +12109,7 @@
         </w:tc>
         <w:tc>
           <w:tcPr>
-            <w:tcW w:w="0" w:type="auto"/>
+            <w:tcW w:w="7618" w:type="auto"/>
             <w:shd w:val="clear" w:color="auto" w:fill="E8EEF5"/>
             <w:vAlign w:val="center"/>
           </w:tcPr>
@@ -10759,7 +12120,10 @@
             </w:pPr>
             <w:r>
               <w:rPr>
+                <w:rFonts w:cs="Calibri"/>
                 <w:b/>
+                <w:color w:val="4A7C9B"/>
+                <w:sz w:val="32"/>
               </w:rPr>
               <w:t>Definition</w:t>
             </w:r>
@@ -10769,7 +12133,7 @@
       <w:tr>
         <w:tc>
           <w:tcPr>
-            <w:tcW w:w="0" w:type="auto"/>
+            <w:tcW w:w="1648" w:type="auto"/>
             <w:vAlign w:val="center"/>
           </w:tcPr>
           <w:p>
@@ -10777,13 +12141,17 @@
               <w:spacing w:after="0"/>
             </w:pPr>
             <w:r>
+              <w:rPr>
+                <w:rFonts w:cs="Calibri"/>
+                <w:color w:val="4A4A5A"/>
+              </w:rPr>
               <w:t>Host</w:t>
             </w:r>
           </w:p>
         </w:tc>
         <w:tc>
           <w:tcPr>
-            <w:tcW w:w="0" w:type="auto"/>
+            <w:tcW w:w="7618" w:type="auto"/>
             <w:vAlign w:val="center"/>
           </w:tcPr>
           <w:p>
@@ -10791,6 +12159,10 @@
               <w:spacing w:after="0"/>
             </w:pPr>
             <w:r>
+              <w:rPr>
+                <w:rFonts w:cs="Calibri"/>
+                <w:color w:val="4A4A5A"/>
+              </w:rPr>
               <w:t>A user who creates and manages quizzes and hosts game sessions</w:t>
             </w:r>
           </w:p>
@@ -10799,7 +12171,7 @@
       <w:tr>
         <w:tc>
           <w:tcPr>
-            <w:tcW w:w="0" w:type="auto"/>
+            <w:tcW w:w="1648" w:type="auto"/>
             <w:vAlign w:val="center"/>
           </w:tcPr>
           <w:p>
@@ -10807,13 +12179,17 @@
               <w:spacing w:after="0"/>
             </w:pPr>
             <w:r>
+              <w:rPr>
+                <w:rFonts w:cs="Calibri"/>
+                <w:color w:val="4A4A5A"/>
+              </w:rPr>
               <w:t>Player</w:t>
             </w:r>
           </w:p>
         </w:tc>
         <w:tc>
           <w:tcPr>
-            <w:tcW w:w="0" w:type="auto"/>
+            <w:tcW w:w="7618" w:type="auto"/>
             <w:vAlign w:val="center"/>
           </w:tcPr>
           <w:p>
@@ -10821,6 +12197,10 @@
               <w:spacing w:after="0"/>
             </w:pPr>
             <w:r>
+              <w:rPr>
+                <w:rFonts w:cs="Calibri"/>
+                <w:color w:val="4A4A5A"/>
+              </w:rPr>
               <w:t>A participant who joins and plays in quiz sessions</w:t>
             </w:r>
           </w:p>
@@ -10829,7 +12209,7 @@
       <w:tr>
         <w:tc>
           <w:tcPr>
-            <w:tcW w:w="0" w:type="auto"/>
+            <w:tcW w:w="1648" w:type="auto"/>
             <w:vAlign w:val="center"/>
           </w:tcPr>
           <w:p>
@@ -10837,13 +12217,17 @@
               <w:spacing w:after="0"/>
             </w:pPr>
             <w:r>
+              <w:rPr>
+                <w:rFonts w:cs="Calibri"/>
+                <w:color w:val="4A4A5A"/>
+              </w:rPr>
               <w:t>Quiz</w:t>
             </w:r>
           </w:p>
         </w:tc>
         <w:tc>
           <w:tcPr>
-            <w:tcW w:w="0" w:type="auto"/>
+            <w:tcW w:w="7618" w:type="auto"/>
             <w:vAlign w:val="center"/>
           </w:tcPr>
           <w:p>
@@ -10851,6 +12235,10 @@
               <w:spacing w:after="0"/>
             </w:pPr>
             <w:r>
+              <w:rPr>
+                <w:rFonts w:cs="Calibri"/>
+                <w:color w:val="4A4A5A"/>
+              </w:rPr>
               <w:t>A collection of questions created by a host</w:t>
             </w:r>
           </w:p>
@@ -10859,7 +12247,7 @@
       <w:tr>
         <w:tc>
           <w:tcPr>
-            <w:tcW w:w="0" w:type="auto"/>
+            <w:tcW w:w="1648" w:type="auto"/>
             <w:vAlign w:val="center"/>
           </w:tcPr>
           <w:p>
@@ -10867,13 +12255,17 @@
               <w:spacing w:after="0"/>
             </w:pPr>
             <w:r>
+              <w:rPr>
+                <w:rFonts w:cs="Calibri"/>
+                <w:color w:val="4A4A5A"/>
+              </w:rPr>
               <w:t>Question</w:t>
             </w:r>
           </w:p>
         </w:tc>
         <w:tc>
           <w:tcPr>
-            <w:tcW w:w="0" w:type="auto"/>
+            <w:tcW w:w="7618" w:type="auto"/>
             <w:vAlign w:val="center"/>
           </w:tcPr>
           <w:p>
@@ -10881,6 +12273,10 @@
               <w:spacing w:after="0"/>
             </w:pPr>
             <w:r>
+              <w:rPr>
+                <w:rFonts w:cs="Calibri"/>
+                <w:color w:val="4A4A5A"/>
+              </w:rPr>
               <w:t>A single quiz item with text, type, options, and correct answer</w:t>
             </w:r>
           </w:p>
@@ -10889,7 +12285,7 @@
       <w:tr>
         <w:tc>
           <w:tcPr>
-            <w:tcW w:w="0" w:type="auto"/>
+            <w:tcW w:w="1648" w:type="auto"/>
             <w:vAlign w:val="center"/>
           </w:tcPr>
           <w:p>
@@ -10897,13 +12293,17 @@
               <w:spacing w:after="0"/>
             </w:pPr>
             <w:r>
+              <w:rPr>
+                <w:rFonts w:cs="Calibri"/>
+                <w:color w:val="4A4A5A"/>
+              </w:rPr>
               <w:t>Game Session</w:t>
             </w:r>
           </w:p>
         </w:tc>
         <w:tc>
           <w:tcPr>
-            <w:tcW w:w="0" w:type="auto"/>
+            <w:tcW w:w="7618" w:type="auto"/>
             <w:vAlign w:val="center"/>
           </w:tcPr>
           <w:p>
@@ -10911,6 +12311,10 @@
               <w:spacing w:after="0"/>
             </w:pPr>
             <w:r>
+              <w:rPr>
+                <w:rFonts w:cs="Calibri"/>
+                <w:color w:val="4A4A5A"/>
+              </w:rPr>
               <w:t>A live instance of a quiz being played by multiple participants</w:t>
             </w:r>
           </w:p>
@@ -10919,7 +12323,7 @@
       <w:tr>
         <w:tc>
           <w:tcPr>
-            <w:tcW w:w="0" w:type="auto"/>
+            <w:tcW w:w="1648" w:type="auto"/>
             <w:vAlign w:val="center"/>
           </w:tcPr>
           <w:p>
@@ -10927,13 +12331,17 @@
               <w:spacing w:after="0"/>
             </w:pPr>
             <w:r>
+              <w:rPr>
+                <w:rFonts w:cs="Calibri"/>
+                <w:color w:val="4A4A5A"/>
+              </w:rPr>
               <w:t>Session Code</w:t>
             </w:r>
           </w:p>
         </w:tc>
         <w:tc>
           <w:tcPr>
-            <w:tcW w:w="0" w:type="auto"/>
+            <w:tcW w:w="7618" w:type="auto"/>
             <w:vAlign w:val="center"/>
           </w:tcPr>
           <w:p>
@@ -10941,6 +12349,10 @@
               <w:spacing w:after="0"/>
             </w:pPr>
             <w:r>
+              <w:rPr>
+                <w:rFonts w:cs="Calibri"/>
+                <w:color w:val="4A4A5A"/>
+              </w:rPr>
               <w:t>A unique code used by players to join a game session</w:t>
             </w:r>
           </w:p>
@@ -10949,7 +12361,7 @@
       <w:tr>
         <w:tc>
           <w:tcPr>
-            <w:tcW w:w="0" w:type="auto"/>
+            <w:tcW w:w="1648" w:type="auto"/>
             <w:vAlign w:val="center"/>
           </w:tcPr>
           <w:p>
@@ -10957,13 +12369,17 @@
               <w:spacing w:after="0"/>
             </w:pPr>
             <w:r>
+              <w:rPr>
+                <w:rFonts w:cs="Calibri"/>
+                <w:color w:val="4A4A5A"/>
+              </w:rPr>
               <w:t>Leaderboard</w:t>
             </w:r>
           </w:p>
         </w:tc>
         <w:tc>
           <w:tcPr>
-            <w:tcW w:w="0" w:type="auto"/>
+            <w:tcW w:w="7618" w:type="auto"/>
             <w:vAlign w:val="center"/>
           </w:tcPr>
           <w:p>
@@ -10971,6 +12387,10 @@
               <w:spacing w:after="0"/>
             </w:pPr>
             <w:r>
+              <w:rPr>
+                <w:rFonts w:cs="Calibri"/>
+                <w:color w:val="4A4A5A"/>
+              </w:rPr>
               <w:t>A ranked list of players by score during or after a game</w:t>
             </w:r>
           </w:p>
@@ -10979,7 +12399,7 @@
       <w:tr>
         <w:tc>
           <w:tcPr>
-            <w:tcW w:w="0" w:type="auto"/>
+            <w:tcW w:w="1648" w:type="auto"/>
             <w:vAlign w:val="center"/>
           </w:tcPr>
           <w:p>
@@ -10987,13 +12407,17 @@
               <w:spacing w:after="0"/>
             </w:pPr>
             <w:r>
+              <w:rPr>
+                <w:rFonts w:cs="Calibri"/>
+                <w:color w:val="4A4A5A"/>
+              </w:rPr>
               <w:t>Solo Mode</w:t>
             </w:r>
           </w:p>
         </w:tc>
         <w:tc>
           <w:tcPr>
-            <w:tcW w:w="0" w:type="auto"/>
+            <w:tcW w:w="7618" w:type="auto"/>
             <w:vAlign w:val="center"/>
           </w:tcPr>
           <w:p>
@@ -11001,6 +12425,10 @@
               <w:spacing w:after="0"/>
             </w:pPr>
             <w:r>
+              <w:rPr>
+                <w:rFonts w:cs="Calibri"/>
+                <w:color w:val="4A4A5A"/>
+              </w:rPr>
               <w:t>A practice mode allowing users to play quizzes independently</w:t>
             </w:r>
           </w:p>
@@ -11009,7 +12437,7 @@
       <w:tr>
         <w:tc>
           <w:tcPr>
-            <w:tcW w:w="0" w:type="auto"/>
+            <w:tcW w:w="1648" w:type="auto"/>
             <w:vAlign w:val="center"/>
           </w:tcPr>
           <w:p>
@@ -11017,13 +12445,17 @@
               <w:spacing w:after="0"/>
             </w:pPr>
             <w:r>
+              <w:rPr>
+                <w:rFonts w:cs="Calibri"/>
+                <w:color w:val="4A4A5A"/>
+              </w:rPr>
               <w:t>WebSocket</w:t>
             </w:r>
           </w:p>
         </w:tc>
         <w:tc>
           <w:tcPr>
-            <w:tcW w:w="0" w:type="auto"/>
+            <w:tcW w:w="7618" w:type="auto"/>
             <w:vAlign w:val="center"/>
           </w:tcPr>
           <w:p>
@@ -11031,6 +12463,10 @@
               <w:spacing w:after="0"/>
             </w:pPr>
             <w:r>
+              <w:rPr>
+                <w:rFonts w:cs="Calibri"/>
+                <w:color w:val="4A4A5A"/>
+              </w:rPr>
               <w:t>A protocol enabling real-time bidirectional communication</w:t>
             </w:r>
           </w:p>
@@ -11039,23 +12475,7 @@
       <w:tr>
         <w:tc>
           <w:tcPr>
-            <w:tcW w:w="0" w:type="auto"/>
-            <w:vAlign w:val="center"/>
-          </w:tcPr>
-          <w:p>
-            <w:pPr>
-              <w:spacing w:after="0"/>
-            </w:pPr>
-            <w:proofErr w:type="spellStart"/>
-            <w:r>
-              <w:t>SocketIO</w:t>
-            </w:r>
-            <w:proofErr w:type="spellEnd"/>
-          </w:p>
-        </w:tc>
-        <w:tc>
-          <w:tcPr>
-            <w:tcW w:w="0" w:type="auto"/>
+            <w:tcW w:w="1648" w:type="auto"/>
             <w:vAlign w:val="center"/>
           </w:tcPr>
           <w:p>
@@ -11063,6 +12483,28 @@
               <w:spacing w:after="0"/>
             </w:pPr>
             <w:r>
+              <w:rPr>
+                <w:rFonts w:cs="Calibri"/>
+                <w:color w:val="4A4A5A"/>
+              </w:rPr>
+              <w:t>SocketIO</w:t>
+            </w:r>
+          </w:p>
+        </w:tc>
+        <w:tc>
+          <w:tcPr>
+            <w:tcW w:w="7618" w:type="auto"/>
+            <w:vAlign w:val="center"/>
+          </w:tcPr>
+          <w:p>
+            <w:pPr>
+              <w:spacing w:after="0"/>
+            </w:pPr>
+            <w:r>
+              <w:rPr>
+                <w:rFonts w:cs="Calibri"/>
+                <w:color w:val="4A4A5A"/>
+              </w:rPr>
               <w:t>A library that enables real-time event-based communication</w:t>
             </w:r>
           </w:p>
@@ -11071,7 +12513,7 @@
       <w:tr>
         <w:tc>
           <w:tcPr>
-            <w:tcW w:w="0" w:type="auto"/>
+            <w:tcW w:w="1648" w:type="auto"/>
             <w:vAlign w:val="center"/>
           </w:tcPr>
           <w:p>
@@ -11079,13 +12521,17 @@
               <w:spacing w:after="0"/>
             </w:pPr>
             <w:r>
+              <w:rPr>
+                <w:rFonts w:cs="Calibri"/>
+                <w:color w:val="4A4A5A"/>
+              </w:rPr>
               <w:t>Tailwind CSS</w:t>
             </w:r>
           </w:p>
         </w:tc>
         <w:tc>
           <w:tcPr>
-            <w:tcW w:w="0" w:type="auto"/>
+            <w:tcW w:w="7618" w:type="auto"/>
             <w:vAlign w:val="center"/>
           </w:tcPr>
           <w:p>
@@ -11093,6 +12539,10 @@
               <w:spacing w:after="0"/>
             </w:pPr>
             <w:r>
+              <w:rPr>
+                <w:rFonts w:cs="Calibri"/>
+                <w:color w:val="4A4A5A"/>
+              </w:rPr>
               <w:t>A utility-first CSS framework for responsive design</w:t>
             </w:r>
           </w:p>
@@ -11101,7 +12551,7 @@
       <w:tr>
         <w:tc>
           <w:tcPr>
-            <w:tcW w:w="0" w:type="auto"/>
+            <w:tcW w:w="1648" w:type="auto"/>
             <w:vAlign w:val="center"/>
           </w:tcPr>
           <w:p>
@@ -11109,13 +12559,17 @@
               <w:spacing w:after="0"/>
             </w:pPr>
             <w:r>
+              <w:rPr>
+                <w:rFonts w:cs="Calibri"/>
+                <w:color w:val="4A4A5A"/>
+              </w:rPr>
               <w:t>Flask</w:t>
             </w:r>
           </w:p>
         </w:tc>
         <w:tc>
           <w:tcPr>
-            <w:tcW w:w="0" w:type="auto"/>
+            <w:tcW w:w="7618" w:type="auto"/>
             <w:vAlign w:val="center"/>
           </w:tcPr>
           <w:p>
@@ -11123,6 +12577,10 @@
               <w:spacing w:after="0"/>
             </w:pPr>
             <w:r>
+              <w:rPr>
+                <w:rFonts w:cs="Calibri"/>
+                <w:color w:val="4A4A5A"/>
+              </w:rPr>
               <w:t>A Python web framework for building web applications</w:t>
             </w:r>
           </w:p>
@@ -11131,7 +12589,7 @@
       <w:tr>
         <w:tc>
           <w:tcPr>
-            <w:tcW w:w="0" w:type="auto"/>
+            <w:tcW w:w="1648" w:type="auto"/>
             <w:vAlign w:val="center"/>
           </w:tcPr>
           <w:p>
@@ -11139,13 +12597,17 @@
               <w:spacing w:after="0"/>
             </w:pPr>
             <w:r>
+              <w:rPr>
+                <w:rFonts w:cs="Calibri"/>
+                <w:color w:val="4A4A5A"/>
+              </w:rPr>
               <w:t>PBKDF2</w:t>
             </w:r>
           </w:p>
         </w:tc>
         <w:tc>
           <w:tcPr>
-            <w:tcW w:w="0" w:type="auto"/>
+            <w:tcW w:w="7618" w:type="auto"/>
             <w:vAlign w:val="center"/>
           </w:tcPr>
           <w:p>
@@ -11153,7 +12615,201 @@
               <w:spacing w:after="0"/>
             </w:pPr>
             <w:r>
+              <w:rPr>
+                <w:rFonts w:cs="Calibri"/>
+                <w:color w:val="4A4A5A"/>
+              </w:rPr>
               <w:t>Password-Based Key Derivation Function 2 - a password hashing algorithm</w:t>
+            </w:r>
+          </w:p>
+        </w:tc>
+      </w:tr>
+      <w:tr>
+        <w:tc>
+          <w:tcPr>
+            <w:tcW w:w="1648" w:type="auto"/>
+            <w:vAlign w:val="center"/>
+          </w:tcPr>
+          <w:p>
+            <w:pPr>
+              <w:spacing w:after="0"/>
+            </w:pPr>
+            <w:r>
+              <w:rPr>
+                <w:rFonts w:cs="Calibri"/>
+                <w:color w:val="4A4A5A"/>
+              </w:rPr>
+              <w:t>Streak Bonus</w:t>
+            </w:r>
+          </w:p>
+        </w:tc>
+        <w:tc>
+          <w:tcPr>
+            <w:tcW w:w="7618" w:type="auto"/>
+            <w:vAlign w:val="center"/>
+          </w:tcPr>
+          <w:p>
+            <w:pPr>
+              <w:spacing w:after="0"/>
+            </w:pPr>
+            <w:r>
+              <w:rPr>
+                <w:rFonts w:cs="Calibri"/>
+                <w:color w:val="4A4A5A"/>
+              </w:rPr>
+              <w:t>A progressive scoring reward granting +100 points per consecutive correct answer, capped at +500, resetting on incorrect answers</w:t>
+            </w:r>
+          </w:p>
+        </w:tc>
+      </w:tr>
+      <w:tr>
+        <w:tc>
+          <w:tcPr>
+            <w:tcW w:w="1648" w:type="auto"/>
+            <w:vAlign w:val="center"/>
+          </w:tcPr>
+          <w:p>
+            <w:pPr>
+              <w:spacing w:after="0"/>
+            </w:pPr>
+            <w:r>
+              <w:rPr>
+                <w:rFonts w:cs="Calibri"/>
+                <w:color w:val="4A4A5A"/>
+              </w:rPr>
+              <w:t>AI Quiz Generation</w:t>
+            </w:r>
+          </w:p>
+        </w:tc>
+        <w:tc>
+          <w:tcPr>
+            <w:tcW w:w="7618" w:type="auto"/>
+            <w:vAlign w:val="center"/>
+          </w:tcPr>
+          <w:p>
+            <w:pPr>
+              <w:spacing w:after="0"/>
+            </w:pPr>
+            <w:r>
+              <w:rPr>
+                <w:rFonts w:cs="Calibri"/>
+                <w:color w:val="4A4A5A"/>
+              </w:rPr>
+              <w:t>A feature using Google Gemini API to generate quizzes from topics or uploaded documents</w:t>
+            </w:r>
+          </w:p>
+        </w:tc>
+      </w:tr>
+      <w:tr>
+        <w:tc>
+          <w:tcPr>
+            <w:tcW w:w="1648" w:type="auto"/>
+            <w:vAlign w:val="center"/>
+          </w:tcPr>
+          <w:p>
+            <w:pPr>
+              <w:spacing w:after="0"/>
+            </w:pPr>
+            <w:r>
+              <w:rPr>
+                <w:rFonts w:cs="Calibri"/>
+                <w:color w:val="4A4A5A"/>
+              </w:rPr>
+              <w:t>Flashcards</w:t>
+            </w:r>
+          </w:p>
+        </w:tc>
+        <w:tc>
+          <w:tcPr>
+            <w:tcW w:w="7618" w:type="auto"/>
+            <w:vAlign w:val="center"/>
+          </w:tcPr>
+          <w:p>
+            <w:pPr>
+              <w:spacing w:after="0"/>
+            </w:pPr>
+            <w:r>
+              <w:rPr>
+                <w:rFonts w:cs="Calibri"/>
+                <w:color w:val="4A4A5A"/>
+              </w:rPr>
+              <w:t>An independent study mode with interactive 3D-flipping cards for reviewing quiz content</w:t>
+            </w:r>
+          </w:p>
+        </w:tc>
+      </w:tr>
+      <w:tr>
+        <w:tc>
+          <w:tcPr>
+            <w:tcW w:w="1648" w:type="auto"/>
+            <w:vAlign w:val="center"/>
+          </w:tcPr>
+          <w:p>
+            <w:pPr>
+              <w:spacing w:after="0"/>
+            </w:pPr>
+            <w:r>
+              <w:rPr>
+                <w:rFonts w:cs="Calibri"/>
+                <w:color w:val="4A4A5A"/>
+              </w:rPr>
+              <w:t>Proportional Scoring</w:t>
+            </w:r>
+          </w:p>
+        </w:tc>
+        <w:tc>
+          <w:tcPr>
+            <w:tcW w:w="7618" w:type="auto"/>
+            <w:vAlign w:val="center"/>
+          </w:tcPr>
+          <w:p>
+            <w:pPr>
+              <w:spacing w:after="0"/>
+            </w:pPr>
+            <w:r>
+              <w:rPr>
+                <w:rFonts w:cs="Calibri"/>
+                <w:color w:val="4A4A5A"/>
+              </w:rPr>
+              <w:t>Scoring formula: floor((1 - ((response_time / question_timer) / 2)) * points_possible)</w:t>
+            </w:r>
+          </w:p>
+        </w:tc>
+      </w:tr>
+      <w:tr>
+        <w:tc>
+          <w:tcPr>
+            <w:tcW w:w="1648" w:type="auto"/>
+            <w:vAlign w:val="center"/>
+          </w:tcPr>
+          <w:p>
+            <w:pPr>
+              <w:spacing w:after="0"/>
+            </w:pPr>
+            <w:r>
+              <w:rPr>
+                <w:rFonts w:cs="Calibri"/>
+                <w:color w:val="4A4A5A"/>
+              </w:rPr>
+              <w:t>Answer Distribution</w:t>
+            </w:r>
+          </w:p>
+        </w:tc>
+        <w:tc>
+          <w:tcPr>
+            <w:tcW w:w="7618" w:type="auto"/>
+            <w:vAlign w:val="center"/>
+          </w:tcPr>
+          <w:p>
+            <w:pPr>
+              <w:spacing w:after="0"/>
+            </w:pPr>
+            <w:r>
+              <w:rPr>
+                <w:rFonts w:cs="Calibri"/>
+                <w:color w:val="4A4A5A"/>
+              </w:rPr>
+              <w:t>A bar chart showing percentage breakdown of player answer choices per round</w:t>
             </w:r>
           </w:p>
         </w:tc>
